--- a/tables/model_table.docx
+++ b/tables/model_table.docx
@@ -486,6 +486,112 @@
                 <w:szCs w:val="22"/>
                 <w:color w:val="000000"/>
               </w:rPr>
+              <w:t xml:space="preserve">0.26***</w:t>
+            </w:r>
+          </w:p>
+        </w:tc>
+        <w:tc>
+          <w:tcPr>
+            <w:tcBorders>
+              <w:bottom w:val="none" w:sz="0" w:space="0" w:color="000000"/>
+              <w:top w:val="single" w:sz="12" w:space="0" w:color="666666"/>
+              <w:left w:val="none" w:sz="0" w:space="0" w:color="000000"/>
+              <w:right w:val="none" w:sz="0" w:space="0" w:color="000000"/>
+            </w:tcBorders>
+            <w:shd w:val="clear" w:color="auto" w:fill="FFFFFF"/>
+            <w:tcMar>
+              <w:top w:w="0" w:type="dxa"/>
+              <w:bottom w:w="0" w:type="dxa"/>
+              <w:left w:w="0" w:type="dxa"/>
+              <w:right w:w="0" w:type="dxa"/>
+            </w:tcMar>
+            <w:vAlign w:val="center"/>
+          </w:tcPr>
+          <w:p>
+            <w:pPr>
+              <w:pStyle w:val="Normal"/>
+              <w:jc w:val="left"/>
+              <w:pBdr>
+                <w:bottom w:val="none" w:sz="0" w:space="0" w:color="000000"/>
+                <w:top w:val="none" w:sz="0" w:space="0" w:color="000000"/>
+                <w:left w:val="none" w:sz="0" w:space="0" w:color="000000"/>
+                <w:right w:val="none" w:sz="0" w:space="0" w:color="000000"/>
+              </w:pBdr>
+              <w:spacing w:after="100" w:before="100" w:line="240"/>
+              <w:ind w:left="100" w:right="100" w:firstLine="0" w:firstLineChars="0"/>
+              <w:rPr>
+                <w:rFonts w:ascii="Helvetica" w:hAnsi="Helvetica" w:eastAsia="Helvetica" w:cs="Helvetica"/>
+                <w:i w:val="false"/>
+                <w:b w:val="false"/>
+                <w:u w:val="none"/>
+                <w:sz w:val="22"/>
+                <w:szCs w:val="22"/>
+                <w:color w:val="000000"/>
+              </w:rPr>
+            </w:pPr>
+            <w:r>
+              <w:rPr>
+                <w:rFonts w:ascii="Helvetica" w:hAnsi="Helvetica" w:eastAsia="Helvetica" w:cs="Helvetica"/>
+                <w:i w:val="false"/>
+                <w:b w:val="false"/>
+                <w:u w:val="none"/>
+                <w:sz w:val="22"/>
+                <w:szCs w:val="22"/>
+                <w:color w:val="000000"/>
+              </w:rPr>
+              <w:t xml:space="preserve"/>
+            </w:r>
+          </w:p>
+        </w:tc>
+        <w:tc>
+          <w:tcPr>
+            <w:tcBorders>
+              <w:bottom w:val="none" w:sz="0" w:space="0" w:color="000000"/>
+              <w:top w:val="single" w:sz="12" w:space="0" w:color="666666"/>
+              <w:left w:val="none" w:sz="0" w:space="0" w:color="000000"/>
+              <w:right w:val="none" w:sz="0" w:space="0" w:color="000000"/>
+            </w:tcBorders>
+            <w:shd w:val="clear" w:color="auto" w:fill="FFFFFF"/>
+            <w:tcMar>
+              <w:top w:w="0" w:type="dxa"/>
+              <w:bottom w:w="0" w:type="dxa"/>
+              <w:left w:w="0" w:type="dxa"/>
+              <w:right w:w="0" w:type="dxa"/>
+            </w:tcMar>
+            <w:vAlign w:val="center"/>
+          </w:tcPr>
+          <w:p>
+            <w:pPr>
+              <w:pStyle w:val="Normal"/>
+              <w:jc w:val="left"/>
+              <w:pBdr>
+                <w:bottom w:val="none" w:sz="0" w:space="0" w:color="000000"/>
+                <w:top w:val="none" w:sz="0" w:space="0" w:color="000000"/>
+                <w:left w:val="none" w:sz="0" w:space="0" w:color="000000"/>
+                <w:right w:val="none" w:sz="0" w:space="0" w:color="000000"/>
+              </w:pBdr>
+              <w:spacing w:after="100" w:before="100" w:line="240"/>
+              <w:ind w:left="100" w:right="100" w:firstLine="0" w:firstLineChars="0"/>
+              <w:rPr>
+                <w:rFonts w:ascii="Helvetica" w:hAnsi="Helvetica" w:eastAsia="Helvetica" w:cs="Helvetica"/>
+                <w:i w:val="false"/>
+                <w:b w:val="false"/>
+                <w:u w:val="none"/>
+                <w:sz w:val="22"/>
+                <w:szCs w:val="22"/>
+                <w:color w:val="000000"/>
+              </w:rPr>
+            </w:pPr>
+            <w:r>
+              <w:rPr>
+                <w:rFonts w:ascii="Helvetica" w:hAnsi="Helvetica" w:eastAsia="Helvetica" w:cs="Helvetica"/>
+                <w:i w:val="false"/>
+                <w:b w:val="false"/>
+                <w:u w:val="none"/>
+                <w:sz w:val="22"/>
+                <w:szCs w:val="22"/>
+                <w:color w:val="000000"/>
+              </w:rPr>
               <w:t xml:space="preserve">0.25***</w:t>
             </w:r>
           </w:p>
@@ -539,113 +645,7 @@
                 <w:szCs w:val="22"/>
                 <w:color w:val="000000"/>
               </w:rPr>
-              <w:t xml:space="preserve"/>
-            </w:r>
-          </w:p>
-        </w:tc>
-        <w:tc>
-          <w:tcPr>
-            <w:tcBorders>
-              <w:bottom w:val="none" w:sz="0" w:space="0" w:color="000000"/>
-              <w:top w:val="single" w:sz="12" w:space="0" w:color="666666"/>
-              <w:left w:val="none" w:sz="0" w:space="0" w:color="000000"/>
-              <w:right w:val="none" w:sz="0" w:space="0" w:color="000000"/>
-            </w:tcBorders>
-            <w:shd w:val="clear" w:color="auto" w:fill="FFFFFF"/>
-            <w:tcMar>
-              <w:top w:w="0" w:type="dxa"/>
-              <w:bottom w:w="0" w:type="dxa"/>
-              <w:left w:w="0" w:type="dxa"/>
-              <w:right w:w="0" w:type="dxa"/>
-            </w:tcMar>
-            <w:vAlign w:val="center"/>
-          </w:tcPr>
-          <w:p>
-            <w:pPr>
-              <w:pStyle w:val="Normal"/>
-              <w:jc w:val="left"/>
-              <w:pBdr>
-                <w:bottom w:val="none" w:sz="0" w:space="0" w:color="000000"/>
-                <w:top w:val="none" w:sz="0" w:space="0" w:color="000000"/>
-                <w:left w:val="none" w:sz="0" w:space="0" w:color="000000"/>
-                <w:right w:val="none" w:sz="0" w:space="0" w:color="000000"/>
-              </w:pBdr>
-              <w:spacing w:after="100" w:before="100" w:line="240"/>
-              <w:ind w:left="100" w:right="100" w:firstLine="0" w:firstLineChars="0"/>
-              <w:rPr>
-                <w:rFonts w:ascii="Helvetica" w:hAnsi="Helvetica" w:eastAsia="Helvetica" w:cs="Helvetica"/>
-                <w:i w:val="false"/>
-                <w:b w:val="false"/>
-                <w:u w:val="none"/>
-                <w:sz w:val="22"/>
-                <w:szCs w:val="22"/>
-                <w:color w:val="000000"/>
-              </w:rPr>
-            </w:pPr>
-            <w:r>
-              <w:rPr>
-                <w:rFonts w:ascii="Helvetica" w:hAnsi="Helvetica" w:eastAsia="Helvetica" w:cs="Helvetica"/>
-                <w:i w:val="false"/>
-                <w:b w:val="false"/>
-                <w:u w:val="none"/>
-                <w:sz w:val="22"/>
-                <w:szCs w:val="22"/>
-                <w:color w:val="000000"/>
-              </w:rPr>
-              <w:t xml:space="preserve">0.24***</w:t>
-            </w:r>
-          </w:p>
-        </w:tc>
-        <w:tc>
-          <w:tcPr>
-            <w:tcBorders>
-              <w:bottom w:val="none" w:sz="0" w:space="0" w:color="000000"/>
-              <w:top w:val="single" w:sz="12" w:space="0" w:color="666666"/>
-              <w:left w:val="none" w:sz="0" w:space="0" w:color="000000"/>
-              <w:right w:val="none" w:sz="0" w:space="0" w:color="000000"/>
-            </w:tcBorders>
-            <w:shd w:val="clear" w:color="auto" w:fill="FFFFFF"/>
-            <w:tcMar>
-              <w:top w:w="0" w:type="dxa"/>
-              <w:bottom w:w="0" w:type="dxa"/>
-              <w:left w:w="0" w:type="dxa"/>
-              <w:right w:w="0" w:type="dxa"/>
-            </w:tcMar>
-            <w:vAlign w:val="center"/>
-          </w:tcPr>
-          <w:p>
-            <w:pPr>
-              <w:pStyle w:val="Normal"/>
-              <w:jc w:val="left"/>
-              <w:pBdr>
-                <w:bottom w:val="none" w:sz="0" w:space="0" w:color="000000"/>
-                <w:top w:val="none" w:sz="0" w:space="0" w:color="000000"/>
-                <w:left w:val="none" w:sz="0" w:space="0" w:color="000000"/>
-                <w:right w:val="none" w:sz="0" w:space="0" w:color="000000"/>
-              </w:pBdr>
-              <w:spacing w:after="100" w:before="100" w:line="240"/>
-              <w:ind w:left="100" w:right="100" w:firstLine="0" w:firstLineChars="0"/>
-              <w:rPr>
-                <w:rFonts w:ascii="Helvetica" w:hAnsi="Helvetica" w:eastAsia="Helvetica" w:cs="Helvetica"/>
-                <w:i w:val="false"/>
-                <w:b w:val="false"/>
-                <w:u w:val="none"/>
-                <w:sz w:val="22"/>
-                <w:szCs w:val="22"/>
-                <w:color w:val="000000"/>
-              </w:rPr>
-            </w:pPr>
-            <w:r>
-              <w:rPr>
-                <w:rFonts w:ascii="Helvetica" w:hAnsi="Helvetica" w:eastAsia="Helvetica" w:cs="Helvetica"/>
-                <w:i w:val="false"/>
-                <w:b w:val="false"/>
-                <w:u w:val="none"/>
-                <w:sz w:val="22"/>
-                <w:szCs w:val="22"/>
-                <w:color w:val="000000"/>
-              </w:rPr>
-              <w:t xml:space="preserve">0.26***</w:t>
+              <w:t xml:space="preserve">0.27***</w:t>
             </w:r>
           </w:p>
         </w:tc>
@@ -1383,113 +1383,113 @@
                 <w:szCs w:val="22"/>
                 <w:color w:val="000000"/>
               </w:rPr>
+              <w:t xml:space="preserve">-0.06</w:t>
+            </w:r>
+          </w:p>
+        </w:tc>
+        <w:tc>
+          <w:tcPr>
+            <w:tcBorders>
+              <w:bottom w:val="none" w:sz="0" w:space="0" w:color="000000"/>
+              <w:top w:val="single" w:sz="12" w:space="0" w:color="666666"/>
+              <w:left w:val="none" w:sz="0" w:space="0" w:color="000000"/>
+              <w:right w:val="none" w:sz="0" w:space="0" w:color="000000"/>
+            </w:tcBorders>
+            <w:shd w:val="clear" w:color="auto" w:fill="FFFFFF"/>
+            <w:tcMar>
+              <w:top w:w="0" w:type="dxa"/>
+              <w:bottom w:w="0" w:type="dxa"/>
+              <w:left w:w="0" w:type="dxa"/>
+              <w:right w:w="0" w:type="dxa"/>
+            </w:tcMar>
+            <w:vAlign w:val="center"/>
+          </w:tcPr>
+          <w:p>
+            <w:pPr>
+              <w:pStyle w:val="Normal"/>
+              <w:jc w:val="left"/>
+              <w:pBdr>
+                <w:bottom w:val="none" w:sz="0" w:space="0" w:color="000000"/>
+                <w:top w:val="none" w:sz="0" w:space="0" w:color="000000"/>
+                <w:left w:val="none" w:sz="0" w:space="0" w:color="000000"/>
+                <w:right w:val="none" w:sz="0" w:space="0" w:color="000000"/>
+              </w:pBdr>
+              <w:spacing w:after="100" w:before="100" w:line="240"/>
+              <w:ind w:left="100" w:right="100" w:firstLine="0" w:firstLineChars="0"/>
+              <w:rPr>
+                <w:rFonts w:ascii="Helvetica" w:hAnsi="Helvetica" w:eastAsia="Helvetica" w:cs="Helvetica"/>
+                <w:i w:val="false"/>
+                <w:b w:val="false"/>
+                <w:u w:val="none"/>
+                <w:sz w:val="22"/>
+                <w:szCs w:val="22"/>
+                <w:color w:val="000000"/>
+              </w:rPr>
+            </w:pPr>
+            <w:r>
+              <w:rPr>
+                <w:rFonts w:ascii="Helvetica" w:hAnsi="Helvetica" w:eastAsia="Helvetica" w:cs="Helvetica"/>
+                <w:i w:val="false"/>
+                <w:b w:val="false"/>
+                <w:u w:val="none"/>
+                <w:sz w:val="22"/>
+                <w:szCs w:val="22"/>
+                <w:color w:val="000000"/>
+              </w:rPr>
+              <w:t xml:space="preserve">-0.18***</w:t>
+            </w:r>
+          </w:p>
+        </w:tc>
+        <w:tc>
+          <w:tcPr>
+            <w:tcBorders>
+              <w:bottom w:val="none" w:sz="0" w:space="0" w:color="000000"/>
+              <w:top w:val="single" w:sz="12" w:space="0" w:color="666666"/>
+              <w:left w:val="none" w:sz="0" w:space="0" w:color="000000"/>
+              <w:right w:val="none" w:sz="0" w:space="0" w:color="000000"/>
+            </w:tcBorders>
+            <w:shd w:val="clear" w:color="auto" w:fill="FFFFFF"/>
+            <w:tcMar>
+              <w:top w:w="0" w:type="dxa"/>
+              <w:bottom w:w="0" w:type="dxa"/>
+              <w:left w:w="0" w:type="dxa"/>
+              <w:right w:w="0" w:type="dxa"/>
+            </w:tcMar>
+            <w:vAlign w:val="center"/>
+          </w:tcPr>
+          <w:p>
+            <w:pPr>
+              <w:pStyle w:val="Normal"/>
+              <w:jc w:val="left"/>
+              <w:pBdr>
+                <w:bottom w:val="none" w:sz="0" w:space="0" w:color="000000"/>
+                <w:top w:val="none" w:sz="0" w:space="0" w:color="000000"/>
+                <w:left w:val="none" w:sz="0" w:space="0" w:color="000000"/>
+                <w:right w:val="none" w:sz="0" w:space="0" w:color="000000"/>
+              </w:pBdr>
+              <w:spacing w:after="100" w:before="100" w:line="240"/>
+              <w:ind w:left="100" w:right="100" w:firstLine="0" w:firstLineChars="0"/>
+              <w:rPr>
+                <w:rFonts w:ascii="Helvetica" w:hAnsi="Helvetica" w:eastAsia="Helvetica" w:cs="Helvetica"/>
+                <w:i w:val="false"/>
+                <w:b w:val="false"/>
+                <w:u w:val="none"/>
+                <w:sz w:val="22"/>
+                <w:szCs w:val="22"/>
+                <w:color w:val="000000"/>
+              </w:rPr>
+            </w:pPr>
+            <w:r>
+              <w:rPr>
+                <w:rFonts w:ascii="Helvetica" w:hAnsi="Helvetica" w:eastAsia="Helvetica" w:cs="Helvetica"/>
+                <w:i w:val="false"/>
+                <w:b w:val="false"/>
+                <w:u w:val="none"/>
+                <w:sz w:val="22"/>
+                <w:szCs w:val="22"/>
+                <w:color w:val="000000"/>
+              </w:rPr>
               <w:t xml:space="preserve">-0.07</w:t>
-            </w:r>
-          </w:p>
-        </w:tc>
-        <w:tc>
-          <w:tcPr>
-            <w:tcBorders>
-              <w:bottom w:val="none" w:sz="0" w:space="0" w:color="000000"/>
-              <w:top w:val="single" w:sz="12" w:space="0" w:color="666666"/>
-              <w:left w:val="none" w:sz="0" w:space="0" w:color="000000"/>
-              <w:right w:val="none" w:sz="0" w:space="0" w:color="000000"/>
-            </w:tcBorders>
-            <w:shd w:val="clear" w:color="auto" w:fill="FFFFFF"/>
-            <w:tcMar>
-              <w:top w:w="0" w:type="dxa"/>
-              <w:bottom w:w="0" w:type="dxa"/>
-              <w:left w:w="0" w:type="dxa"/>
-              <w:right w:w="0" w:type="dxa"/>
-            </w:tcMar>
-            <w:vAlign w:val="center"/>
-          </w:tcPr>
-          <w:p>
-            <w:pPr>
-              <w:pStyle w:val="Normal"/>
-              <w:jc w:val="left"/>
-              <w:pBdr>
-                <w:bottom w:val="none" w:sz="0" w:space="0" w:color="000000"/>
-                <w:top w:val="none" w:sz="0" w:space="0" w:color="000000"/>
-                <w:left w:val="none" w:sz="0" w:space="0" w:color="000000"/>
-                <w:right w:val="none" w:sz="0" w:space="0" w:color="000000"/>
-              </w:pBdr>
-              <w:spacing w:after="100" w:before="100" w:line="240"/>
-              <w:ind w:left="100" w:right="100" w:firstLine="0" w:firstLineChars="0"/>
-              <w:rPr>
-                <w:rFonts w:ascii="Helvetica" w:hAnsi="Helvetica" w:eastAsia="Helvetica" w:cs="Helvetica"/>
-                <w:i w:val="false"/>
-                <w:b w:val="false"/>
-                <w:u w:val="none"/>
-                <w:sz w:val="22"/>
-                <w:szCs w:val="22"/>
-                <w:color w:val="000000"/>
-              </w:rPr>
-            </w:pPr>
-            <w:r>
-              <w:rPr>
-                <w:rFonts w:ascii="Helvetica" w:hAnsi="Helvetica" w:eastAsia="Helvetica" w:cs="Helvetica"/>
-                <w:i w:val="false"/>
-                <w:b w:val="false"/>
-                <w:u w:val="none"/>
-                <w:sz w:val="22"/>
-                <w:szCs w:val="22"/>
-                <w:color w:val="000000"/>
-              </w:rPr>
-              <w:t xml:space="preserve">-0.18***</w:t>
-            </w:r>
-          </w:p>
-        </w:tc>
-        <w:tc>
-          <w:tcPr>
-            <w:tcBorders>
-              <w:bottom w:val="none" w:sz="0" w:space="0" w:color="000000"/>
-              <w:top w:val="single" w:sz="12" w:space="0" w:color="666666"/>
-              <w:left w:val="none" w:sz="0" w:space="0" w:color="000000"/>
-              <w:right w:val="none" w:sz="0" w:space="0" w:color="000000"/>
-            </w:tcBorders>
-            <w:shd w:val="clear" w:color="auto" w:fill="FFFFFF"/>
-            <w:tcMar>
-              <w:top w:w="0" w:type="dxa"/>
-              <w:bottom w:w="0" w:type="dxa"/>
-              <w:left w:w="0" w:type="dxa"/>
-              <w:right w:w="0" w:type="dxa"/>
-            </w:tcMar>
-            <w:vAlign w:val="center"/>
-          </w:tcPr>
-          <w:p>
-            <w:pPr>
-              <w:pStyle w:val="Normal"/>
-              <w:jc w:val="left"/>
-              <w:pBdr>
-                <w:bottom w:val="none" w:sz="0" w:space="0" w:color="000000"/>
-                <w:top w:val="none" w:sz="0" w:space="0" w:color="000000"/>
-                <w:left w:val="none" w:sz="0" w:space="0" w:color="000000"/>
-                <w:right w:val="none" w:sz="0" w:space="0" w:color="000000"/>
-              </w:pBdr>
-              <w:spacing w:after="100" w:before="100" w:line="240"/>
-              <w:ind w:left="100" w:right="100" w:firstLine="0" w:firstLineChars="0"/>
-              <w:rPr>
-                <w:rFonts w:ascii="Helvetica" w:hAnsi="Helvetica" w:eastAsia="Helvetica" w:cs="Helvetica"/>
-                <w:i w:val="false"/>
-                <w:b w:val="false"/>
-                <w:u w:val="none"/>
-                <w:sz w:val="22"/>
-                <w:szCs w:val="22"/>
-                <w:color w:val="000000"/>
-              </w:rPr>
-            </w:pPr>
-            <w:r>
-              <w:rPr>
-                <w:rFonts w:ascii="Helvetica" w:hAnsi="Helvetica" w:eastAsia="Helvetica" w:cs="Helvetica"/>
-                <w:i w:val="false"/>
-                <w:b w:val="false"/>
-                <w:u w:val="none"/>
-                <w:sz w:val="22"/>
-                <w:szCs w:val="22"/>
-                <w:color w:val="000000"/>
-              </w:rPr>
-              <w:t xml:space="preserve">-0.08</w:t>
             </w:r>
           </w:p>
         </w:tc>
@@ -1925,166 +1925,166 @@
                 <w:szCs w:val="22"/>
                 <w:color w:val="000000"/>
               </w:rPr>
-              <w:t xml:space="preserve">0.2***</w:t>
-            </w:r>
-          </w:p>
-        </w:tc>
-        <w:tc>
-          <w:tcPr>
-            <w:tcBorders>
-              <w:bottom w:val="none" w:sz="0" w:space="0" w:color="000000"/>
-              <w:top w:val="none" w:sz="0" w:space="0" w:color="000000"/>
-              <w:left w:val="none" w:sz="0" w:space="0" w:color="000000"/>
-              <w:right w:val="none" w:sz="0" w:space="0" w:color="000000"/>
-            </w:tcBorders>
-            <w:shd w:val="clear" w:color="auto" w:fill="FFFFFF"/>
-            <w:tcMar>
-              <w:top w:w="0" w:type="dxa"/>
-              <w:bottom w:w="0" w:type="dxa"/>
-              <w:left w:w="0" w:type="dxa"/>
-              <w:right w:w="0" w:type="dxa"/>
-            </w:tcMar>
-            <w:vAlign w:val="center"/>
-          </w:tcPr>
-          <w:p>
-            <w:pPr>
-              <w:pStyle w:val="Normal"/>
-              <w:jc w:val="left"/>
-              <w:pBdr>
-                <w:bottom w:val="none" w:sz="0" w:space="0" w:color="000000"/>
-                <w:top w:val="none" w:sz="0" w:space="0" w:color="000000"/>
-                <w:left w:val="none" w:sz="0" w:space="0" w:color="000000"/>
-                <w:right w:val="none" w:sz="0" w:space="0" w:color="000000"/>
-              </w:pBdr>
-              <w:spacing w:after="100" w:before="100" w:line="240"/>
-              <w:ind w:left="100" w:right="100" w:firstLine="0" w:firstLineChars="0"/>
-              <w:rPr>
-                <w:rFonts w:ascii="Helvetica" w:hAnsi="Helvetica" w:eastAsia="Helvetica" w:cs="Helvetica"/>
-                <w:i w:val="false"/>
-                <w:b w:val="false"/>
-                <w:u w:val="none"/>
-                <w:sz w:val="22"/>
-                <w:szCs w:val="22"/>
-                <w:color w:val="000000"/>
-              </w:rPr>
-            </w:pPr>
-            <w:r>
-              <w:rPr>
-                <w:rFonts w:ascii="Helvetica" w:hAnsi="Helvetica" w:eastAsia="Helvetica" w:cs="Helvetica"/>
-                <w:i w:val="false"/>
-                <w:b w:val="false"/>
-                <w:u w:val="none"/>
-                <w:sz w:val="22"/>
-                <w:szCs w:val="22"/>
-                <w:color w:val="000000"/>
-              </w:rPr>
-              <w:t xml:space="preserve">0.14**</w:t>
-            </w:r>
-          </w:p>
-        </w:tc>
-        <w:tc>
-          <w:tcPr>
-            <w:tcBorders>
-              <w:bottom w:val="none" w:sz="0" w:space="0" w:color="000000"/>
-              <w:top w:val="none" w:sz="0" w:space="0" w:color="000000"/>
-              <w:left w:val="none" w:sz="0" w:space="0" w:color="000000"/>
-              <w:right w:val="none" w:sz="0" w:space="0" w:color="000000"/>
-            </w:tcBorders>
-            <w:shd w:val="clear" w:color="auto" w:fill="FFFFFF"/>
-            <w:tcMar>
-              <w:top w:w="0" w:type="dxa"/>
-              <w:bottom w:w="0" w:type="dxa"/>
-              <w:left w:w="0" w:type="dxa"/>
-              <w:right w:w="0" w:type="dxa"/>
-            </w:tcMar>
-            <w:vAlign w:val="center"/>
-          </w:tcPr>
-          <w:p>
-            <w:pPr>
-              <w:pStyle w:val="Normal"/>
-              <w:jc w:val="left"/>
-              <w:pBdr>
-                <w:bottom w:val="none" w:sz="0" w:space="0" w:color="000000"/>
-                <w:top w:val="none" w:sz="0" w:space="0" w:color="000000"/>
-                <w:left w:val="none" w:sz="0" w:space="0" w:color="000000"/>
-                <w:right w:val="none" w:sz="0" w:space="0" w:color="000000"/>
-              </w:pBdr>
-              <w:spacing w:after="100" w:before="100" w:line="240"/>
-              <w:ind w:left="100" w:right="100" w:firstLine="0" w:firstLineChars="0"/>
-              <w:rPr>
-                <w:rFonts w:ascii="Helvetica" w:hAnsi="Helvetica" w:eastAsia="Helvetica" w:cs="Helvetica"/>
-                <w:i w:val="false"/>
-                <w:b w:val="false"/>
-                <w:u w:val="none"/>
-                <w:sz w:val="22"/>
-                <w:szCs w:val="22"/>
-                <w:color w:val="000000"/>
-              </w:rPr>
-            </w:pPr>
-            <w:r>
-              <w:rPr>
-                <w:rFonts w:ascii="Helvetica" w:hAnsi="Helvetica" w:eastAsia="Helvetica" w:cs="Helvetica"/>
-                <w:i w:val="false"/>
-                <w:b w:val="false"/>
-                <w:u w:val="none"/>
-                <w:sz w:val="22"/>
-                <w:szCs w:val="22"/>
-                <w:color w:val="000000"/>
-              </w:rPr>
-              <w:t xml:space="preserve">0.17***</w:t>
-            </w:r>
-          </w:p>
-        </w:tc>
-        <w:tc>
-          <w:tcPr>
-            <w:tcBorders>
-              <w:bottom w:val="none" w:sz="0" w:space="0" w:color="000000"/>
-              <w:top w:val="none" w:sz="0" w:space="0" w:color="000000"/>
-              <w:left w:val="none" w:sz="0" w:space="0" w:color="000000"/>
-              <w:right w:val="none" w:sz="0" w:space="0" w:color="000000"/>
-            </w:tcBorders>
-            <w:shd w:val="clear" w:color="auto" w:fill="FFFFFF"/>
-            <w:tcMar>
-              <w:top w:w="0" w:type="dxa"/>
-              <w:bottom w:w="0" w:type="dxa"/>
-              <w:left w:w="0" w:type="dxa"/>
-              <w:right w:w="0" w:type="dxa"/>
-            </w:tcMar>
-            <w:vAlign w:val="center"/>
-          </w:tcPr>
-          <w:p>
-            <w:pPr>
-              <w:pStyle w:val="Normal"/>
-              <w:jc w:val="left"/>
-              <w:pBdr>
-                <w:bottom w:val="none" w:sz="0" w:space="0" w:color="000000"/>
-                <w:top w:val="none" w:sz="0" w:space="0" w:color="000000"/>
-                <w:left w:val="none" w:sz="0" w:space="0" w:color="000000"/>
-                <w:right w:val="none" w:sz="0" w:space="0" w:color="000000"/>
-              </w:pBdr>
-              <w:spacing w:after="100" w:before="100" w:line="240"/>
-              <w:ind w:left="100" w:right="100" w:firstLine="0" w:firstLineChars="0"/>
-              <w:rPr>
-                <w:rFonts w:ascii="Helvetica" w:hAnsi="Helvetica" w:eastAsia="Helvetica" w:cs="Helvetica"/>
-                <w:i w:val="false"/>
-                <w:b w:val="false"/>
-                <w:u w:val="none"/>
-                <w:sz w:val="22"/>
-                <w:szCs w:val="22"/>
-                <w:color w:val="000000"/>
-              </w:rPr>
-            </w:pPr>
-            <w:r>
-              <w:rPr>
-                <w:rFonts w:ascii="Helvetica" w:hAnsi="Helvetica" w:eastAsia="Helvetica" w:cs="Helvetica"/>
-                <w:i w:val="false"/>
-                <w:b w:val="false"/>
-                <w:u w:val="none"/>
-                <w:sz w:val="22"/>
-                <w:szCs w:val="22"/>
-                <w:color w:val="000000"/>
-              </w:rPr>
-              <w:t xml:space="preserve">0.17***</w:t>
+              <w:t xml:space="preserve">0.12***</w:t>
+            </w:r>
+          </w:p>
+        </w:tc>
+        <w:tc>
+          <w:tcPr>
+            <w:tcBorders>
+              <w:bottom w:val="none" w:sz="0" w:space="0" w:color="000000"/>
+              <w:top w:val="none" w:sz="0" w:space="0" w:color="000000"/>
+              <w:left w:val="none" w:sz="0" w:space="0" w:color="000000"/>
+              <w:right w:val="none" w:sz="0" w:space="0" w:color="000000"/>
+            </w:tcBorders>
+            <w:shd w:val="clear" w:color="auto" w:fill="FFFFFF"/>
+            <w:tcMar>
+              <w:top w:w="0" w:type="dxa"/>
+              <w:bottom w:w="0" w:type="dxa"/>
+              <w:left w:w="0" w:type="dxa"/>
+              <w:right w:w="0" w:type="dxa"/>
+            </w:tcMar>
+            <w:vAlign w:val="center"/>
+          </w:tcPr>
+          <w:p>
+            <w:pPr>
+              <w:pStyle w:val="Normal"/>
+              <w:jc w:val="left"/>
+              <w:pBdr>
+                <w:bottom w:val="none" w:sz="0" w:space="0" w:color="000000"/>
+                <w:top w:val="none" w:sz="0" w:space="0" w:color="000000"/>
+                <w:left w:val="none" w:sz="0" w:space="0" w:color="000000"/>
+                <w:right w:val="none" w:sz="0" w:space="0" w:color="000000"/>
+              </w:pBdr>
+              <w:spacing w:after="100" w:before="100" w:line="240"/>
+              <w:ind w:left="100" w:right="100" w:firstLine="0" w:firstLineChars="0"/>
+              <w:rPr>
+                <w:rFonts w:ascii="Helvetica" w:hAnsi="Helvetica" w:eastAsia="Helvetica" w:cs="Helvetica"/>
+                <w:i w:val="false"/>
+                <w:b w:val="false"/>
+                <w:u w:val="none"/>
+                <w:sz w:val="22"/>
+                <w:szCs w:val="22"/>
+                <w:color w:val="000000"/>
+              </w:rPr>
+            </w:pPr>
+            <w:r>
+              <w:rPr>
+                <w:rFonts w:ascii="Helvetica" w:hAnsi="Helvetica" w:eastAsia="Helvetica" w:cs="Helvetica"/>
+                <w:i w:val="false"/>
+                <w:b w:val="false"/>
+                <w:u w:val="none"/>
+                <w:sz w:val="22"/>
+                <w:szCs w:val="22"/>
+                <w:color w:val="000000"/>
+              </w:rPr>
+              <w:t xml:space="preserve">0.09**</w:t>
+            </w:r>
+          </w:p>
+        </w:tc>
+        <w:tc>
+          <w:tcPr>
+            <w:tcBorders>
+              <w:bottom w:val="none" w:sz="0" w:space="0" w:color="000000"/>
+              <w:top w:val="none" w:sz="0" w:space="0" w:color="000000"/>
+              <w:left w:val="none" w:sz="0" w:space="0" w:color="000000"/>
+              <w:right w:val="none" w:sz="0" w:space="0" w:color="000000"/>
+            </w:tcBorders>
+            <w:shd w:val="clear" w:color="auto" w:fill="FFFFFF"/>
+            <w:tcMar>
+              <w:top w:w="0" w:type="dxa"/>
+              <w:bottom w:w="0" w:type="dxa"/>
+              <w:left w:w="0" w:type="dxa"/>
+              <w:right w:w="0" w:type="dxa"/>
+            </w:tcMar>
+            <w:vAlign w:val="center"/>
+          </w:tcPr>
+          <w:p>
+            <w:pPr>
+              <w:pStyle w:val="Normal"/>
+              <w:jc w:val="left"/>
+              <w:pBdr>
+                <w:bottom w:val="none" w:sz="0" w:space="0" w:color="000000"/>
+                <w:top w:val="none" w:sz="0" w:space="0" w:color="000000"/>
+                <w:left w:val="none" w:sz="0" w:space="0" w:color="000000"/>
+                <w:right w:val="none" w:sz="0" w:space="0" w:color="000000"/>
+              </w:pBdr>
+              <w:spacing w:after="100" w:before="100" w:line="240"/>
+              <w:ind w:left="100" w:right="100" w:firstLine="0" w:firstLineChars="0"/>
+              <w:rPr>
+                <w:rFonts w:ascii="Helvetica" w:hAnsi="Helvetica" w:eastAsia="Helvetica" w:cs="Helvetica"/>
+                <w:i w:val="false"/>
+                <w:b w:val="false"/>
+                <w:u w:val="none"/>
+                <w:sz w:val="22"/>
+                <w:szCs w:val="22"/>
+                <w:color w:val="000000"/>
+              </w:rPr>
+            </w:pPr>
+            <w:r>
+              <w:rPr>
+                <w:rFonts w:ascii="Helvetica" w:hAnsi="Helvetica" w:eastAsia="Helvetica" w:cs="Helvetica"/>
+                <w:i w:val="false"/>
+                <w:b w:val="false"/>
+                <w:u w:val="none"/>
+                <w:sz w:val="22"/>
+                <w:szCs w:val="22"/>
+                <w:color w:val="000000"/>
+              </w:rPr>
+              <w:t xml:space="preserve">0.1***</w:t>
+            </w:r>
+          </w:p>
+        </w:tc>
+        <w:tc>
+          <w:tcPr>
+            <w:tcBorders>
+              <w:bottom w:val="none" w:sz="0" w:space="0" w:color="000000"/>
+              <w:top w:val="none" w:sz="0" w:space="0" w:color="000000"/>
+              <w:left w:val="none" w:sz="0" w:space="0" w:color="000000"/>
+              <w:right w:val="none" w:sz="0" w:space="0" w:color="000000"/>
+            </w:tcBorders>
+            <w:shd w:val="clear" w:color="auto" w:fill="FFFFFF"/>
+            <w:tcMar>
+              <w:top w:w="0" w:type="dxa"/>
+              <w:bottom w:w="0" w:type="dxa"/>
+              <w:left w:w="0" w:type="dxa"/>
+              <w:right w:w="0" w:type="dxa"/>
+            </w:tcMar>
+            <w:vAlign w:val="center"/>
+          </w:tcPr>
+          <w:p>
+            <w:pPr>
+              <w:pStyle w:val="Normal"/>
+              <w:jc w:val="left"/>
+              <w:pBdr>
+                <w:bottom w:val="none" w:sz="0" w:space="0" w:color="000000"/>
+                <w:top w:val="none" w:sz="0" w:space="0" w:color="000000"/>
+                <w:left w:val="none" w:sz="0" w:space="0" w:color="000000"/>
+                <w:right w:val="none" w:sz="0" w:space="0" w:color="000000"/>
+              </w:pBdr>
+              <w:spacing w:after="100" w:before="100" w:line="240"/>
+              <w:ind w:left="100" w:right="100" w:firstLine="0" w:firstLineChars="0"/>
+              <w:rPr>
+                <w:rFonts w:ascii="Helvetica" w:hAnsi="Helvetica" w:eastAsia="Helvetica" w:cs="Helvetica"/>
+                <w:i w:val="false"/>
+                <w:b w:val="false"/>
+                <w:u w:val="none"/>
+                <w:sz w:val="22"/>
+                <w:szCs w:val="22"/>
+                <w:color w:val="000000"/>
+              </w:rPr>
+            </w:pPr>
+            <w:r>
+              <w:rPr>
+                <w:rFonts w:ascii="Helvetica" w:hAnsi="Helvetica" w:eastAsia="Helvetica" w:cs="Helvetica"/>
+                <w:i w:val="false"/>
+                <w:b w:val="false"/>
+                <w:u w:val="none"/>
+                <w:sz w:val="22"/>
+                <w:szCs w:val="22"/>
+                <w:color w:val="000000"/>
+              </w:rPr>
+              <w:t xml:space="preserve">0.1***</w:t>
             </w:r>
           </w:p>
         </w:tc>
@@ -2738,112 +2738,6 @@
                 <w:szCs w:val="22"/>
                 <w:color w:val="000000"/>
               </w:rPr>
-              <w:t xml:space="preserve">-0.87***</w:t>
-            </w:r>
-          </w:p>
-        </w:tc>
-        <w:tc>
-          <w:tcPr>
-            <w:tcBorders>
-              <w:bottom w:val="none" w:sz="0" w:space="0" w:color="000000"/>
-              <w:top w:val="none" w:sz="0" w:space="0" w:color="000000"/>
-              <w:left w:val="none" w:sz="0" w:space="0" w:color="000000"/>
-              <w:right w:val="none" w:sz="0" w:space="0" w:color="000000"/>
-            </w:tcBorders>
-            <w:shd w:val="clear" w:color="auto" w:fill="FFFFFF"/>
-            <w:tcMar>
-              <w:top w:w="0" w:type="dxa"/>
-              <w:bottom w:w="0" w:type="dxa"/>
-              <w:left w:w="0" w:type="dxa"/>
-              <w:right w:w="0" w:type="dxa"/>
-            </w:tcMar>
-            <w:vAlign w:val="center"/>
-          </w:tcPr>
-          <w:p>
-            <w:pPr>
-              <w:pStyle w:val="Normal"/>
-              <w:jc w:val="left"/>
-              <w:pBdr>
-                <w:bottom w:val="none" w:sz="0" w:space="0" w:color="000000"/>
-                <w:top w:val="none" w:sz="0" w:space="0" w:color="000000"/>
-                <w:left w:val="none" w:sz="0" w:space="0" w:color="000000"/>
-                <w:right w:val="none" w:sz="0" w:space="0" w:color="000000"/>
-              </w:pBdr>
-              <w:spacing w:after="100" w:before="100" w:line="240"/>
-              <w:ind w:left="100" w:right="100" w:firstLine="0" w:firstLineChars="0"/>
-              <w:rPr>
-                <w:rFonts w:ascii="Helvetica" w:hAnsi="Helvetica" w:eastAsia="Helvetica" w:cs="Helvetica"/>
-                <w:i w:val="false"/>
-                <w:b w:val="false"/>
-                <w:u w:val="none"/>
-                <w:sz w:val="22"/>
-                <w:szCs w:val="22"/>
-                <w:color w:val="000000"/>
-              </w:rPr>
-            </w:pPr>
-            <w:r>
-              <w:rPr>
-                <w:rFonts w:ascii="Helvetica" w:hAnsi="Helvetica" w:eastAsia="Helvetica" w:cs="Helvetica"/>
-                <w:i w:val="false"/>
-                <w:b w:val="false"/>
-                <w:u w:val="none"/>
-                <w:sz w:val="22"/>
-                <w:szCs w:val="22"/>
-                <w:color w:val="000000"/>
-              </w:rPr>
-              <w:t xml:space="preserve">-0.88***</w:t>
-            </w:r>
-          </w:p>
-        </w:tc>
-        <w:tc>
-          <w:tcPr>
-            <w:tcBorders>
-              <w:bottom w:val="none" w:sz="0" w:space="0" w:color="000000"/>
-              <w:top w:val="none" w:sz="0" w:space="0" w:color="000000"/>
-              <w:left w:val="none" w:sz="0" w:space="0" w:color="000000"/>
-              <w:right w:val="none" w:sz="0" w:space="0" w:color="000000"/>
-            </w:tcBorders>
-            <w:shd w:val="clear" w:color="auto" w:fill="FFFFFF"/>
-            <w:tcMar>
-              <w:top w:w="0" w:type="dxa"/>
-              <w:bottom w:w="0" w:type="dxa"/>
-              <w:left w:w="0" w:type="dxa"/>
-              <w:right w:w="0" w:type="dxa"/>
-            </w:tcMar>
-            <w:vAlign w:val="center"/>
-          </w:tcPr>
-          <w:p>
-            <w:pPr>
-              <w:pStyle w:val="Normal"/>
-              <w:jc w:val="left"/>
-              <w:pBdr>
-                <w:bottom w:val="none" w:sz="0" w:space="0" w:color="000000"/>
-                <w:top w:val="none" w:sz="0" w:space="0" w:color="000000"/>
-                <w:left w:val="none" w:sz="0" w:space="0" w:color="000000"/>
-                <w:right w:val="none" w:sz="0" w:space="0" w:color="000000"/>
-              </w:pBdr>
-              <w:spacing w:after="100" w:before="100" w:line="240"/>
-              <w:ind w:left="100" w:right="100" w:firstLine="0" w:firstLineChars="0"/>
-              <w:rPr>
-                <w:rFonts w:ascii="Helvetica" w:hAnsi="Helvetica" w:eastAsia="Helvetica" w:cs="Helvetica"/>
-                <w:i w:val="false"/>
-                <w:b w:val="false"/>
-                <w:u w:val="none"/>
-                <w:sz w:val="22"/>
-                <w:szCs w:val="22"/>
-                <w:color w:val="000000"/>
-              </w:rPr>
-            </w:pPr>
-            <w:r>
-              <w:rPr>
-                <w:rFonts w:ascii="Helvetica" w:hAnsi="Helvetica" w:eastAsia="Helvetica" w:cs="Helvetica"/>
-                <w:i w:val="false"/>
-                <w:b w:val="false"/>
-                <w:u w:val="none"/>
-                <w:sz w:val="22"/>
-                <w:szCs w:val="22"/>
-                <w:color w:val="000000"/>
-              </w:rPr>
               <w:t xml:space="preserve">-0.89***</w:t>
             </w:r>
           </w:p>
@@ -2898,6 +2792,112 @@
                 <w:color w:val="000000"/>
               </w:rPr>
               <w:t xml:space="preserve">-0.89***</w:t>
+            </w:r>
+          </w:p>
+        </w:tc>
+        <w:tc>
+          <w:tcPr>
+            <w:tcBorders>
+              <w:bottom w:val="none" w:sz="0" w:space="0" w:color="000000"/>
+              <w:top w:val="none" w:sz="0" w:space="0" w:color="000000"/>
+              <w:left w:val="none" w:sz="0" w:space="0" w:color="000000"/>
+              <w:right w:val="none" w:sz="0" w:space="0" w:color="000000"/>
+            </w:tcBorders>
+            <w:shd w:val="clear" w:color="auto" w:fill="FFFFFF"/>
+            <w:tcMar>
+              <w:top w:w="0" w:type="dxa"/>
+              <w:bottom w:w="0" w:type="dxa"/>
+              <w:left w:w="0" w:type="dxa"/>
+              <w:right w:w="0" w:type="dxa"/>
+            </w:tcMar>
+            <w:vAlign w:val="center"/>
+          </w:tcPr>
+          <w:p>
+            <w:pPr>
+              <w:pStyle w:val="Normal"/>
+              <w:jc w:val="left"/>
+              <w:pBdr>
+                <w:bottom w:val="none" w:sz="0" w:space="0" w:color="000000"/>
+                <w:top w:val="none" w:sz="0" w:space="0" w:color="000000"/>
+                <w:left w:val="none" w:sz="0" w:space="0" w:color="000000"/>
+                <w:right w:val="none" w:sz="0" w:space="0" w:color="000000"/>
+              </w:pBdr>
+              <w:spacing w:after="100" w:before="100" w:line="240"/>
+              <w:ind w:left="100" w:right="100" w:firstLine="0" w:firstLineChars="0"/>
+              <w:rPr>
+                <w:rFonts w:ascii="Helvetica" w:hAnsi="Helvetica" w:eastAsia="Helvetica" w:cs="Helvetica"/>
+                <w:i w:val="false"/>
+                <w:b w:val="false"/>
+                <w:u w:val="none"/>
+                <w:sz w:val="22"/>
+                <w:szCs w:val="22"/>
+                <w:color w:val="000000"/>
+              </w:rPr>
+            </w:pPr>
+            <w:r>
+              <w:rPr>
+                <w:rFonts w:ascii="Helvetica" w:hAnsi="Helvetica" w:eastAsia="Helvetica" w:cs="Helvetica"/>
+                <w:i w:val="false"/>
+                <w:b w:val="false"/>
+                <w:u w:val="none"/>
+                <w:sz w:val="22"/>
+                <w:szCs w:val="22"/>
+                <w:color w:val="000000"/>
+              </w:rPr>
+              <w:t xml:space="preserve">-0.91***</w:t>
+            </w:r>
+          </w:p>
+        </w:tc>
+        <w:tc>
+          <w:tcPr>
+            <w:tcBorders>
+              <w:bottom w:val="none" w:sz="0" w:space="0" w:color="000000"/>
+              <w:top w:val="none" w:sz="0" w:space="0" w:color="000000"/>
+              <w:left w:val="none" w:sz="0" w:space="0" w:color="000000"/>
+              <w:right w:val="none" w:sz="0" w:space="0" w:color="000000"/>
+            </w:tcBorders>
+            <w:shd w:val="clear" w:color="auto" w:fill="FFFFFF"/>
+            <w:tcMar>
+              <w:top w:w="0" w:type="dxa"/>
+              <w:bottom w:w="0" w:type="dxa"/>
+              <w:left w:w="0" w:type="dxa"/>
+              <w:right w:w="0" w:type="dxa"/>
+            </w:tcMar>
+            <w:vAlign w:val="center"/>
+          </w:tcPr>
+          <w:p>
+            <w:pPr>
+              <w:pStyle w:val="Normal"/>
+              <w:jc w:val="left"/>
+              <w:pBdr>
+                <w:bottom w:val="none" w:sz="0" w:space="0" w:color="000000"/>
+                <w:top w:val="none" w:sz="0" w:space="0" w:color="000000"/>
+                <w:left w:val="none" w:sz="0" w:space="0" w:color="000000"/>
+                <w:right w:val="none" w:sz="0" w:space="0" w:color="000000"/>
+              </w:pBdr>
+              <w:spacing w:after="100" w:before="100" w:line="240"/>
+              <w:ind w:left="100" w:right="100" w:firstLine="0" w:firstLineChars="0"/>
+              <w:rPr>
+                <w:rFonts w:ascii="Helvetica" w:hAnsi="Helvetica" w:eastAsia="Helvetica" w:cs="Helvetica"/>
+                <w:i w:val="false"/>
+                <w:b w:val="false"/>
+                <w:u w:val="none"/>
+                <w:sz w:val="22"/>
+                <w:szCs w:val="22"/>
+                <w:color w:val="000000"/>
+              </w:rPr>
+            </w:pPr>
+            <w:r>
+              <w:rPr>
+                <w:rFonts w:ascii="Helvetica" w:hAnsi="Helvetica" w:eastAsia="Helvetica" w:cs="Helvetica"/>
+                <w:i w:val="false"/>
+                <w:b w:val="false"/>
+                <w:u w:val="none"/>
+                <w:sz w:val="22"/>
+                <w:szCs w:val="22"/>
+                <w:color w:val="000000"/>
+              </w:rPr>
+              <w:t xml:space="preserve">-0.9***</w:t>
             </w:r>
           </w:p>
         </w:tc>
@@ -3009,166 +3009,166 @@
                 <w:szCs w:val="22"/>
                 <w:color w:val="000000"/>
               </w:rPr>
+              <w:t xml:space="preserve">-0.54***</w:t>
+            </w:r>
+          </w:p>
+        </w:tc>
+        <w:tc>
+          <w:tcPr>
+            <w:tcBorders>
+              <w:bottom w:val="none" w:sz="0" w:space="0" w:color="000000"/>
+              <w:top w:val="none" w:sz="0" w:space="0" w:color="000000"/>
+              <w:left w:val="none" w:sz="0" w:space="0" w:color="000000"/>
+              <w:right w:val="none" w:sz="0" w:space="0" w:color="000000"/>
+            </w:tcBorders>
+            <w:shd w:val="clear" w:color="auto" w:fill="FFFFFF"/>
+            <w:tcMar>
+              <w:top w:w="0" w:type="dxa"/>
+              <w:bottom w:w="0" w:type="dxa"/>
+              <w:left w:w="0" w:type="dxa"/>
+              <w:right w:w="0" w:type="dxa"/>
+            </w:tcMar>
+            <w:vAlign w:val="center"/>
+          </w:tcPr>
+          <w:p>
+            <w:pPr>
+              <w:pStyle w:val="Normal"/>
+              <w:jc w:val="left"/>
+              <w:pBdr>
+                <w:bottom w:val="none" w:sz="0" w:space="0" w:color="000000"/>
+                <w:top w:val="none" w:sz="0" w:space="0" w:color="000000"/>
+                <w:left w:val="none" w:sz="0" w:space="0" w:color="000000"/>
+                <w:right w:val="none" w:sz="0" w:space="0" w:color="000000"/>
+              </w:pBdr>
+              <w:spacing w:after="100" w:before="100" w:line="240"/>
+              <w:ind w:left="100" w:right="100" w:firstLine="0" w:firstLineChars="0"/>
+              <w:rPr>
+                <w:rFonts w:ascii="Helvetica" w:hAnsi="Helvetica" w:eastAsia="Helvetica" w:cs="Helvetica"/>
+                <w:i w:val="false"/>
+                <w:b w:val="false"/>
+                <w:u w:val="none"/>
+                <w:sz w:val="22"/>
+                <w:szCs w:val="22"/>
+                <w:color w:val="000000"/>
+              </w:rPr>
+            </w:pPr>
+            <w:r>
+              <w:rPr>
+                <w:rFonts w:ascii="Helvetica" w:hAnsi="Helvetica" w:eastAsia="Helvetica" w:cs="Helvetica"/>
+                <w:i w:val="false"/>
+                <w:b w:val="false"/>
+                <w:u w:val="none"/>
+                <w:sz w:val="22"/>
+                <w:szCs w:val="22"/>
+                <w:color w:val="000000"/>
+              </w:rPr>
+              <w:t xml:space="preserve">-0.61***</w:t>
+            </w:r>
+          </w:p>
+        </w:tc>
+        <w:tc>
+          <w:tcPr>
+            <w:tcBorders>
+              <w:bottom w:val="none" w:sz="0" w:space="0" w:color="000000"/>
+              <w:top w:val="none" w:sz="0" w:space="0" w:color="000000"/>
+              <w:left w:val="none" w:sz="0" w:space="0" w:color="000000"/>
+              <w:right w:val="none" w:sz="0" w:space="0" w:color="000000"/>
+            </w:tcBorders>
+            <w:shd w:val="clear" w:color="auto" w:fill="FFFFFF"/>
+            <w:tcMar>
+              <w:top w:w="0" w:type="dxa"/>
+              <w:bottom w:w="0" w:type="dxa"/>
+              <w:left w:w="0" w:type="dxa"/>
+              <w:right w:w="0" w:type="dxa"/>
+            </w:tcMar>
+            <w:vAlign w:val="center"/>
+          </w:tcPr>
+          <w:p>
+            <w:pPr>
+              <w:pStyle w:val="Normal"/>
+              <w:jc w:val="left"/>
+              <w:pBdr>
+                <w:bottom w:val="none" w:sz="0" w:space="0" w:color="000000"/>
+                <w:top w:val="none" w:sz="0" w:space="0" w:color="000000"/>
+                <w:left w:val="none" w:sz="0" w:space="0" w:color="000000"/>
+                <w:right w:val="none" w:sz="0" w:space="0" w:color="000000"/>
+              </w:pBdr>
+              <w:spacing w:after="100" w:before="100" w:line="240"/>
+              <w:ind w:left="100" w:right="100" w:firstLine="0" w:firstLineChars="0"/>
+              <w:rPr>
+                <w:rFonts w:ascii="Helvetica" w:hAnsi="Helvetica" w:eastAsia="Helvetica" w:cs="Helvetica"/>
+                <w:i w:val="false"/>
+                <w:b w:val="false"/>
+                <w:u w:val="none"/>
+                <w:sz w:val="22"/>
+                <w:szCs w:val="22"/>
+                <w:color w:val="000000"/>
+              </w:rPr>
+            </w:pPr>
+            <w:r>
+              <w:rPr>
+                <w:rFonts w:ascii="Helvetica" w:hAnsi="Helvetica" w:eastAsia="Helvetica" w:cs="Helvetica"/>
+                <w:i w:val="false"/>
+                <w:b w:val="false"/>
+                <w:u w:val="none"/>
+                <w:sz w:val="22"/>
+                <w:szCs w:val="22"/>
+                <w:color w:val="000000"/>
+              </w:rPr>
+              <w:t xml:space="preserve">-0.54***</w:t>
+            </w:r>
+          </w:p>
+        </w:tc>
+        <w:tc>
+          <w:tcPr>
+            <w:tcBorders>
+              <w:bottom w:val="none" w:sz="0" w:space="0" w:color="000000"/>
+              <w:top w:val="none" w:sz="0" w:space="0" w:color="000000"/>
+              <w:left w:val="none" w:sz="0" w:space="0" w:color="000000"/>
+              <w:right w:val="none" w:sz="0" w:space="0" w:color="000000"/>
+            </w:tcBorders>
+            <w:shd w:val="clear" w:color="auto" w:fill="FFFFFF"/>
+            <w:tcMar>
+              <w:top w:w="0" w:type="dxa"/>
+              <w:bottom w:w="0" w:type="dxa"/>
+              <w:left w:w="0" w:type="dxa"/>
+              <w:right w:w="0" w:type="dxa"/>
+            </w:tcMar>
+            <w:vAlign w:val="center"/>
+          </w:tcPr>
+          <w:p>
+            <w:pPr>
+              <w:pStyle w:val="Normal"/>
+              <w:jc w:val="left"/>
+              <w:pBdr>
+                <w:bottom w:val="none" w:sz="0" w:space="0" w:color="000000"/>
+                <w:top w:val="none" w:sz="0" w:space="0" w:color="000000"/>
+                <w:left w:val="none" w:sz="0" w:space="0" w:color="000000"/>
+                <w:right w:val="none" w:sz="0" w:space="0" w:color="000000"/>
+              </w:pBdr>
+              <w:spacing w:after="100" w:before="100" w:line="240"/>
+              <w:ind w:left="100" w:right="100" w:firstLine="0" w:firstLineChars="0"/>
+              <w:rPr>
+                <w:rFonts w:ascii="Helvetica" w:hAnsi="Helvetica" w:eastAsia="Helvetica" w:cs="Helvetica"/>
+                <w:i w:val="false"/>
+                <w:b w:val="false"/>
+                <w:u w:val="none"/>
+                <w:sz w:val="22"/>
+                <w:szCs w:val="22"/>
+                <w:color w:val="000000"/>
+              </w:rPr>
+            </w:pPr>
+            <w:r>
+              <w:rPr>
+                <w:rFonts w:ascii="Helvetica" w:hAnsi="Helvetica" w:eastAsia="Helvetica" w:cs="Helvetica"/>
+                <w:i w:val="false"/>
+                <w:b w:val="false"/>
+                <w:u w:val="none"/>
+                <w:sz w:val="22"/>
+                <w:szCs w:val="22"/>
+                <w:color w:val="000000"/>
+              </w:rPr>
               <w:t xml:space="preserve">-0.52***</w:t>
-            </w:r>
-          </w:p>
-        </w:tc>
-        <w:tc>
-          <w:tcPr>
-            <w:tcBorders>
-              <w:bottom w:val="none" w:sz="0" w:space="0" w:color="000000"/>
-              <w:top w:val="none" w:sz="0" w:space="0" w:color="000000"/>
-              <w:left w:val="none" w:sz="0" w:space="0" w:color="000000"/>
-              <w:right w:val="none" w:sz="0" w:space="0" w:color="000000"/>
-            </w:tcBorders>
-            <w:shd w:val="clear" w:color="auto" w:fill="FFFFFF"/>
-            <w:tcMar>
-              <w:top w:w="0" w:type="dxa"/>
-              <w:bottom w:w="0" w:type="dxa"/>
-              <w:left w:w="0" w:type="dxa"/>
-              <w:right w:w="0" w:type="dxa"/>
-            </w:tcMar>
-            <w:vAlign w:val="center"/>
-          </w:tcPr>
-          <w:p>
-            <w:pPr>
-              <w:pStyle w:val="Normal"/>
-              <w:jc w:val="left"/>
-              <w:pBdr>
-                <w:bottom w:val="none" w:sz="0" w:space="0" w:color="000000"/>
-                <w:top w:val="none" w:sz="0" w:space="0" w:color="000000"/>
-                <w:left w:val="none" w:sz="0" w:space="0" w:color="000000"/>
-                <w:right w:val="none" w:sz="0" w:space="0" w:color="000000"/>
-              </w:pBdr>
-              <w:spacing w:after="100" w:before="100" w:line="240"/>
-              <w:ind w:left="100" w:right="100" w:firstLine="0" w:firstLineChars="0"/>
-              <w:rPr>
-                <w:rFonts w:ascii="Helvetica" w:hAnsi="Helvetica" w:eastAsia="Helvetica" w:cs="Helvetica"/>
-                <w:i w:val="false"/>
-                <w:b w:val="false"/>
-                <w:u w:val="none"/>
-                <w:sz w:val="22"/>
-                <w:szCs w:val="22"/>
-                <w:color w:val="000000"/>
-              </w:rPr>
-            </w:pPr>
-            <w:r>
-              <w:rPr>
-                <w:rFonts w:ascii="Helvetica" w:hAnsi="Helvetica" w:eastAsia="Helvetica" w:cs="Helvetica"/>
-                <w:i w:val="false"/>
-                <w:b w:val="false"/>
-                <w:u w:val="none"/>
-                <w:sz w:val="22"/>
-                <w:szCs w:val="22"/>
-                <w:color w:val="000000"/>
-              </w:rPr>
-              <w:t xml:space="preserve">-0.6***</w:t>
-            </w:r>
-          </w:p>
-        </w:tc>
-        <w:tc>
-          <w:tcPr>
-            <w:tcBorders>
-              <w:bottom w:val="none" w:sz="0" w:space="0" w:color="000000"/>
-              <w:top w:val="none" w:sz="0" w:space="0" w:color="000000"/>
-              <w:left w:val="none" w:sz="0" w:space="0" w:color="000000"/>
-              <w:right w:val="none" w:sz="0" w:space="0" w:color="000000"/>
-            </w:tcBorders>
-            <w:shd w:val="clear" w:color="auto" w:fill="FFFFFF"/>
-            <w:tcMar>
-              <w:top w:w="0" w:type="dxa"/>
-              <w:bottom w:w="0" w:type="dxa"/>
-              <w:left w:w="0" w:type="dxa"/>
-              <w:right w:w="0" w:type="dxa"/>
-            </w:tcMar>
-            <w:vAlign w:val="center"/>
-          </w:tcPr>
-          <w:p>
-            <w:pPr>
-              <w:pStyle w:val="Normal"/>
-              <w:jc w:val="left"/>
-              <w:pBdr>
-                <w:bottom w:val="none" w:sz="0" w:space="0" w:color="000000"/>
-                <w:top w:val="none" w:sz="0" w:space="0" w:color="000000"/>
-                <w:left w:val="none" w:sz="0" w:space="0" w:color="000000"/>
-                <w:right w:val="none" w:sz="0" w:space="0" w:color="000000"/>
-              </w:pBdr>
-              <w:spacing w:after="100" w:before="100" w:line="240"/>
-              <w:ind w:left="100" w:right="100" w:firstLine="0" w:firstLineChars="0"/>
-              <w:rPr>
-                <w:rFonts w:ascii="Helvetica" w:hAnsi="Helvetica" w:eastAsia="Helvetica" w:cs="Helvetica"/>
-                <w:i w:val="false"/>
-                <w:b w:val="false"/>
-                <w:u w:val="none"/>
-                <w:sz w:val="22"/>
-                <w:szCs w:val="22"/>
-                <w:color w:val="000000"/>
-              </w:rPr>
-            </w:pPr>
-            <w:r>
-              <w:rPr>
-                <w:rFonts w:ascii="Helvetica" w:hAnsi="Helvetica" w:eastAsia="Helvetica" w:cs="Helvetica"/>
-                <w:i w:val="false"/>
-                <w:b w:val="false"/>
-                <w:u w:val="none"/>
-                <w:sz w:val="22"/>
-                <w:szCs w:val="22"/>
-                <w:color w:val="000000"/>
-              </w:rPr>
-              <w:t xml:space="preserve">-0.52***</w:t>
-            </w:r>
-          </w:p>
-        </w:tc>
-        <w:tc>
-          <w:tcPr>
-            <w:tcBorders>
-              <w:bottom w:val="none" w:sz="0" w:space="0" w:color="000000"/>
-              <w:top w:val="none" w:sz="0" w:space="0" w:color="000000"/>
-              <w:left w:val="none" w:sz="0" w:space="0" w:color="000000"/>
-              <w:right w:val="none" w:sz="0" w:space="0" w:color="000000"/>
-            </w:tcBorders>
-            <w:shd w:val="clear" w:color="auto" w:fill="FFFFFF"/>
-            <w:tcMar>
-              <w:top w:w="0" w:type="dxa"/>
-              <w:bottom w:w="0" w:type="dxa"/>
-              <w:left w:w="0" w:type="dxa"/>
-              <w:right w:w="0" w:type="dxa"/>
-            </w:tcMar>
-            <w:vAlign w:val="center"/>
-          </w:tcPr>
-          <w:p>
-            <w:pPr>
-              <w:pStyle w:val="Normal"/>
-              <w:jc w:val="left"/>
-              <w:pBdr>
-                <w:bottom w:val="none" w:sz="0" w:space="0" w:color="000000"/>
-                <w:top w:val="none" w:sz="0" w:space="0" w:color="000000"/>
-                <w:left w:val="none" w:sz="0" w:space="0" w:color="000000"/>
-                <w:right w:val="none" w:sz="0" w:space="0" w:color="000000"/>
-              </w:pBdr>
-              <w:spacing w:after="100" w:before="100" w:line="240"/>
-              <w:ind w:left="100" w:right="100" w:firstLine="0" w:firstLineChars="0"/>
-              <w:rPr>
-                <w:rFonts w:ascii="Helvetica" w:hAnsi="Helvetica" w:eastAsia="Helvetica" w:cs="Helvetica"/>
-                <w:i w:val="false"/>
-                <w:b w:val="false"/>
-                <w:u w:val="none"/>
-                <w:sz w:val="22"/>
-                <w:szCs w:val="22"/>
-                <w:color w:val="000000"/>
-              </w:rPr>
-            </w:pPr>
-            <w:r>
-              <w:rPr>
-                <w:rFonts w:ascii="Helvetica" w:hAnsi="Helvetica" w:eastAsia="Helvetica" w:cs="Helvetica"/>
-                <w:i w:val="false"/>
-                <w:b w:val="false"/>
-                <w:u w:val="none"/>
-                <w:sz w:val="22"/>
-                <w:szCs w:val="22"/>
-                <w:color w:val="000000"/>
-              </w:rPr>
-              <w:t xml:space="preserve">-0.51***</w:t>
             </w:r>
           </w:p>
         </w:tc>
@@ -3551,6 +3551,112 @@
                 <w:szCs w:val="22"/>
                 <w:color w:val="000000"/>
               </w:rPr>
+              <w:t xml:space="preserve">-0.3***</w:t>
+            </w:r>
+          </w:p>
+        </w:tc>
+        <w:tc>
+          <w:tcPr>
+            <w:tcBorders>
+              <w:bottom w:val="none" w:sz="0" w:space="0" w:color="000000"/>
+              <w:top w:val="none" w:sz="0" w:space="0" w:color="000000"/>
+              <w:left w:val="none" w:sz="0" w:space="0" w:color="000000"/>
+              <w:right w:val="none" w:sz="0" w:space="0" w:color="000000"/>
+            </w:tcBorders>
+            <w:shd w:val="clear" w:color="auto" w:fill="FFFFFF"/>
+            <w:tcMar>
+              <w:top w:w="0" w:type="dxa"/>
+              <w:bottom w:w="0" w:type="dxa"/>
+              <w:left w:w="0" w:type="dxa"/>
+              <w:right w:w="0" w:type="dxa"/>
+            </w:tcMar>
+            <w:vAlign w:val="center"/>
+          </w:tcPr>
+          <w:p>
+            <w:pPr>
+              <w:pStyle w:val="Normal"/>
+              <w:jc w:val="left"/>
+              <w:pBdr>
+                <w:bottom w:val="none" w:sz="0" w:space="0" w:color="000000"/>
+                <w:top w:val="none" w:sz="0" w:space="0" w:color="000000"/>
+                <w:left w:val="none" w:sz="0" w:space="0" w:color="000000"/>
+                <w:right w:val="none" w:sz="0" w:space="0" w:color="000000"/>
+              </w:pBdr>
+              <w:spacing w:after="100" w:before="100" w:line="240"/>
+              <w:ind w:left="100" w:right="100" w:firstLine="0" w:firstLineChars="0"/>
+              <w:rPr>
+                <w:rFonts w:ascii="Helvetica" w:hAnsi="Helvetica" w:eastAsia="Helvetica" w:cs="Helvetica"/>
+                <w:i w:val="false"/>
+                <w:b w:val="false"/>
+                <w:u w:val="none"/>
+                <w:sz w:val="22"/>
+                <w:szCs w:val="22"/>
+                <w:color w:val="000000"/>
+              </w:rPr>
+            </w:pPr>
+            <w:r>
+              <w:rPr>
+                <w:rFonts w:ascii="Helvetica" w:hAnsi="Helvetica" w:eastAsia="Helvetica" w:cs="Helvetica"/>
+                <w:i w:val="false"/>
+                <w:b w:val="false"/>
+                <w:u w:val="none"/>
+                <w:sz w:val="22"/>
+                <w:szCs w:val="22"/>
+                <w:color w:val="000000"/>
+              </w:rPr>
+              <w:t xml:space="preserve">-0.39***</w:t>
+            </w:r>
+          </w:p>
+        </w:tc>
+        <w:tc>
+          <w:tcPr>
+            <w:tcBorders>
+              <w:bottom w:val="none" w:sz="0" w:space="0" w:color="000000"/>
+              <w:top w:val="none" w:sz="0" w:space="0" w:color="000000"/>
+              <w:left w:val="none" w:sz="0" w:space="0" w:color="000000"/>
+              <w:right w:val="none" w:sz="0" w:space="0" w:color="000000"/>
+            </w:tcBorders>
+            <w:shd w:val="clear" w:color="auto" w:fill="FFFFFF"/>
+            <w:tcMar>
+              <w:top w:w="0" w:type="dxa"/>
+              <w:bottom w:w="0" w:type="dxa"/>
+              <w:left w:w="0" w:type="dxa"/>
+              <w:right w:w="0" w:type="dxa"/>
+            </w:tcMar>
+            <w:vAlign w:val="center"/>
+          </w:tcPr>
+          <w:p>
+            <w:pPr>
+              <w:pStyle w:val="Normal"/>
+              <w:jc w:val="left"/>
+              <w:pBdr>
+                <w:bottom w:val="none" w:sz="0" w:space="0" w:color="000000"/>
+                <w:top w:val="none" w:sz="0" w:space="0" w:color="000000"/>
+                <w:left w:val="none" w:sz="0" w:space="0" w:color="000000"/>
+                <w:right w:val="none" w:sz="0" w:space="0" w:color="000000"/>
+              </w:pBdr>
+              <w:spacing w:after="100" w:before="100" w:line="240"/>
+              <w:ind w:left="100" w:right="100" w:firstLine="0" w:firstLineChars="0"/>
+              <w:rPr>
+                <w:rFonts w:ascii="Helvetica" w:hAnsi="Helvetica" w:eastAsia="Helvetica" w:cs="Helvetica"/>
+                <w:i w:val="false"/>
+                <w:b w:val="false"/>
+                <w:u w:val="none"/>
+                <w:sz w:val="22"/>
+                <w:szCs w:val="22"/>
+                <w:color w:val="000000"/>
+              </w:rPr>
+            </w:pPr>
+            <w:r>
+              <w:rPr>
+                <w:rFonts w:ascii="Helvetica" w:hAnsi="Helvetica" w:eastAsia="Helvetica" w:cs="Helvetica"/>
+                <w:i w:val="false"/>
+                <w:b w:val="false"/>
+                <w:u w:val="none"/>
+                <w:sz w:val="22"/>
+                <w:szCs w:val="22"/>
+                <w:color w:val="000000"/>
+              </w:rPr>
               <w:t xml:space="preserve">-0.29***</w:t>
             </w:r>
           </w:p>
@@ -3604,113 +3710,7 @@
                 <w:szCs w:val="22"/>
                 <w:color w:val="000000"/>
               </w:rPr>
-              <w:t xml:space="preserve">-0.38***</w:t>
-            </w:r>
-          </w:p>
-        </w:tc>
-        <w:tc>
-          <w:tcPr>
-            <w:tcBorders>
-              <w:bottom w:val="none" w:sz="0" w:space="0" w:color="000000"/>
-              <w:top w:val="none" w:sz="0" w:space="0" w:color="000000"/>
-              <w:left w:val="none" w:sz="0" w:space="0" w:color="000000"/>
-              <w:right w:val="none" w:sz="0" w:space="0" w:color="000000"/>
-            </w:tcBorders>
-            <w:shd w:val="clear" w:color="auto" w:fill="FFFFFF"/>
-            <w:tcMar>
-              <w:top w:w="0" w:type="dxa"/>
-              <w:bottom w:w="0" w:type="dxa"/>
-              <w:left w:w="0" w:type="dxa"/>
-              <w:right w:w="0" w:type="dxa"/>
-            </w:tcMar>
-            <w:vAlign w:val="center"/>
-          </w:tcPr>
-          <w:p>
-            <w:pPr>
-              <w:pStyle w:val="Normal"/>
-              <w:jc w:val="left"/>
-              <w:pBdr>
-                <w:bottom w:val="none" w:sz="0" w:space="0" w:color="000000"/>
-                <w:top w:val="none" w:sz="0" w:space="0" w:color="000000"/>
-                <w:left w:val="none" w:sz="0" w:space="0" w:color="000000"/>
-                <w:right w:val="none" w:sz="0" w:space="0" w:color="000000"/>
-              </w:pBdr>
-              <w:spacing w:after="100" w:before="100" w:line="240"/>
-              <w:ind w:left="100" w:right="100" w:firstLine="0" w:firstLineChars="0"/>
-              <w:rPr>
-                <w:rFonts w:ascii="Helvetica" w:hAnsi="Helvetica" w:eastAsia="Helvetica" w:cs="Helvetica"/>
-                <w:i w:val="false"/>
-                <w:b w:val="false"/>
-                <w:u w:val="none"/>
-                <w:sz w:val="22"/>
-                <w:szCs w:val="22"/>
-                <w:color w:val="000000"/>
-              </w:rPr>
-            </w:pPr>
-            <w:r>
-              <w:rPr>
-                <w:rFonts w:ascii="Helvetica" w:hAnsi="Helvetica" w:eastAsia="Helvetica" w:cs="Helvetica"/>
-                <w:i w:val="false"/>
-                <w:b w:val="false"/>
-                <w:u w:val="none"/>
-                <w:sz w:val="22"/>
-                <w:szCs w:val="22"/>
-                <w:color w:val="000000"/>
-              </w:rPr>
               <w:t xml:space="preserve">-0.29***</w:t>
-            </w:r>
-          </w:p>
-        </w:tc>
-        <w:tc>
-          <w:tcPr>
-            <w:tcBorders>
-              <w:bottom w:val="none" w:sz="0" w:space="0" w:color="000000"/>
-              <w:top w:val="none" w:sz="0" w:space="0" w:color="000000"/>
-              <w:left w:val="none" w:sz="0" w:space="0" w:color="000000"/>
-              <w:right w:val="none" w:sz="0" w:space="0" w:color="000000"/>
-            </w:tcBorders>
-            <w:shd w:val="clear" w:color="auto" w:fill="FFFFFF"/>
-            <w:tcMar>
-              <w:top w:w="0" w:type="dxa"/>
-              <w:bottom w:w="0" w:type="dxa"/>
-              <w:left w:w="0" w:type="dxa"/>
-              <w:right w:w="0" w:type="dxa"/>
-            </w:tcMar>
-            <w:vAlign w:val="center"/>
-          </w:tcPr>
-          <w:p>
-            <w:pPr>
-              <w:pStyle w:val="Normal"/>
-              <w:jc w:val="left"/>
-              <w:pBdr>
-                <w:bottom w:val="none" w:sz="0" w:space="0" w:color="000000"/>
-                <w:top w:val="none" w:sz="0" w:space="0" w:color="000000"/>
-                <w:left w:val="none" w:sz="0" w:space="0" w:color="000000"/>
-                <w:right w:val="none" w:sz="0" w:space="0" w:color="000000"/>
-              </w:pBdr>
-              <w:spacing w:after="100" w:before="100" w:line="240"/>
-              <w:ind w:left="100" w:right="100" w:firstLine="0" w:firstLineChars="0"/>
-              <w:rPr>
-                <w:rFonts w:ascii="Helvetica" w:hAnsi="Helvetica" w:eastAsia="Helvetica" w:cs="Helvetica"/>
-                <w:i w:val="false"/>
-                <w:b w:val="false"/>
-                <w:u w:val="none"/>
-                <w:sz w:val="22"/>
-                <w:szCs w:val="22"/>
-                <w:color w:val="000000"/>
-              </w:rPr>
-            </w:pPr>
-            <w:r>
-              <w:rPr>
-                <w:rFonts w:ascii="Helvetica" w:hAnsi="Helvetica" w:eastAsia="Helvetica" w:cs="Helvetica"/>
-                <w:i w:val="false"/>
-                <w:b w:val="false"/>
-                <w:u w:val="none"/>
-                <w:sz w:val="22"/>
-                <w:szCs w:val="22"/>
-                <w:color w:val="000000"/>
-              </w:rPr>
-              <w:t xml:space="preserve">-0.28***</w:t>
             </w:r>
           </w:p>
         </w:tc>
@@ -4093,60 +4093,60 @@
                 <w:szCs w:val="22"/>
                 <w:color w:val="000000"/>
               </w:rPr>
-              <w:t xml:space="preserve">-0.3***</w:t>
-            </w:r>
-          </w:p>
-        </w:tc>
-        <w:tc>
-          <w:tcPr>
-            <w:tcBorders>
-              <w:bottom w:val="none" w:sz="0" w:space="0" w:color="000000"/>
-              <w:top w:val="none" w:sz="0" w:space="0" w:color="000000"/>
-              <w:left w:val="none" w:sz="0" w:space="0" w:color="000000"/>
-              <w:right w:val="none" w:sz="0" w:space="0" w:color="000000"/>
-            </w:tcBorders>
-            <w:shd w:val="clear" w:color="auto" w:fill="FFFFFF"/>
-            <w:tcMar>
-              <w:top w:w="0" w:type="dxa"/>
-              <w:bottom w:w="0" w:type="dxa"/>
-              <w:left w:w="0" w:type="dxa"/>
-              <w:right w:w="0" w:type="dxa"/>
-            </w:tcMar>
-            <w:vAlign w:val="center"/>
-          </w:tcPr>
-          <w:p>
-            <w:pPr>
-              <w:pStyle w:val="Normal"/>
-              <w:jc w:val="left"/>
-              <w:pBdr>
-                <w:bottom w:val="none" w:sz="0" w:space="0" w:color="000000"/>
-                <w:top w:val="none" w:sz="0" w:space="0" w:color="000000"/>
-                <w:left w:val="none" w:sz="0" w:space="0" w:color="000000"/>
-                <w:right w:val="none" w:sz="0" w:space="0" w:color="000000"/>
-              </w:pBdr>
-              <w:spacing w:after="100" w:before="100" w:line="240"/>
-              <w:ind w:left="100" w:right="100" w:firstLine="0" w:firstLineChars="0"/>
-              <w:rPr>
-                <w:rFonts w:ascii="Helvetica" w:hAnsi="Helvetica" w:eastAsia="Helvetica" w:cs="Helvetica"/>
-                <w:i w:val="false"/>
-                <w:b w:val="false"/>
-                <w:u w:val="none"/>
-                <w:sz w:val="22"/>
-                <w:szCs w:val="22"/>
-                <w:color w:val="000000"/>
-              </w:rPr>
-            </w:pPr>
-            <w:r>
-              <w:rPr>
-                <w:rFonts w:ascii="Helvetica" w:hAnsi="Helvetica" w:eastAsia="Helvetica" w:cs="Helvetica"/>
-                <w:i w:val="false"/>
-                <w:b w:val="false"/>
-                <w:u w:val="none"/>
-                <w:sz w:val="22"/>
-                <w:szCs w:val="22"/>
-                <w:color w:val="000000"/>
-              </w:rPr>
-              <w:t xml:space="preserve">-0.35***</w:t>
+              <w:t xml:space="preserve">-0.31***</w:t>
+            </w:r>
+          </w:p>
+        </w:tc>
+        <w:tc>
+          <w:tcPr>
+            <w:tcBorders>
+              <w:bottom w:val="none" w:sz="0" w:space="0" w:color="000000"/>
+              <w:top w:val="none" w:sz="0" w:space="0" w:color="000000"/>
+              <w:left w:val="none" w:sz="0" w:space="0" w:color="000000"/>
+              <w:right w:val="none" w:sz="0" w:space="0" w:color="000000"/>
+            </w:tcBorders>
+            <w:shd w:val="clear" w:color="auto" w:fill="FFFFFF"/>
+            <w:tcMar>
+              <w:top w:w="0" w:type="dxa"/>
+              <w:bottom w:w="0" w:type="dxa"/>
+              <w:left w:w="0" w:type="dxa"/>
+              <w:right w:w="0" w:type="dxa"/>
+            </w:tcMar>
+            <w:vAlign w:val="center"/>
+          </w:tcPr>
+          <w:p>
+            <w:pPr>
+              <w:pStyle w:val="Normal"/>
+              <w:jc w:val="left"/>
+              <w:pBdr>
+                <w:bottom w:val="none" w:sz="0" w:space="0" w:color="000000"/>
+                <w:top w:val="none" w:sz="0" w:space="0" w:color="000000"/>
+                <w:left w:val="none" w:sz="0" w:space="0" w:color="000000"/>
+                <w:right w:val="none" w:sz="0" w:space="0" w:color="000000"/>
+              </w:pBdr>
+              <w:spacing w:after="100" w:before="100" w:line="240"/>
+              <w:ind w:left="100" w:right="100" w:firstLine="0" w:firstLineChars="0"/>
+              <w:rPr>
+                <w:rFonts w:ascii="Helvetica" w:hAnsi="Helvetica" w:eastAsia="Helvetica" w:cs="Helvetica"/>
+                <w:i w:val="false"/>
+                <w:b w:val="false"/>
+                <w:u w:val="none"/>
+                <w:sz w:val="22"/>
+                <w:szCs w:val="22"/>
+                <w:color w:val="000000"/>
+              </w:rPr>
+            </w:pPr>
+            <w:r>
+              <w:rPr>
+                <w:rFonts w:ascii="Helvetica" w:hAnsi="Helvetica" w:eastAsia="Helvetica" w:cs="Helvetica"/>
+                <w:i w:val="false"/>
+                <w:b w:val="false"/>
+                <w:u w:val="none"/>
+                <w:sz w:val="22"/>
+                <w:szCs w:val="22"/>
+                <w:color w:val="000000"/>
+              </w:rPr>
+              <w:t xml:space="preserve">-0.36***</w:t>
             </w:r>
           </w:p>
         </w:tc>
@@ -4364,112 +4364,6 @@
                 <w:szCs w:val="22"/>
                 <w:color w:val="000000"/>
               </w:rPr>
-              <w:t xml:space="preserve">0.08</w:t>
-            </w:r>
-          </w:p>
-        </w:tc>
-        <w:tc>
-          <w:tcPr>
-            <w:tcBorders>
-              <w:bottom w:val="none" w:sz="0" w:space="0" w:color="000000"/>
-              <w:top w:val="none" w:sz="0" w:space="0" w:color="000000"/>
-              <w:left w:val="none" w:sz="0" w:space="0" w:color="000000"/>
-              <w:right w:val="none" w:sz="0" w:space="0" w:color="000000"/>
-            </w:tcBorders>
-            <w:shd w:val="clear" w:color="auto" w:fill="FFFFFF"/>
-            <w:tcMar>
-              <w:top w:w="0" w:type="dxa"/>
-              <w:bottom w:w="0" w:type="dxa"/>
-              <w:left w:w="0" w:type="dxa"/>
-              <w:right w:w="0" w:type="dxa"/>
-            </w:tcMar>
-            <w:vAlign w:val="center"/>
-          </w:tcPr>
-          <w:p>
-            <w:pPr>
-              <w:pStyle w:val="Normal"/>
-              <w:jc w:val="left"/>
-              <w:pBdr>
-                <w:bottom w:val="none" w:sz="0" w:space="0" w:color="000000"/>
-                <w:top w:val="none" w:sz="0" w:space="0" w:color="000000"/>
-                <w:left w:val="none" w:sz="0" w:space="0" w:color="000000"/>
-                <w:right w:val="none" w:sz="0" w:space="0" w:color="000000"/>
-              </w:pBdr>
-              <w:spacing w:after="100" w:before="100" w:line="240"/>
-              <w:ind w:left="100" w:right="100" w:firstLine="0" w:firstLineChars="0"/>
-              <w:rPr>
-                <w:rFonts w:ascii="Helvetica" w:hAnsi="Helvetica" w:eastAsia="Helvetica" w:cs="Helvetica"/>
-                <w:i w:val="false"/>
-                <w:b w:val="false"/>
-                <w:u w:val="none"/>
-                <w:sz w:val="22"/>
-                <w:szCs w:val="22"/>
-                <w:color w:val="000000"/>
-              </w:rPr>
-            </w:pPr>
-            <w:r>
-              <w:rPr>
-                <w:rFonts w:ascii="Helvetica" w:hAnsi="Helvetica" w:eastAsia="Helvetica" w:cs="Helvetica"/>
-                <w:i w:val="false"/>
-                <w:b w:val="false"/>
-                <w:u w:val="none"/>
-                <w:sz w:val="22"/>
-                <w:szCs w:val="22"/>
-                <w:color w:val="000000"/>
-              </w:rPr>
-              <w:t xml:space="preserve">0.05</w:t>
-            </w:r>
-          </w:p>
-        </w:tc>
-        <w:tc>
-          <w:tcPr>
-            <w:tcBorders>
-              <w:bottom w:val="none" w:sz="0" w:space="0" w:color="000000"/>
-              <w:top w:val="none" w:sz="0" w:space="0" w:color="000000"/>
-              <w:left w:val="none" w:sz="0" w:space="0" w:color="000000"/>
-              <w:right w:val="none" w:sz="0" w:space="0" w:color="000000"/>
-            </w:tcBorders>
-            <w:shd w:val="clear" w:color="auto" w:fill="FFFFFF"/>
-            <w:tcMar>
-              <w:top w:w="0" w:type="dxa"/>
-              <w:bottom w:w="0" w:type="dxa"/>
-              <w:left w:w="0" w:type="dxa"/>
-              <w:right w:w="0" w:type="dxa"/>
-            </w:tcMar>
-            <w:vAlign w:val="center"/>
-          </w:tcPr>
-          <w:p>
-            <w:pPr>
-              <w:pStyle w:val="Normal"/>
-              <w:jc w:val="left"/>
-              <w:pBdr>
-                <w:bottom w:val="none" w:sz="0" w:space="0" w:color="000000"/>
-                <w:top w:val="none" w:sz="0" w:space="0" w:color="000000"/>
-                <w:left w:val="none" w:sz="0" w:space="0" w:color="000000"/>
-                <w:right w:val="none" w:sz="0" w:space="0" w:color="000000"/>
-              </w:pBdr>
-              <w:spacing w:after="100" w:before="100" w:line="240"/>
-              <w:ind w:left="100" w:right="100" w:firstLine="0" w:firstLineChars="0"/>
-              <w:rPr>
-                <w:rFonts w:ascii="Helvetica" w:hAnsi="Helvetica" w:eastAsia="Helvetica" w:cs="Helvetica"/>
-                <w:i w:val="false"/>
-                <w:b w:val="false"/>
-                <w:u w:val="none"/>
-                <w:sz w:val="22"/>
-                <w:szCs w:val="22"/>
-                <w:color w:val="000000"/>
-              </w:rPr>
-            </w:pPr>
-            <w:r>
-              <w:rPr>
-                <w:rFonts w:ascii="Helvetica" w:hAnsi="Helvetica" w:eastAsia="Helvetica" w:cs="Helvetica"/>
-                <w:i w:val="false"/>
-                <w:b w:val="false"/>
-                <w:u w:val="none"/>
-                <w:sz w:val="22"/>
-                <w:szCs w:val="22"/>
-                <w:color w:val="000000"/>
-              </w:rPr>
               <w:t xml:space="preserve">0.07</w:t>
             </w:r>
           </w:p>
@@ -4523,7 +4417,113 @@
                 <w:szCs w:val="22"/>
                 <w:color w:val="000000"/>
               </w:rPr>
-              <w:t xml:space="preserve">0.07</w:t>
+              <w:t xml:space="preserve">0.04</w:t>
+            </w:r>
+          </w:p>
+        </w:tc>
+        <w:tc>
+          <w:tcPr>
+            <w:tcBorders>
+              <w:bottom w:val="none" w:sz="0" w:space="0" w:color="000000"/>
+              <w:top w:val="none" w:sz="0" w:space="0" w:color="000000"/>
+              <w:left w:val="none" w:sz="0" w:space="0" w:color="000000"/>
+              <w:right w:val="none" w:sz="0" w:space="0" w:color="000000"/>
+            </w:tcBorders>
+            <w:shd w:val="clear" w:color="auto" w:fill="FFFFFF"/>
+            <w:tcMar>
+              <w:top w:w="0" w:type="dxa"/>
+              <w:bottom w:w="0" w:type="dxa"/>
+              <w:left w:w="0" w:type="dxa"/>
+              <w:right w:w="0" w:type="dxa"/>
+            </w:tcMar>
+            <w:vAlign w:val="center"/>
+          </w:tcPr>
+          <w:p>
+            <w:pPr>
+              <w:pStyle w:val="Normal"/>
+              <w:jc w:val="left"/>
+              <w:pBdr>
+                <w:bottom w:val="none" w:sz="0" w:space="0" w:color="000000"/>
+                <w:top w:val="none" w:sz="0" w:space="0" w:color="000000"/>
+                <w:left w:val="none" w:sz="0" w:space="0" w:color="000000"/>
+                <w:right w:val="none" w:sz="0" w:space="0" w:color="000000"/>
+              </w:pBdr>
+              <w:spacing w:after="100" w:before="100" w:line="240"/>
+              <w:ind w:left="100" w:right="100" w:firstLine="0" w:firstLineChars="0"/>
+              <w:rPr>
+                <w:rFonts w:ascii="Helvetica" w:hAnsi="Helvetica" w:eastAsia="Helvetica" w:cs="Helvetica"/>
+                <w:i w:val="false"/>
+                <w:b w:val="false"/>
+                <w:u w:val="none"/>
+                <w:sz w:val="22"/>
+                <w:szCs w:val="22"/>
+                <w:color w:val="000000"/>
+              </w:rPr>
+            </w:pPr>
+            <w:r>
+              <w:rPr>
+                <w:rFonts w:ascii="Helvetica" w:hAnsi="Helvetica" w:eastAsia="Helvetica" w:cs="Helvetica"/>
+                <w:i w:val="false"/>
+                <w:b w:val="false"/>
+                <w:u w:val="none"/>
+                <w:sz w:val="22"/>
+                <w:szCs w:val="22"/>
+                <w:color w:val="000000"/>
+              </w:rPr>
+              <w:t xml:space="preserve">0.06</w:t>
+            </w:r>
+          </w:p>
+        </w:tc>
+        <w:tc>
+          <w:tcPr>
+            <w:tcBorders>
+              <w:bottom w:val="none" w:sz="0" w:space="0" w:color="000000"/>
+              <w:top w:val="none" w:sz="0" w:space="0" w:color="000000"/>
+              <w:left w:val="none" w:sz="0" w:space="0" w:color="000000"/>
+              <w:right w:val="none" w:sz="0" w:space="0" w:color="000000"/>
+            </w:tcBorders>
+            <w:shd w:val="clear" w:color="auto" w:fill="FFFFFF"/>
+            <w:tcMar>
+              <w:top w:w="0" w:type="dxa"/>
+              <w:bottom w:w="0" w:type="dxa"/>
+              <w:left w:w="0" w:type="dxa"/>
+              <w:right w:w="0" w:type="dxa"/>
+            </w:tcMar>
+            <w:vAlign w:val="center"/>
+          </w:tcPr>
+          <w:p>
+            <w:pPr>
+              <w:pStyle w:val="Normal"/>
+              <w:jc w:val="left"/>
+              <w:pBdr>
+                <w:bottom w:val="none" w:sz="0" w:space="0" w:color="000000"/>
+                <w:top w:val="none" w:sz="0" w:space="0" w:color="000000"/>
+                <w:left w:val="none" w:sz="0" w:space="0" w:color="000000"/>
+                <w:right w:val="none" w:sz="0" w:space="0" w:color="000000"/>
+              </w:pBdr>
+              <w:spacing w:after="100" w:before="100" w:line="240"/>
+              <w:ind w:left="100" w:right="100" w:firstLine="0" w:firstLineChars="0"/>
+              <w:rPr>
+                <w:rFonts w:ascii="Helvetica" w:hAnsi="Helvetica" w:eastAsia="Helvetica" w:cs="Helvetica"/>
+                <w:i w:val="false"/>
+                <w:b w:val="false"/>
+                <w:u w:val="none"/>
+                <w:sz w:val="22"/>
+                <w:szCs w:val="22"/>
+                <w:color w:val="000000"/>
+              </w:rPr>
+            </w:pPr>
+            <w:r>
+              <w:rPr>
+                <w:rFonts w:ascii="Helvetica" w:hAnsi="Helvetica" w:eastAsia="Helvetica" w:cs="Helvetica"/>
+                <w:i w:val="false"/>
+                <w:b w:val="false"/>
+                <w:u w:val="none"/>
+                <w:sz w:val="22"/>
+                <w:szCs w:val="22"/>
+                <w:color w:val="000000"/>
+              </w:rPr>
+              <w:t xml:space="preserve">0.06</w:t>
             </w:r>
           </w:p>
         </w:tc>
@@ -4635,7 +4635,7 @@
                 <w:szCs w:val="22"/>
                 <w:color w:val="000000"/>
               </w:rPr>
-              <w:t xml:space="preserve">0.99***</w:t>
+              <w:t xml:space="preserve">1.12***</w:t>
             </w:r>
           </w:p>
         </w:tc>
@@ -4688,7 +4688,7 @@
                 <w:szCs w:val="22"/>
                 <w:color w:val="000000"/>
               </w:rPr>
-              <w:t xml:space="preserve">1.15***</w:t>
+              <w:t xml:space="preserve">1.25***</w:t>
             </w:r>
           </w:p>
         </w:tc>
@@ -4741,7 +4741,7 @@
                 <w:szCs w:val="22"/>
                 <w:color w:val="000000"/>
               </w:rPr>
-              <w:t xml:space="preserve">0.99***</w:t>
+              <w:t xml:space="preserve">1.1***</w:t>
             </w:r>
           </w:p>
         </w:tc>
@@ -4794,7 +4794,7 @@
                 <w:szCs w:val="22"/>
                 <w:color w:val="000000"/>
               </w:rPr>
-              <w:t xml:space="preserve">0.99***</w:t>
+              <w:t xml:space="preserve">1.1***</w:t>
             </w:r>
           </w:p>
         </w:tc>
@@ -5177,7 +5177,7 @@
                 <w:szCs w:val="22"/>
                 <w:color w:val="000000"/>
               </w:rPr>
-              <w:t xml:space="preserve">0.209</w:t>
+              <w:t xml:space="preserve">0.21</w:t>
             </w:r>
           </w:p>
         </w:tc>
@@ -5230,7 +5230,7 @@
                 <w:szCs w:val="22"/>
                 <w:color w:val="000000"/>
               </w:rPr>
-              <w:t xml:space="preserve">0.186</w:t>
+              <w:t xml:space="preserve">0.183</w:t>
             </w:r>
           </w:p>
         </w:tc>
@@ -5283,7 +5283,7 @@
                 <w:szCs w:val="22"/>
                 <w:color w:val="000000"/>
               </w:rPr>
-              <w:t xml:space="preserve">0.23</w:t>
+              <w:t xml:space="preserve">0.229</w:t>
             </w:r>
           </w:p>
         </w:tc>
@@ -5336,7 +5336,7 @@
                 <w:szCs w:val="22"/>
                 <w:color w:val="000000"/>
               </w:rPr>
-              <w:t xml:space="preserve">0.234</w:t>
+              <w:t xml:space="preserve">0.233</w:t>
             </w:r>
           </w:p>
         </w:tc>

--- a/tables/model_table.docx
+++ b/tables/model_table.docx
@@ -48,7 +48,6 @@
           </w:tcPr>
           <w:p>
             <w:pPr>
-              <w:pStyle w:val="Normal"/>
               <w:jc w:val="left"/>
               <w:pBdr>
                 <w:bottom w:val="none" w:sz="0" w:space="0" w:color="000000"/>
@@ -101,7 +100,6 @@
           </w:tcPr>
           <w:p>
             <w:pPr>
-              <w:pStyle w:val="Normal"/>
               <w:jc w:val="left"/>
               <w:pBdr>
                 <w:bottom w:val="none" w:sz="0" w:space="0" w:color="000000"/>
@@ -154,7 +152,6 @@
           </w:tcPr>
           <w:p>
             <w:pPr>
-              <w:pStyle w:val="Normal"/>
               <w:jc w:val="left"/>
               <w:pBdr>
                 <w:bottom w:val="none" w:sz="0" w:space="0" w:color="000000"/>
@@ -207,7 +204,6 @@
           </w:tcPr>
           <w:p>
             <w:pPr>
-              <w:pStyle w:val="Normal"/>
               <w:jc w:val="left"/>
               <w:pBdr>
                 <w:bottom w:val="none" w:sz="0" w:space="0" w:color="000000"/>
@@ -260,7 +256,6 @@
           </w:tcPr>
           <w:p>
             <w:pPr>
-              <w:pStyle w:val="Normal"/>
               <w:jc w:val="left"/>
               <w:pBdr>
                 <w:bottom w:val="none" w:sz="0" w:space="0" w:color="000000"/>
@@ -320,7 +315,6 @@
           </w:tcPr>
           <w:p>
             <w:pPr>
-              <w:pStyle w:val="Normal"/>
               <w:jc w:val="left"/>
               <w:pBdr>
                 <w:bottom w:val="none" w:sz="0" w:space="0" w:color="000000"/>
@@ -403,7 +397,6 @@
           </w:tcPr>
           <w:p>
             <w:pPr>
-              <w:pStyle w:val="Normal"/>
               <w:jc w:val="left"/>
               <w:pBdr>
                 <w:bottom w:val="none" w:sz="0" w:space="0" w:color="000000"/>
@@ -456,7 +449,162 @@
           </w:tcPr>
           <w:p>
             <w:pPr>
-              <w:pStyle w:val="Normal"/>
+              <w:jc w:val="left"/>
+              <w:pBdr>
+                <w:bottom w:val="none" w:sz="0" w:space="0" w:color="000000"/>
+                <w:top w:val="none" w:sz="0" w:space="0" w:color="000000"/>
+                <w:left w:val="none" w:sz="0" w:space="0" w:color="000000"/>
+                <w:right w:val="none" w:sz="0" w:space="0" w:color="000000"/>
+              </w:pBdr>
+              <w:spacing w:after="100" w:before="100" w:line="240"/>
+              <w:ind w:left="100" w:right="100" w:firstLine="0" w:firstLineChars="0"/>
+              <w:rPr>
+                <w:rFonts w:ascii="Helvetica" w:hAnsi="Helvetica" w:eastAsia="Helvetica" w:cs="Helvetica"/>
+                <w:i w:val="false"/>
+                <w:b w:val="false"/>
+                <w:u w:val="none"/>
+                <w:sz w:val="22"/>
+                <w:szCs w:val="22"/>
+                <w:color w:val="000000"/>
+              </w:rPr>
+            </w:pPr>
+            <w:r>
+              <w:rPr>
+                <w:rFonts w:ascii="Helvetica" w:hAnsi="Helvetica" w:eastAsia="Helvetica" w:cs="Helvetica"/>
+                <w:i w:val="false"/>
+                <w:b w:val="false"/>
+                <w:u w:val="none"/>
+                <w:sz w:val="22"/>
+                <w:szCs w:val="22"/>
+                <w:color w:val="000000"/>
+              </w:rPr>
+              <w:t xml:space="preserve">0.25***</w:t>
+            </w:r>
+          </w:p>
+        </w:tc>
+        <w:tc>
+          <w:tcPr>
+            <w:tcBorders>
+              <w:bottom w:val="none" w:sz="0" w:space="0" w:color="000000"/>
+              <w:top w:val="single" w:sz="12" w:space="0" w:color="666666"/>
+              <w:left w:val="none" w:sz="0" w:space="0" w:color="000000"/>
+              <w:right w:val="none" w:sz="0" w:space="0" w:color="000000"/>
+            </w:tcBorders>
+            <w:shd w:val="clear" w:color="auto" w:fill="FFFFFF"/>
+            <w:tcMar>
+              <w:top w:w="0" w:type="dxa"/>
+              <w:bottom w:w="0" w:type="dxa"/>
+              <w:left w:w="0" w:type="dxa"/>
+              <w:right w:w="0" w:type="dxa"/>
+            </w:tcMar>
+            <w:vAlign w:val="center"/>
+          </w:tcPr>
+          <w:p>
+            <w:pPr>
+              <w:jc w:val="left"/>
+              <w:pBdr>
+                <w:bottom w:val="none" w:sz="0" w:space="0" w:color="000000"/>
+                <w:top w:val="none" w:sz="0" w:space="0" w:color="000000"/>
+                <w:left w:val="none" w:sz="0" w:space="0" w:color="000000"/>
+                <w:right w:val="none" w:sz="0" w:space="0" w:color="000000"/>
+              </w:pBdr>
+              <w:spacing w:after="100" w:before="100" w:line="240"/>
+              <w:ind w:left="100" w:right="100" w:firstLine="0" w:firstLineChars="0"/>
+              <w:rPr>
+                <w:rFonts w:ascii="Helvetica" w:hAnsi="Helvetica" w:eastAsia="Helvetica" w:cs="Helvetica"/>
+                <w:i w:val="false"/>
+                <w:b w:val="false"/>
+                <w:u w:val="none"/>
+                <w:sz w:val="22"/>
+                <w:szCs w:val="22"/>
+                <w:color w:val="000000"/>
+              </w:rPr>
+            </w:pPr>
+            <w:r>
+              <w:rPr>
+                <w:rFonts w:ascii="Helvetica" w:hAnsi="Helvetica" w:eastAsia="Helvetica" w:cs="Helvetica"/>
+                <w:i w:val="false"/>
+                <w:b w:val="false"/>
+                <w:u w:val="none"/>
+                <w:sz w:val="22"/>
+                <w:szCs w:val="22"/>
+                <w:color w:val="000000"/>
+              </w:rPr>
+              <w:t xml:space="preserve"/>
+            </w:r>
+          </w:p>
+        </w:tc>
+        <w:tc>
+          <w:tcPr>
+            <w:tcBorders>
+              <w:bottom w:val="none" w:sz="0" w:space="0" w:color="000000"/>
+              <w:top w:val="single" w:sz="12" w:space="0" w:color="666666"/>
+              <w:left w:val="none" w:sz="0" w:space="0" w:color="000000"/>
+              <w:right w:val="none" w:sz="0" w:space="0" w:color="000000"/>
+            </w:tcBorders>
+            <w:shd w:val="clear" w:color="auto" w:fill="FFFFFF"/>
+            <w:tcMar>
+              <w:top w:w="0" w:type="dxa"/>
+              <w:bottom w:w="0" w:type="dxa"/>
+              <w:left w:w="0" w:type="dxa"/>
+              <w:right w:w="0" w:type="dxa"/>
+            </w:tcMar>
+            <w:vAlign w:val="center"/>
+          </w:tcPr>
+          <w:p>
+            <w:pPr>
+              <w:jc w:val="left"/>
+              <w:pBdr>
+                <w:bottom w:val="none" w:sz="0" w:space="0" w:color="000000"/>
+                <w:top w:val="none" w:sz="0" w:space="0" w:color="000000"/>
+                <w:left w:val="none" w:sz="0" w:space="0" w:color="000000"/>
+                <w:right w:val="none" w:sz="0" w:space="0" w:color="000000"/>
+              </w:pBdr>
+              <w:spacing w:after="100" w:before="100" w:line="240"/>
+              <w:ind w:left="100" w:right="100" w:firstLine="0" w:firstLineChars="0"/>
+              <w:rPr>
+                <w:rFonts w:ascii="Helvetica" w:hAnsi="Helvetica" w:eastAsia="Helvetica" w:cs="Helvetica"/>
+                <w:i w:val="false"/>
+                <w:b w:val="false"/>
+                <w:u w:val="none"/>
+                <w:sz w:val="22"/>
+                <w:szCs w:val="22"/>
+                <w:color w:val="000000"/>
+              </w:rPr>
+            </w:pPr>
+            <w:r>
+              <w:rPr>
+                <w:rFonts w:ascii="Helvetica" w:hAnsi="Helvetica" w:eastAsia="Helvetica" w:cs="Helvetica"/>
+                <w:i w:val="false"/>
+                <w:b w:val="false"/>
+                <w:u w:val="none"/>
+                <w:sz w:val="22"/>
+                <w:szCs w:val="22"/>
+                <w:color w:val="000000"/>
+              </w:rPr>
+              <w:t xml:space="preserve">0.24***</w:t>
+            </w:r>
+          </w:p>
+        </w:tc>
+        <w:tc>
+          <w:tcPr>
+            <w:tcBorders>
+              <w:bottom w:val="none" w:sz="0" w:space="0" w:color="000000"/>
+              <w:top w:val="single" w:sz="12" w:space="0" w:color="666666"/>
+              <w:left w:val="none" w:sz="0" w:space="0" w:color="000000"/>
+              <w:right w:val="none" w:sz="0" w:space="0" w:color="000000"/>
+            </w:tcBorders>
+            <w:shd w:val="clear" w:color="auto" w:fill="FFFFFF"/>
+            <w:tcMar>
+              <w:top w:w="0" w:type="dxa"/>
+              <w:bottom w:w="0" w:type="dxa"/>
+              <w:left w:w="0" w:type="dxa"/>
+              <w:right w:w="0" w:type="dxa"/>
+            </w:tcMar>
+            <w:vAlign w:val="center"/>
+          </w:tcPr>
+          <w:p>
+            <w:pPr>
               <w:jc w:val="left"/>
               <w:pBdr>
                 <w:bottom w:val="none" w:sz="0" w:space="0" w:color="000000"/>
@@ -487,165 +635,6 @@
                 <w:color w:val="000000"/>
               </w:rPr>
               <w:t xml:space="preserve">0.26***</w:t>
-            </w:r>
-          </w:p>
-        </w:tc>
-        <w:tc>
-          <w:tcPr>
-            <w:tcBorders>
-              <w:bottom w:val="none" w:sz="0" w:space="0" w:color="000000"/>
-              <w:top w:val="single" w:sz="12" w:space="0" w:color="666666"/>
-              <w:left w:val="none" w:sz="0" w:space="0" w:color="000000"/>
-              <w:right w:val="none" w:sz="0" w:space="0" w:color="000000"/>
-            </w:tcBorders>
-            <w:shd w:val="clear" w:color="auto" w:fill="FFFFFF"/>
-            <w:tcMar>
-              <w:top w:w="0" w:type="dxa"/>
-              <w:bottom w:w="0" w:type="dxa"/>
-              <w:left w:w="0" w:type="dxa"/>
-              <w:right w:w="0" w:type="dxa"/>
-            </w:tcMar>
-            <w:vAlign w:val="center"/>
-          </w:tcPr>
-          <w:p>
-            <w:pPr>
-              <w:pStyle w:val="Normal"/>
-              <w:jc w:val="left"/>
-              <w:pBdr>
-                <w:bottom w:val="none" w:sz="0" w:space="0" w:color="000000"/>
-                <w:top w:val="none" w:sz="0" w:space="0" w:color="000000"/>
-                <w:left w:val="none" w:sz="0" w:space="0" w:color="000000"/>
-                <w:right w:val="none" w:sz="0" w:space="0" w:color="000000"/>
-              </w:pBdr>
-              <w:spacing w:after="100" w:before="100" w:line="240"/>
-              <w:ind w:left="100" w:right="100" w:firstLine="0" w:firstLineChars="0"/>
-              <w:rPr>
-                <w:rFonts w:ascii="Helvetica" w:hAnsi="Helvetica" w:eastAsia="Helvetica" w:cs="Helvetica"/>
-                <w:i w:val="false"/>
-                <w:b w:val="false"/>
-                <w:u w:val="none"/>
-                <w:sz w:val="22"/>
-                <w:szCs w:val="22"/>
-                <w:color w:val="000000"/>
-              </w:rPr>
-            </w:pPr>
-            <w:r>
-              <w:rPr>
-                <w:rFonts w:ascii="Helvetica" w:hAnsi="Helvetica" w:eastAsia="Helvetica" w:cs="Helvetica"/>
-                <w:i w:val="false"/>
-                <w:b w:val="false"/>
-                <w:u w:val="none"/>
-                <w:sz w:val="22"/>
-                <w:szCs w:val="22"/>
-                <w:color w:val="000000"/>
-              </w:rPr>
-              <w:t xml:space="preserve"/>
-            </w:r>
-          </w:p>
-        </w:tc>
-        <w:tc>
-          <w:tcPr>
-            <w:tcBorders>
-              <w:bottom w:val="none" w:sz="0" w:space="0" w:color="000000"/>
-              <w:top w:val="single" w:sz="12" w:space="0" w:color="666666"/>
-              <w:left w:val="none" w:sz="0" w:space="0" w:color="000000"/>
-              <w:right w:val="none" w:sz="0" w:space="0" w:color="000000"/>
-            </w:tcBorders>
-            <w:shd w:val="clear" w:color="auto" w:fill="FFFFFF"/>
-            <w:tcMar>
-              <w:top w:w="0" w:type="dxa"/>
-              <w:bottom w:w="0" w:type="dxa"/>
-              <w:left w:w="0" w:type="dxa"/>
-              <w:right w:w="0" w:type="dxa"/>
-            </w:tcMar>
-            <w:vAlign w:val="center"/>
-          </w:tcPr>
-          <w:p>
-            <w:pPr>
-              <w:pStyle w:val="Normal"/>
-              <w:jc w:val="left"/>
-              <w:pBdr>
-                <w:bottom w:val="none" w:sz="0" w:space="0" w:color="000000"/>
-                <w:top w:val="none" w:sz="0" w:space="0" w:color="000000"/>
-                <w:left w:val="none" w:sz="0" w:space="0" w:color="000000"/>
-                <w:right w:val="none" w:sz="0" w:space="0" w:color="000000"/>
-              </w:pBdr>
-              <w:spacing w:after="100" w:before="100" w:line="240"/>
-              <w:ind w:left="100" w:right="100" w:firstLine="0" w:firstLineChars="0"/>
-              <w:rPr>
-                <w:rFonts w:ascii="Helvetica" w:hAnsi="Helvetica" w:eastAsia="Helvetica" w:cs="Helvetica"/>
-                <w:i w:val="false"/>
-                <w:b w:val="false"/>
-                <w:u w:val="none"/>
-                <w:sz w:val="22"/>
-                <w:szCs w:val="22"/>
-                <w:color w:val="000000"/>
-              </w:rPr>
-            </w:pPr>
-            <w:r>
-              <w:rPr>
-                <w:rFonts w:ascii="Helvetica" w:hAnsi="Helvetica" w:eastAsia="Helvetica" w:cs="Helvetica"/>
-                <w:i w:val="false"/>
-                <w:b w:val="false"/>
-                <w:u w:val="none"/>
-                <w:sz w:val="22"/>
-                <w:szCs w:val="22"/>
-                <w:color w:val="000000"/>
-              </w:rPr>
-              <w:t xml:space="preserve">0.25***</w:t>
-            </w:r>
-          </w:p>
-        </w:tc>
-        <w:tc>
-          <w:tcPr>
-            <w:tcBorders>
-              <w:bottom w:val="none" w:sz="0" w:space="0" w:color="000000"/>
-              <w:top w:val="single" w:sz="12" w:space="0" w:color="666666"/>
-              <w:left w:val="none" w:sz="0" w:space="0" w:color="000000"/>
-              <w:right w:val="none" w:sz="0" w:space="0" w:color="000000"/>
-            </w:tcBorders>
-            <w:shd w:val="clear" w:color="auto" w:fill="FFFFFF"/>
-            <w:tcMar>
-              <w:top w:w="0" w:type="dxa"/>
-              <w:bottom w:w="0" w:type="dxa"/>
-              <w:left w:w="0" w:type="dxa"/>
-              <w:right w:w="0" w:type="dxa"/>
-            </w:tcMar>
-            <w:vAlign w:val="center"/>
-          </w:tcPr>
-          <w:p>
-            <w:pPr>
-              <w:pStyle w:val="Normal"/>
-              <w:jc w:val="left"/>
-              <w:pBdr>
-                <w:bottom w:val="none" w:sz="0" w:space="0" w:color="000000"/>
-                <w:top w:val="none" w:sz="0" w:space="0" w:color="000000"/>
-                <w:left w:val="none" w:sz="0" w:space="0" w:color="000000"/>
-                <w:right w:val="none" w:sz="0" w:space="0" w:color="000000"/>
-              </w:pBdr>
-              <w:spacing w:after="100" w:before="100" w:line="240"/>
-              <w:ind w:left="100" w:right="100" w:firstLine="0" w:firstLineChars="0"/>
-              <w:rPr>
-                <w:rFonts w:ascii="Helvetica" w:hAnsi="Helvetica" w:eastAsia="Helvetica" w:cs="Helvetica"/>
-                <w:i w:val="false"/>
-                <w:b w:val="false"/>
-                <w:u w:val="none"/>
-                <w:sz w:val="22"/>
-                <w:szCs w:val="22"/>
-                <w:color w:val="000000"/>
-              </w:rPr>
-            </w:pPr>
-            <w:r>
-              <w:rPr>
-                <w:rFonts w:ascii="Helvetica" w:hAnsi="Helvetica" w:eastAsia="Helvetica" w:cs="Helvetica"/>
-                <w:i w:val="false"/>
-                <w:b w:val="false"/>
-                <w:u w:val="none"/>
-                <w:sz w:val="22"/>
-                <w:szCs w:val="22"/>
-                <w:color w:val="000000"/>
-              </w:rPr>
-              <w:t xml:space="preserve">0.27***</w:t>
             </w:r>
           </w:p>
         </w:tc>
@@ -674,7 +663,6 @@
           </w:tcPr>
           <w:p>
             <w:pPr>
-              <w:pStyle w:val="Normal"/>
               <w:jc w:val="left"/>
               <w:pBdr>
                 <w:bottom w:val="none" w:sz="0" w:space="0" w:color="000000"/>
@@ -727,7 +715,6 @@
           </w:tcPr>
           <w:p>
             <w:pPr>
-              <w:pStyle w:val="Normal"/>
               <w:jc w:val="left"/>
               <w:pBdr>
                 <w:bottom w:val="none" w:sz="0" w:space="0" w:color="000000"/>
@@ -780,7 +767,6 @@
           </w:tcPr>
           <w:p>
             <w:pPr>
-              <w:pStyle w:val="Normal"/>
               <w:jc w:val="left"/>
               <w:pBdr>
                 <w:bottom w:val="none" w:sz="0" w:space="0" w:color="000000"/>
@@ -833,60 +819,58 @@
           </w:tcPr>
           <w:p>
             <w:pPr>
-              <w:pStyle w:val="Normal"/>
-              <w:jc w:val="left"/>
-              <w:pBdr>
-                <w:bottom w:val="none" w:sz="0" w:space="0" w:color="000000"/>
-                <w:top w:val="none" w:sz="0" w:space="0" w:color="000000"/>
-                <w:left w:val="none" w:sz="0" w:space="0" w:color="000000"/>
-                <w:right w:val="none" w:sz="0" w:space="0" w:color="000000"/>
-              </w:pBdr>
-              <w:spacing w:after="100" w:before="100" w:line="240"/>
-              <w:ind w:left="100" w:right="100" w:firstLine="0" w:firstLineChars="0"/>
-              <w:rPr>
-                <w:rFonts w:ascii="Helvetica" w:hAnsi="Helvetica" w:eastAsia="Helvetica" w:cs="Helvetica"/>
-                <w:i w:val="false"/>
-                <w:b w:val="false"/>
-                <w:u w:val="none"/>
-                <w:sz w:val="22"/>
-                <w:szCs w:val="22"/>
-                <w:color w:val="000000"/>
-              </w:rPr>
-            </w:pPr>
-            <w:r>
-              <w:rPr>
-                <w:rFonts w:ascii="Helvetica" w:hAnsi="Helvetica" w:eastAsia="Helvetica" w:cs="Helvetica"/>
-                <w:i w:val="false"/>
-                <w:b w:val="false"/>
-                <w:u w:val="none"/>
-                <w:sz w:val="22"/>
-                <w:szCs w:val="22"/>
-                <w:color w:val="000000"/>
-              </w:rPr>
-              <w:t xml:space="preserve">0.19***</w:t>
-            </w:r>
-          </w:p>
-        </w:tc>
-        <w:tc>
-          <w:tcPr>
-            <w:tcBorders>
-              <w:bottom w:val="none" w:sz="0" w:space="0" w:color="000000"/>
-              <w:top w:val="none" w:sz="0" w:space="0" w:color="000000"/>
-              <w:left w:val="none" w:sz="0" w:space="0" w:color="000000"/>
-              <w:right w:val="none" w:sz="0" w:space="0" w:color="000000"/>
-            </w:tcBorders>
-            <w:shd w:val="clear" w:color="auto" w:fill="FFFFFF"/>
-            <w:tcMar>
-              <w:top w:w="0" w:type="dxa"/>
-              <w:bottom w:w="0" w:type="dxa"/>
-              <w:left w:w="0" w:type="dxa"/>
-              <w:right w:w="0" w:type="dxa"/>
-            </w:tcMar>
-            <w:vAlign w:val="center"/>
-          </w:tcPr>
-          <w:p>
-            <w:pPr>
-              <w:pStyle w:val="Normal"/>
+              <w:jc w:val="left"/>
+              <w:pBdr>
+                <w:bottom w:val="none" w:sz="0" w:space="0" w:color="000000"/>
+                <w:top w:val="none" w:sz="0" w:space="0" w:color="000000"/>
+                <w:left w:val="none" w:sz="0" w:space="0" w:color="000000"/>
+                <w:right w:val="none" w:sz="0" w:space="0" w:color="000000"/>
+              </w:pBdr>
+              <w:spacing w:after="100" w:before="100" w:line="240"/>
+              <w:ind w:left="100" w:right="100" w:firstLine="0" w:firstLineChars="0"/>
+              <w:rPr>
+                <w:rFonts w:ascii="Helvetica" w:hAnsi="Helvetica" w:eastAsia="Helvetica" w:cs="Helvetica"/>
+                <w:i w:val="false"/>
+                <w:b w:val="false"/>
+                <w:u w:val="none"/>
+                <w:sz w:val="22"/>
+                <w:szCs w:val="22"/>
+                <w:color w:val="000000"/>
+              </w:rPr>
+            </w:pPr>
+            <w:r>
+              <w:rPr>
+                <w:rFonts w:ascii="Helvetica" w:hAnsi="Helvetica" w:eastAsia="Helvetica" w:cs="Helvetica"/>
+                <w:i w:val="false"/>
+                <w:b w:val="false"/>
+                <w:u w:val="none"/>
+                <w:sz w:val="22"/>
+                <w:szCs w:val="22"/>
+                <w:color w:val="000000"/>
+              </w:rPr>
+              <w:t xml:space="preserve">0.18***</w:t>
+            </w:r>
+          </w:p>
+        </w:tc>
+        <w:tc>
+          <w:tcPr>
+            <w:tcBorders>
+              <w:bottom w:val="none" w:sz="0" w:space="0" w:color="000000"/>
+              <w:top w:val="none" w:sz="0" w:space="0" w:color="000000"/>
+              <w:left w:val="none" w:sz="0" w:space="0" w:color="000000"/>
+              <w:right w:val="none" w:sz="0" w:space="0" w:color="000000"/>
+            </w:tcBorders>
+            <w:shd w:val="clear" w:color="auto" w:fill="FFFFFF"/>
+            <w:tcMar>
+              <w:top w:w="0" w:type="dxa"/>
+              <w:bottom w:w="0" w:type="dxa"/>
+              <w:left w:w="0" w:type="dxa"/>
+              <w:right w:w="0" w:type="dxa"/>
+            </w:tcMar>
+            <w:vAlign w:val="center"/>
+          </w:tcPr>
+          <w:p>
+            <w:pPr>
               <w:jc w:val="left"/>
               <w:pBdr>
                 <w:bottom w:val="none" w:sz="0" w:space="0" w:color="000000"/>
@@ -945,7 +929,6 @@
           </w:tcPr>
           <w:p>
             <w:pPr>
-              <w:pStyle w:val="Normal"/>
               <w:jc w:val="left"/>
               <w:pBdr>
                 <w:bottom w:val="none" w:sz="0" w:space="0" w:color="000000"/>
@@ -998,7 +981,6 @@
           </w:tcPr>
           <w:p>
             <w:pPr>
-              <w:pStyle w:val="Normal"/>
               <w:jc w:val="left"/>
               <w:pBdr>
                 <w:bottom w:val="none" w:sz="0" w:space="0" w:color="000000"/>
@@ -1051,7 +1033,6 @@
           </w:tcPr>
           <w:p>
             <w:pPr>
-              <w:pStyle w:val="Normal"/>
               <w:jc w:val="left"/>
               <w:pBdr>
                 <w:bottom w:val="none" w:sz="0" w:space="0" w:color="000000"/>
@@ -1104,7 +1085,6 @@
           </w:tcPr>
           <w:p>
             <w:pPr>
-              <w:pStyle w:val="Normal"/>
               <w:jc w:val="left"/>
               <w:pBdr>
                 <w:bottom w:val="none" w:sz="0" w:space="0" w:color="000000"/>
@@ -1157,37 +1137,36 @@
           </w:tcPr>
           <w:p>
             <w:pPr>
-              <w:pStyle w:val="Normal"/>
-              <w:jc w:val="left"/>
-              <w:pBdr>
-                <w:bottom w:val="none" w:sz="0" w:space="0" w:color="000000"/>
-                <w:top w:val="none" w:sz="0" w:space="0" w:color="000000"/>
-                <w:left w:val="none" w:sz="0" w:space="0" w:color="000000"/>
-                <w:right w:val="none" w:sz="0" w:space="0" w:color="000000"/>
-              </w:pBdr>
-              <w:spacing w:after="100" w:before="100" w:line="240"/>
-              <w:ind w:left="100" w:right="100" w:firstLine="0" w:firstLineChars="0"/>
-              <w:rPr>
-                <w:rFonts w:ascii="Helvetica" w:hAnsi="Helvetica" w:eastAsia="Helvetica" w:cs="Helvetica"/>
-                <w:i w:val="false"/>
-                <w:b w:val="false"/>
-                <w:u w:val="none"/>
-                <w:sz w:val="22"/>
-                <w:szCs w:val="22"/>
-                <w:color w:val="000000"/>
-              </w:rPr>
-            </w:pPr>
-            <w:r>
-              <w:rPr>
-                <w:rFonts w:ascii="Helvetica" w:hAnsi="Helvetica" w:eastAsia="Helvetica" w:cs="Helvetica"/>
-                <w:i w:val="false"/>
-                <w:b w:val="false"/>
-                <w:u w:val="none"/>
-                <w:sz w:val="22"/>
-                <w:szCs w:val="22"/>
-                <w:color w:val="000000"/>
-              </w:rPr>
-              <w:t xml:space="preserve">-0.09***</w:t>
+              <w:jc w:val="left"/>
+              <w:pBdr>
+                <w:bottom w:val="none" w:sz="0" w:space="0" w:color="000000"/>
+                <w:top w:val="none" w:sz="0" w:space="0" w:color="000000"/>
+                <w:left w:val="none" w:sz="0" w:space="0" w:color="000000"/>
+                <w:right w:val="none" w:sz="0" w:space="0" w:color="000000"/>
+              </w:pBdr>
+              <w:spacing w:after="100" w:before="100" w:line="240"/>
+              <w:ind w:left="100" w:right="100" w:firstLine="0" w:firstLineChars="0"/>
+              <w:rPr>
+                <w:rFonts w:ascii="Helvetica" w:hAnsi="Helvetica" w:eastAsia="Helvetica" w:cs="Helvetica"/>
+                <w:i w:val="false"/>
+                <w:b w:val="false"/>
+                <w:u w:val="none"/>
+                <w:sz w:val="22"/>
+                <w:szCs w:val="22"/>
+                <w:color w:val="000000"/>
+              </w:rPr>
+            </w:pPr>
+            <w:r>
+              <w:rPr>
+                <w:rFonts w:ascii="Helvetica" w:hAnsi="Helvetica" w:eastAsia="Helvetica" w:cs="Helvetica"/>
+                <w:i w:val="false"/>
+                <w:b w:val="false"/>
+                <w:u w:val="none"/>
+                <w:sz w:val="22"/>
+                <w:szCs w:val="22"/>
+                <w:color w:val="000000"/>
+              </w:rPr>
+              <w:t xml:space="preserve">-0.1***</w:t>
             </w:r>
           </w:p>
         </w:tc>
@@ -1217,7 +1196,6 @@
           </w:tcPr>
           <w:p>
             <w:pPr>
-              <w:pStyle w:val="Normal"/>
               <w:jc w:val="left"/>
               <w:pBdr>
                 <w:bottom w:val="none" w:sz="0" w:space="0" w:color="000000"/>
@@ -1300,7 +1278,6 @@
           </w:tcPr>
           <w:p>
             <w:pPr>
-              <w:pStyle w:val="Normal"/>
               <w:jc w:val="left"/>
               <w:pBdr>
                 <w:bottom w:val="none" w:sz="0" w:space="0" w:color="000000"/>
@@ -1353,37 +1330,36 @@
           </w:tcPr>
           <w:p>
             <w:pPr>
-              <w:pStyle w:val="Normal"/>
-              <w:jc w:val="left"/>
-              <w:pBdr>
-                <w:bottom w:val="none" w:sz="0" w:space="0" w:color="000000"/>
-                <w:top w:val="none" w:sz="0" w:space="0" w:color="000000"/>
-                <w:left w:val="none" w:sz="0" w:space="0" w:color="000000"/>
-                <w:right w:val="none" w:sz="0" w:space="0" w:color="000000"/>
-              </w:pBdr>
-              <w:spacing w:after="100" w:before="100" w:line="240"/>
-              <w:ind w:left="100" w:right="100" w:firstLine="0" w:firstLineChars="0"/>
-              <w:rPr>
-                <w:rFonts w:ascii="Helvetica" w:hAnsi="Helvetica" w:eastAsia="Helvetica" w:cs="Helvetica"/>
-                <w:i w:val="false"/>
-                <w:b w:val="false"/>
-                <w:u w:val="none"/>
-                <w:sz w:val="22"/>
-                <w:szCs w:val="22"/>
-                <w:color w:val="000000"/>
-              </w:rPr>
-            </w:pPr>
-            <w:r>
-              <w:rPr>
-                <w:rFonts w:ascii="Helvetica" w:hAnsi="Helvetica" w:eastAsia="Helvetica" w:cs="Helvetica"/>
-                <w:i w:val="false"/>
-                <w:b w:val="false"/>
-                <w:u w:val="none"/>
-                <w:sz w:val="22"/>
-                <w:szCs w:val="22"/>
-                <w:color w:val="000000"/>
-              </w:rPr>
-              <w:t xml:space="preserve">-0.06</w:t>
+              <w:jc w:val="left"/>
+              <w:pBdr>
+                <w:bottom w:val="none" w:sz="0" w:space="0" w:color="000000"/>
+                <w:top w:val="none" w:sz="0" w:space="0" w:color="000000"/>
+                <w:left w:val="none" w:sz="0" w:space="0" w:color="000000"/>
+                <w:right w:val="none" w:sz="0" w:space="0" w:color="000000"/>
+              </w:pBdr>
+              <w:spacing w:after="100" w:before="100" w:line="240"/>
+              <w:ind w:left="100" w:right="100" w:firstLine="0" w:firstLineChars="0"/>
+              <w:rPr>
+                <w:rFonts w:ascii="Helvetica" w:hAnsi="Helvetica" w:eastAsia="Helvetica" w:cs="Helvetica"/>
+                <w:i w:val="false"/>
+                <w:b w:val="false"/>
+                <w:u w:val="none"/>
+                <w:sz w:val="22"/>
+                <w:szCs w:val="22"/>
+                <w:color w:val="000000"/>
+              </w:rPr>
+            </w:pPr>
+            <w:r>
+              <w:rPr>
+                <w:rFonts w:ascii="Helvetica" w:hAnsi="Helvetica" w:eastAsia="Helvetica" w:cs="Helvetica"/>
+                <w:i w:val="false"/>
+                <w:b w:val="false"/>
+                <w:u w:val="none"/>
+                <w:sz w:val="22"/>
+                <w:szCs w:val="22"/>
+                <w:color w:val="000000"/>
+              </w:rPr>
+              <w:t xml:space="preserve">-0.1</w:t>
             </w:r>
           </w:p>
         </w:tc>
@@ -1406,37 +1382,36 @@
           </w:tcPr>
           <w:p>
             <w:pPr>
-              <w:pStyle w:val="Normal"/>
-              <w:jc w:val="left"/>
-              <w:pBdr>
-                <w:bottom w:val="none" w:sz="0" w:space="0" w:color="000000"/>
-                <w:top w:val="none" w:sz="0" w:space="0" w:color="000000"/>
-                <w:left w:val="none" w:sz="0" w:space="0" w:color="000000"/>
-                <w:right w:val="none" w:sz="0" w:space="0" w:color="000000"/>
-              </w:pBdr>
-              <w:spacing w:after="100" w:before="100" w:line="240"/>
-              <w:ind w:left="100" w:right="100" w:firstLine="0" w:firstLineChars="0"/>
-              <w:rPr>
-                <w:rFonts w:ascii="Helvetica" w:hAnsi="Helvetica" w:eastAsia="Helvetica" w:cs="Helvetica"/>
-                <w:i w:val="false"/>
-                <w:b w:val="false"/>
-                <w:u w:val="none"/>
-                <w:sz w:val="22"/>
-                <w:szCs w:val="22"/>
-                <w:color w:val="000000"/>
-              </w:rPr>
-            </w:pPr>
-            <w:r>
-              <w:rPr>
-                <w:rFonts w:ascii="Helvetica" w:hAnsi="Helvetica" w:eastAsia="Helvetica" w:cs="Helvetica"/>
-                <w:i w:val="false"/>
-                <w:b w:val="false"/>
-                <w:u w:val="none"/>
-                <w:sz w:val="22"/>
-                <w:szCs w:val="22"/>
-                <w:color w:val="000000"/>
-              </w:rPr>
-              <w:t xml:space="preserve">-0.18***</w:t>
+              <w:jc w:val="left"/>
+              <w:pBdr>
+                <w:bottom w:val="none" w:sz="0" w:space="0" w:color="000000"/>
+                <w:top w:val="none" w:sz="0" w:space="0" w:color="000000"/>
+                <w:left w:val="none" w:sz="0" w:space="0" w:color="000000"/>
+                <w:right w:val="none" w:sz="0" w:space="0" w:color="000000"/>
+              </w:pBdr>
+              <w:spacing w:after="100" w:before="100" w:line="240"/>
+              <w:ind w:left="100" w:right="100" w:firstLine="0" w:firstLineChars="0"/>
+              <w:rPr>
+                <w:rFonts w:ascii="Helvetica" w:hAnsi="Helvetica" w:eastAsia="Helvetica" w:cs="Helvetica"/>
+                <w:i w:val="false"/>
+                <w:b w:val="false"/>
+                <w:u w:val="none"/>
+                <w:sz w:val="22"/>
+                <w:szCs w:val="22"/>
+                <w:color w:val="000000"/>
+              </w:rPr>
+            </w:pPr>
+            <w:r>
+              <w:rPr>
+                <w:rFonts w:ascii="Helvetica" w:hAnsi="Helvetica" w:eastAsia="Helvetica" w:cs="Helvetica"/>
+                <w:i w:val="false"/>
+                <w:b w:val="false"/>
+                <w:u w:val="none"/>
+                <w:sz w:val="22"/>
+                <w:szCs w:val="22"/>
+                <w:color w:val="000000"/>
+              </w:rPr>
+              <w:t xml:space="preserve">-0.21***</w:t>
             </w:r>
           </w:p>
         </w:tc>
@@ -1459,37 +1434,36 @@
           </w:tcPr>
           <w:p>
             <w:pPr>
-              <w:pStyle w:val="Normal"/>
-              <w:jc w:val="left"/>
-              <w:pBdr>
-                <w:bottom w:val="none" w:sz="0" w:space="0" w:color="000000"/>
-                <w:top w:val="none" w:sz="0" w:space="0" w:color="000000"/>
-                <w:left w:val="none" w:sz="0" w:space="0" w:color="000000"/>
-                <w:right w:val="none" w:sz="0" w:space="0" w:color="000000"/>
-              </w:pBdr>
-              <w:spacing w:after="100" w:before="100" w:line="240"/>
-              <w:ind w:left="100" w:right="100" w:firstLine="0" w:firstLineChars="0"/>
-              <w:rPr>
-                <w:rFonts w:ascii="Helvetica" w:hAnsi="Helvetica" w:eastAsia="Helvetica" w:cs="Helvetica"/>
-                <w:i w:val="false"/>
-                <w:b w:val="false"/>
-                <w:u w:val="none"/>
-                <w:sz w:val="22"/>
-                <w:szCs w:val="22"/>
-                <w:color w:val="000000"/>
-              </w:rPr>
-            </w:pPr>
-            <w:r>
-              <w:rPr>
-                <w:rFonts w:ascii="Helvetica" w:hAnsi="Helvetica" w:eastAsia="Helvetica" w:cs="Helvetica"/>
-                <w:i w:val="false"/>
-                <w:b w:val="false"/>
-                <w:u w:val="none"/>
-                <w:sz w:val="22"/>
-                <w:szCs w:val="22"/>
-                <w:color w:val="000000"/>
-              </w:rPr>
-              <w:t xml:space="preserve">-0.07</w:t>
+              <w:jc w:val="left"/>
+              <w:pBdr>
+                <w:bottom w:val="none" w:sz="0" w:space="0" w:color="000000"/>
+                <w:top w:val="none" w:sz="0" w:space="0" w:color="000000"/>
+                <w:left w:val="none" w:sz="0" w:space="0" w:color="000000"/>
+                <w:right w:val="none" w:sz="0" w:space="0" w:color="000000"/>
+              </w:pBdr>
+              <w:spacing w:after="100" w:before="100" w:line="240"/>
+              <w:ind w:left="100" w:right="100" w:firstLine="0" w:firstLineChars="0"/>
+              <w:rPr>
+                <w:rFonts w:ascii="Helvetica" w:hAnsi="Helvetica" w:eastAsia="Helvetica" w:cs="Helvetica"/>
+                <w:i w:val="false"/>
+                <w:b w:val="false"/>
+                <w:u w:val="none"/>
+                <w:sz w:val="22"/>
+                <w:szCs w:val="22"/>
+                <w:color w:val="000000"/>
+              </w:rPr>
+            </w:pPr>
+            <w:r>
+              <w:rPr>
+                <w:rFonts w:ascii="Helvetica" w:hAnsi="Helvetica" w:eastAsia="Helvetica" w:cs="Helvetica"/>
+                <w:i w:val="false"/>
+                <w:b w:val="false"/>
+                <w:u w:val="none"/>
+                <w:sz w:val="22"/>
+                <w:szCs w:val="22"/>
+                <w:color w:val="000000"/>
+              </w:rPr>
+              <w:t xml:space="preserve">-0.11*</w:t>
             </w:r>
           </w:p>
         </w:tc>
@@ -1512,37 +1486,36 @@
           </w:tcPr>
           <w:p>
             <w:pPr>
-              <w:pStyle w:val="Normal"/>
-              <w:jc w:val="left"/>
-              <w:pBdr>
-                <w:bottom w:val="none" w:sz="0" w:space="0" w:color="000000"/>
-                <w:top w:val="none" w:sz="0" w:space="0" w:color="000000"/>
-                <w:left w:val="none" w:sz="0" w:space="0" w:color="000000"/>
-                <w:right w:val="none" w:sz="0" w:space="0" w:color="000000"/>
-              </w:pBdr>
-              <w:spacing w:after="100" w:before="100" w:line="240"/>
-              <w:ind w:left="100" w:right="100" w:firstLine="0" w:firstLineChars="0"/>
-              <w:rPr>
-                <w:rFonts w:ascii="Helvetica" w:hAnsi="Helvetica" w:eastAsia="Helvetica" w:cs="Helvetica"/>
-                <w:i w:val="false"/>
-                <w:b w:val="false"/>
-                <w:u w:val="none"/>
-                <w:sz w:val="22"/>
-                <w:szCs w:val="22"/>
-                <w:color w:val="000000"/>
-              </w:rPr>
-            </w:pPr>
-            <w:r>
-              <w:rPr>
-                <w:rFonts w:ascii="Helvetica" w:hAnsi="Helvetica" w:eastAsia="Helvetica" w:cs="Helvetica"/>
-                <w:i w:val="false"/>
-                <w:b w:val="false"/>
-                <w:u w:val="none"/>
-                <w:sz w:val="22"/>
-                <w:szCs w:val="22"/>
-                <w:color w:val="000000"/>
-              </w:rPr>
-              <w:t xml:space="preserve">-0.08</w:t>
+              <w:jc w:val="left"/>
+              <w:pBdr>
+                <w:bottom w:val="none" w:sz="0" w:space="0" w:color="000000"/>
+                <w:top w:val="none" w:sz="0" w:space="0" w:color="000000"/>
+                <w:left w:val="none" w:sz="0" w:space="0" w:color="000000"/>
+                <w:right w:val="none" w:sz="0" w:space="0" w:color="000000"/>
+              </w:pBdr>
+              <w:spacing w:after="100" w:before="100" w:line="240"/>
+              <w:ind w:left="100" w:right="100" w:firstLine="0" w:firstLineChars="0"/>
+              <w:rPr>
+                <w:rFonts w:ascii="Helvetica" w:hAnsi="Helvetica" w:eastAsia="Helvetica" w:cs="Helvetica"/>
+                <w:i w:val="false"/>
+                <w:b w:val="false"/>
+                <w:u w:val="none"/>
+                <w:sz w:val="22"/>
+                <w:szCs w:val="22"/>
+                <w:color w:val="000000"/>
+              </w:rPr>
+            </w:pPr>
+            <w:r>
+              <w:rPr>
+                <w:rFonts w:ascii="Helvetica" w:hAnsi="Helvetica" w:eastAsia="Helvetica" w:cs="Helvetica"/>
+                <w:i w:val="false"/>
+                <w:b w:val="false"/>
+                <w:u w:val="none"/>
+                <w:sz w:val="22"/>
+                <w:szCs w:val="22"/>
+                <w:color w:val="000000"/>
+              </w:rPr>
+              <w:t xml:space="preserve">-0.12*</w:t>
             </w:r>
           </w:p>
         </w:tc>
@@ -1571,7 +1544,6 @@
           </w:tcPr>
           <w:p>
             <w:pPr>
-              <w:pStyle w:val="Normal"/>
               <w:jc w:val="left"/>
               <w:pBdr>
                 <w:bottom w:val="none" w:sz="0" w:space="0" w:color="000000"/>
@@ -1624,7 +1596,6 @@
           </w:tcPr>
           <w:p>
             <w:pPr>
-              <w:pStyle w:val="Normal"/>
               <w:jc w:val="left"/>
               <w:pBdr>
                 <w:bottom w:val="none" w:sz="0" w:space="0" w:color="000000"/>
@@ -1677,7 +1648,6 @@
           </w:tcPr>
           <w:p>
             <w:pPr>
-              <w:pStyle w:val="Normal"/>
               <w:jc w:val="left"/>
               <w:pBdr>
                 <w:bottom w:val="none" w:sz="0" w:space="0" w:color="000000"/>
@@ -1730,7 +1700,6 @@
           </w:tcPr>
           <w:p>
             <w:pPr>
-              <w:pStyle w:val="Normal"/>
               <w:jc w:val="left"/>
               <w:pBdr>
                 <w:bottom w:val="none" w:sz="0" w:space="0" w:color="000000"/>
@@ -1783,7 +1752,6 @@
           </w:tcPr>
           <w:p>
             <w:pPr>
-              <w:pStyle w:val="Normal"/>
               <w:jc w:val="left"/>
               <w:pBdr>
                 <w:bottom w:val="none" w:sz="0" w:space="0" w:color="000000"/>
@@ -1842,7 +1810,6 @@
           </w:tcPr>
           <w:p>
             <w:pPr>
-              <w:pStyle w:val="Normal"/>
               <w:jc w:val="left"/>
               <w:pBdr>
                 <w:bottom w:val="none" w:sz="0" w:space="0" w:color="000000"/>
@@ -1895,7 +1862,6 @@
           </w:tcPr>
           <w:p>
             <w:pPr>
-              <w:pStyle w:val="Normal"/>
               <w:jc w:val="left"/>
               <w:pBdr>
                 <w:bottom w:val="none" w:sz="0" w:space="0" w:color="000000"/>
@@ -1948,7 +1914,6 @@
           </w:tcPr>
           <w:p>
             <w:pPr>
-              <w:pStyle w:val="Normal"/>
               <w:jc w:val="left"/>
               <w:pBdr>
                 <w:bottom w:val="none" w:sz="0" w:space="0" w:color="000000"/>
@@ -2001,7 +1966,6 @@
           </w:tcPr>
           <w:p>
             <w:pPr>
-              <w:pStyle w:val="Normal"/>
               <w:jc w:val="left"/>
               <w:pBdr>
                 <w:bottom w:val="none" w:sz="0" w:space="0" w:color="000000"/>
@@ -2054,37 +2018,36 @@
           </w:tcPr>
           <w:p>
             <w:pPr>
-              <w:pStyle w:val="Normal"/>
-              <w:jc w:val="left"/>
-              <w:pBdr>
-                <w:bottom w:val="none" w:sz="0" w:space="0" w:color="000000"/>
-                <w:top w:val="none" w:sz="0" w:space="0" w:color="000000"/>
-                <w:left w:val="none" w:sz="0" w:space="0" w:color="000000"/>
-                <w:right w:val="none" w:sz="0" w:space="0" w:color="000000"/>
-              </w:pBdr>
-              <w:spacing w:after="100" w:before="100" w:line="240"/>
-              <w:ind w:left="100" w:right="100" w:firstLine="0" w:firstLineChars="0"/>
-              <w:rPr>
-                <w:rFonts w:ascii="Helvetica" w:hAnsi="Helvetica" w:eastAsia="Helvetica" w:cs="Helvetica"/>
-                <w:i w:val="false"/>
-                <w:b w:val="false"/>
-                <w:u w:val="none"/>
-                <w:sz w:val="22"/>
-                <w:szCs w:val="22"/>
-                <w:color w:val="000000"/>
-              </w:rPr>
-            </w:pPr>
-            <w:r>
-              <w:rPr>
-                <w:rFonts w:ascii="Helvetica" w:hAnsi="Helvetica" w:eastAsia="Helvetica" w:cs="Helvetica"/>
-                <w:i w:val="false"/>
-                <w:b w:val="false"/>
-                <w:u w:val="none"/>
-                <w:sz w:val="22"/>
-                <w:szCs w:val="22"/>
-                <w:color w:val="000000"/>
-              </w:rPr>
-              <w:t xml:space="preserve">0.1***</w:t>
+              <w:jc w:val="left"/>
+              <w:pBdr>
+                <w:bottom w:val="none" w:sz="0" w:space="0" w:color="000000"/>
+                <w:top w:val="none" w:sz="0" w:space="0" w:color="000000"/>
+                <w:left w:val="none" w:sz="0" w:space="0" w:color="000000"/>
+                <w:right w:val="none" w:sz="0" w:space="0" w:color="000000"/>
+              </w:pBdr>
+              <w:spacing w:after="100" w:before="100" w:line="240"/>
+              <w:ind w:left="100" w:right="100" w:firstLine="0" w:firstLineChars="0"/>
+              <w:rPr>
+                <w:rFonts w:ascii="Helvetica" w:hAnsi="Helvetica" w:eastAsia="Helvetica" w:cs="Helvetica"/>
+                <w:i w:val="false"/>
+                <w:b w:val="false"/>
+                <w:u w:val="none"/>
+                <w:sz w:val="22"/>
+                <w:szCs w:val="22"/>
+                <w:color w:val="000000"/>
+              </w:rPr>
+            </w:pPr>
+            <w:r>
+              <w:rPr>
+                <w:rFonts w:ascii="Helvetica" w:hAnsi="Helvetica" w:eastAsia="Helvetica" w:cs="Helvetica"/>
+                <w:i w:val="false"/>
+                <w:b w:val="false"/>
+                <w:u w:val="none"/>
+                <w:sz w:val="22"/>
+                <w:szCs w:val="22"/>
+                <w:color w:val="000000"/>
+              </w:rPr>
+              <w:t xml:space="preserve">0.11***</w:t>
             </w:r>
           </w:p>
         </w:tc>
@@ -2113,7 +2076,6 @@
           </w:tcPr>
           <w:p>
             <w:pPr>
-              <w:pStyle w:val="Normal"/>
               <w:jc w:val="left"/>
               <w:pBdr>
                 <w:bottom w:val="none" w:sz="0" w:space="0" w:color="000000"/>
@@ -2166,7 +2128,6 @@
           </w:tcPr>
           <w:p>
             <w:pPr>
-              <w:pStyle w:val="Normal"/>
               <w:jc w:val="left"/>
               <w:pBdr>
                 <w:bottom w:val="none" w:sz="0" w:space="0" w:color="000000"/>
@@ -2219,7 +2180,6 @@
           </w:tcPr>
           <w:p>
             <w:pPr>
-              <w:pStyle w:val="Normal"/>
               <w:jc w:val="left"/>
               <w:pBdr>
                 <w:bottom w:val="none" w:sz="0" w:space="0" w:color="000000"/>
@@ -2272,90 +2232,88 @@
           </w:tcPr>
           <w:p>
             <w:pPr>
-              <w:pStyle w:val="Normal"/>
-              <w:jc w:val="left"/>
-              <w:pBdr>
-                <w:bottom w:val="none" w:sz="0" w:space="0" w:color="000000"/>
-                <w:top w:val="none" w:sz="0" w:space="0" w:color="000000"/>
-                <w:left w:val="none" w:sz="0" w:space="0" w:color="000000"/>
-                <w:right w:val="none" w:sz="0" w:space="0" w:color="000000"/>
-              </w:pBdr>
-              <w:spacing w:after="100" w:before="100" w:line="240"/>
-              <w:ind w:left="100" w:right="100" w:firstLine="0" w:firstLineChars="0"/>
-              <w:rPr>
-                <w:rFonts w:ascii="Helvetica" w:hAnsi="Helvetica" w:eastAsia="Helvetica" w:cs="Helvetica"/>
-                <w:i w:val="false"/>
-                <w:b w:val="false"/>
-                <w:u w:val="none"/>
-                <w:sz w:val="22"/>
-                <w:szCs w:val="22"/>
-                <w:color w:val="000000"/>
-              </w:rPr>
-            </w:pPr>
-            <w:r>
-              <w:rPr>
-                <w:rFonts w:ascii="Helvetica" w:hAnsi="Helvetica" w:eastAsia="Helvetica" w:cs="Helvetica"/>
-                <w:i w:val="false"/>
-                <w:b w:val="false"/>
-                <w:u w:val="none"/>
-                <w:sz w:val="22"/>
-                <w:szCs w:val="22"/>
-                <w:color w:val="000000"/>
-              </w:rPr>
-              <w:t xml:space="preserve">0.1***</w:t>
-            </w:r>
-          </w:p>
-        </w:tc>
-        <w:tc>
-          <w:tcPr>
-            <w:tcBorders>
-              <w:bottom w:val="none" w:sz="0" w:space="0" w:color="000000"/>
-              <w:top w:val="none" w:sz="0" w:space="0" w:color="000000"/>
-              <w:left w:val="none" w:sz="0" w:space="0" w:color="000000"/>
-              <w:right w:val="none" w:sz="0" w:space="0" w:color="000000"/>
-            </w:tcBorders>
-            <w:shd w:val="clear" w:color="auto" w:fill="FFFFFF"/>
-            <w:tcMar>
-              <w:top w:w="0" w:type="dxa"/>
-              <w:bottom w:w="0" w:type="dxa"/>
-              <w:left w:w="0" w:type="dxa"/>
-              <w:right w:w="0" w:type="dxa"/>
-            </w:tcMar>
-            <w:vAlign w:val="center"/>
-          </w:tcPr>
-          <w:p>
-            <w:pPr>
-              <w:pStyle w:val="Normal"/>
-              <w:jc w:val="left"/>
-              <w:pBdr>
-                <w:bottom w:val="none" w:sz="0" w:space="0" w:color="000000"/>
-                <w:top w:val="none" w:sz="0" w:space="0" w:color="000000"/>
-                <w:left w:val="none" w:sz="0" w:space="0" w:color="000000"/>
-                <w:right w:val="none" w:sz="0" w:space="0" w:color="000000"/>
-              </w:pBdr>
-              <w:spacing w:after="100" w:before="100" w:line="240"/>
-              <w:ind w:left="100" w:right="100" w:firstLine="0" w:firstLineChars="0"/>
-              <w:rPr>
-                <w:rFonts w:ascii="Helvetica" w:hAnsi="Helvetica" w:eastAsia="Helvetica" w:cs="Helvetica"/>
-                <w:i w:val="false"/>
-                <w:b w:val="false"/>
-                <w:u w:val="none"/>
-                <w:sz w:val="22"/>
-                <w:szCs w:val="22"/>
-                <w:color w:val="000000"/>
-              </w:rPr>
-            </w:pPr>
-            <w:r>
-              <w:rPr>
-                <w:rFonts w:ascii="Helvetica" w:hAnsi="Helvetica" w:eastAsia="Helvetica" w:cs="Helvetica"/>
-                <w:i w:val="false"/>
-                <w:b w:val="false"/>
-                <w:u w:val="none"/>
-                <w:sz w:val="22"/>
-                <w:szCs w:val="22"/>
-                <w:color w:val="000000"/>
-              </w:rPr>
-              <w:t xml:space="preserve">0.1***</w:t>
+              <w:jc w:val="left"/>
+              <w:pBdr>
+                <w:bottom w:val="none" w:sz="0" w:space="0" w:color="000000"/>
+                <w:top w:val="none" w:sz="0" w:space="0" w:color="000000"/>
+                <w:left w:val="none" w:sz="0" w:space="0" w:color="000000"/>
+                <w:right w:val="none" w:sz="0" w:space="0" w:color="000000"/>
+              </w:pBdr>
+              <w:spacing w:after="100" w:before="100" w:line="240"/>
+              <w:ind w:left="100" w:right="100" w:firstLine="0" w:firstLineChars="0"/>
+              <w:rPr>
+                <w:rFonts w:ascii="Helvetica" w:hAnsi="Helvetica" w:eastAsia="Helvetica" w:cs="Helvetica"/>
+                <w:i w:val="false"/>
+                <w:b w:val="false"/>
+                <w:u w:val="none"/>
+                <w:sz w:val="22"/>
+                <w:szCs w:val="22"/>
+                <w:color w:val="000000"/>
+              </w:rPr>
+            </w:pPr>
+            <w:r>
+              <w:rPr>
+                <w:rFonts w:ascii="Helvetica" w:hAnsi="Helvetica" w:eastAsia="Helvetica" w:cs="Helvetica"/>
+                <w:i w:val="false"/>
+                <w:b w:val="false"/>
+                <w:u w:val="none"/>
+                <w:sz w:val="22"/>
+                <w:szCs w:val="22"/>
+                <w:color w:val="000000"/>
+              </w:rPr>
+              <w:t xml:space="preserve">0.09***</w:t>
+            </w:r>
+          </w:p>
+        </w:tc>
+        <w:tc>
+          <w:tcPr>
+            <w:tcBorders>
+              <w:bottom w:val="none" w:sz="0" w:space="0" w:color="000000"/>
+              <w:top w:val="none" w:sz="0" w:space="0" w:color="000000"/>
+              <w:left w:val="none" w:sz="0" w:space="0" w:color="000000"/>
+              <w:right w:val="none" w:sz="0" w:space="0" w:color="000000"/>
+            </w:tcBorders>
+            <w:shd w:val="clear" w:color="auto" w:fill="FFFFFF"/>
+            <w:tcMar>
+              <w:top w:w="0" w:type="dxa"/>
+              <w:bottom w:w="0" w:type="dxa"/>
+              <w:left w:w="0" w:type="dxa"/>
+              <w:right w:w="0" w:type="dxa"/>
+            </w:tcMar>
+            <w:vAlign w:val="center"/>
+          </w:tcPr>
+          <w:p>
+            <w:pPr>
+              <w:jc w:val="left"/>
+              <w:pBdr>
+                <w:bottom w:val="none" w:sz="0" w:space="0" w:color="000000"/>
+                <w:top w:val="none" w:sz="0" w:space="0" w:color="000000"/>
+                <w:left w:val="none" w:sz="0" w:space="0" w:color="000000"/>
+                <w:right w:val="none" w:sz="0" w:space="0" w:color="000000"/>
+              </w:pBdr>
+              <w:spacing w:after="100" w:before="100" w:line="240"/>
+              <w:ind w:left="100" w:right="100" w:firstLine="0" w:firstLineChars="0"/>
+              <w:rPr>
+                <w:rFonts w:ascii="Helvetica" w:hAnsi="Helvetica" w:eastAsia="Helvetica" w:cs="Helvetica"/>
+                <w:i w:val="false"/>
+                <w:b w:val="false"/>
+                <w:u w:val="none"/>
+                <w:sz w:val="22"/>
+                <w:szCs w:val="22"/>
+                <w:color w:val="000000"/>
+              </w:rPr>
+            </w:pPr>
+            <w:r>
+              <w:rPr>
+                <w:rFonts w:ascii="Helvetica" w:hAnsi="Helvetica" w:eastAsia="Helvetica" w:cs="Helvetica"/>
+                <w:i w:val="false"/>
+                <w:b w:val="false"/>
+                <w:u w:val="none"/>
+                <w:sz w:val="22"/>
+                <w:szCs w:val="22"/>
+                <w:color w:val="000000"/>
+              </w:rPr>
+              <w:t xml:space="preserve">0.09***</w:t>
             </w:r>
           </w:p>
         </w:tc>
@@ -2384,7 +2342,6 @@
           </w:tcPr>
           <w:p>
             <w:pPr>
-              <w:pStyle w:val="Normal"/>
               <w:jc w:val="left"/>
               <w:pBdr>
                 <w:bottom w:val="none" w:sz="0" w:space="0" w:color="000000"/>
@@ -2437,7 +2394,6 @@
           </w:tcPr>
           <w:p>
             <w:pPr>
-              <w:pStyle w:val="Normal"/>
               <w:jc w:val="left"/>
               <w:pBdr>
                 <w:bottom w:val="none" w:sz="0" w:space="0" w:color="000000"/>
@@ -2490,7 +2446,6 @@
           </w:tcPr>
           <w:p>
             <w:pPr>
-              <w:pStyle w:val="Normal"/>
               <w:jc w:val="left"/>
               <w:pBdr>
                 <w:bottom w:val="none" w:sz="0" w:space="0" w:color="000000"/>
@@ -2543,90 +2498,88 @@
           </w:tcPr>
           <w:p>
             <w:pPr>
-              <w:pStyle w:val="Normal"/>
-              <w:jc w:val="left"/>
-              <w:pBdr>
-                <w:bottom w:val="none" w:sz="0" w:space="0" w:color="000000"/>
-                <w:top w:val="none" w:sz="0" w:space="0" w:color="000000"/>
-                <w:left w:val="none" w:sz="0" w:space="0" w:color="000000"/>
-                <w:right w:val="none" w:sz="0" w:space="0" w:color="000000"/>
-              </w:pBdr>
-              <w:spacing w:after="100" w:before="100" w:line="240"/>
-              <w:ind w:left="100" w:right="100" w:firstLine="0" w:firstLineChars="0"/>
-              <w:rPr>
-                <w:rFonts w:ascii="Helvetica" w:hAnsi="Helvetica" w:eastAsia="Helvetica" w:cs="Helvetica"/>
-                <w:i w:val="false"/>
-                <w:b w:val="false"/>
-                <w:u w:val="none"/>
-                <w:sz w:val="22"/>
-                <w:szCs w:val="22"/>
-                <w:color w:val="000000"/>
-              </w:rPr>
-            </w:pPr>
-            <w:r>
-              <w:rPr>
-                <w:rFonts w:ascii="Helvetica" w:hAnsi="Helvetica" w:eastAsia="Helvetica" w:cs="Helvetica"/>
-                <w:i w:val="false"/>
-                <w:b w:val="false"/>
-                <w:u w:val="none"/>
-                <w:sz w:val="22"/>
-                <w:szCs w:val="22"/>
-                <w:color w:val="000000"/>
-              </w:rPr>
-              <w:t xml:space="preserve">0.03</w:t>
-            </w:r>
-          </w:p>
-        </w:tc>
-        <w:tc>
-          <w:tcPr>
-            <w:tcBorders>
-              <w:bottom w:val="none" w:sz="0" w:space="0" w:color="000000"/>
-              <w:top w:val="none" w:sz="0" w:space="0" w:color="000000"/>
-              <w:left w:val="none" w:sz="0" w:space="0" w:color="000000"/>
-              <w:right w:val="none" w:sz="0" w:space="0" w:color="000000"/>
-            </w:tcBorders>
-            <w:shd w:val="clear" w:color="auto" w:fill="FFFFFF"/>
-            <w:tcMar>
-              <w:top w:w="0" w:type="dxa"/>
-              <w:bottom w:w="0" w:type="dxa"/>
-              <w:left w:w="0" w:type="dxa"/>
-              <w:right w:w="0" w:type="dxa"/>
-            </w:tcMar>
-            <w:vAlign w:val="center"/>
-          </w:tcPr>
-          <w:p>
-            <w:pPr>
-              <w:pStyle w:val="Normal"/>
-              <w:jc w:val="left"/>
-              <w:pBdr>
-                <w:bottom w:val="none" w:sz="0" w:space="0" w:color="000000"/>
-                <w:top w:val="none" w:sz="0" w:space="0" w:color="000000"/>
-                <w:left w:val="none" w:sz="0" w:space="0" w:color="000000"/>
-                <w:right w:val="none" w:sz="0" w:space="0" w:color="000000"/>
-              </w:pBdr>
-              <w:spacing w:after="100" w:before="100" w:line="240"/>
-              <w:ind w:left="100" w:right="100" w:firstLine="0" w:firstLineChars="0"/>
-              <w:rPr>
-                <w:rFonts w:ascii="Helvetica" w:hAnsi="Helvetica" w:eastAsia="Helvetica" w:cs="Helvetica"/>
-                <w:i w:val="false"/>
-                <w:b w:val="false"/>
-                <w:u w:val="none"/>
-                <w:sz w:val="22"/>
-                <w:szCs w:val="22"/>
-                <w:color w:val="000000"/>
-              </w:rPr>
-            </w:pPr>
-            <w:r>
-              <w:rPr>
-                <w:rFonts w:ascii="Helvetica" w:hAnsi="Helvetica" w:eastAsia="Helvetica" w:cs="Helvetica"/>
-                <w:i w:val="false"/>
-                <w:b w:val="false"/>
-                <w:u w:val="none"/>
-                <w:sz w:val="22"/>
-                <w:szCs w:val="22"/>
-                <w:color w:val="000000"/>
-              </w:rPr>
-              <w:t xml:space="preserve">0.03</w:t>
+              <w:jc w:val="left"/>
+              <w:pBdr>
+                <w:bottom w:val="none" w:sz="0" w:space="0" w:color="000000"/>
+                <w:top w:val="none" w:sz="0" w:space="0" w:color="000000"/>
+                <w:left w:val="none" w:sz="0" w:space="0" w:color="000000"/>
+                <w:right w:val="none" w:sz="0" w:space="0" w:color="000000"/>
+              </w:pBdr>
+              <w:spacing w:after="100" w:before="100" w:line="240"/>
+              <w:ind w:left="100" w:right="100" w:firstLine="0" w:firstLineChars="0"/>
+              <w:rPr>
+                <w:rFonts w:ascii="Helvetica" w:hAnsi="Helvetica" w:eastAsia="Helvetica" w:cs="Helvetica"/>
+                <w:i w:val="false"/>
+                <w:b w:val="false"/>
+                <w:u w:val="none"/>
+                <w:sz w:val="22"/>
+                <w:szCs w:val="22"/>
+                <w:color w:val="000000"/>
+              </w:rPr>
+            </w:pPr>
+            <w:r>
+              <w:rPr>
+                <w:rFonts w:ascii="Helvetica" w:hAnsi="Helvetica" w:eastAsia="Helvetica" w:cs="Helvetica"/>
+                <w:i w:val="false"/>
+                <w:b w:val="false"/>
+                <w:u w:val="none"/>
+                <w:sz w:val="22"/>
+                <w:szCs w:val="22"/>
+                <w:color w:val="000000"/>
+              </w:rPr>
+              <w:t xml:space="preserve">0.04</w:t>
+            </w:r>
+          </w:p>
+        </w:tc>
+        <w:tc>
+          <w:tcPr>
+            <w:tcBorders>
+              <w:bottom w:val="none" w:sz="0" w:space="0" w:color="000000"/>
+              <w:top w:val="none" w:sz="0" w:space="0" w:color="000000"/>
+              <w:left w:val="none" w:sz="0" w:space="0" w:color="000000"/>
+              <w:right w:val="none" w:sz="0" w:space="0" w:color="000000"/>
+            </w:tcBorders>
+            <w:shd w:val="clear" w:color="auto" w:fill="FFFFFF"/>
+            <w:tcMar>
+              <w:top w:w="0" w:type="dxa"/>
+              <w:bottom w:w="0" w:type="dxa"/>
+              <w:left w:w="0" w:type="dxa"/>
+              <w:right w:w="0" w:type="dxa"/>
+            </w:tcMar>
+            <w:vAlign w:val="center"/>
+          </w:tcPr>
+          <w:p>
+            <w:pPr>
+              <w:jc w:val="left"/>
+              <w:pBdr>
+                <w:bottom w:val="none" w:sz="0" w:space="0" w:color="000000"/>
+                <w:top w:val="none" w:sz="0" w:space="0" w:color="000000"/>
+                <w:left w:val="none" w:sz="0" w:space="0" w:color="000000"/>
+                <w:right w:val="none" w:sz="0" w:space="0" w:color="000000"/>
+              </w:pBdr>
+              <w:spacing w:after="100" w:before="100" w:line="240"/>
+              <w:ind w:left="100" w:right="100" w:firstLine="0" w:firstLineChars="0"/>
+              <w:rPr>
+                <w:rFonts w:ascii="Helvetica" w:hAnsi="Helvetica" w:eastAsia="Helvetica" w:cs="Helvetica"/>
+                <w:i w:val="false"/>
+                <w:b w:val="false"/>
+                <w:u w:val="none"/>
+                <w:sz w:val="22"/>
+                <w:szCs w:val="22"/>
+                <w:color w:val="000000"/>
+              </w:rPr>
+            </w:pPr>
+            <w:r>
+              <w:rPr>
+                <w:rFonts w:ascii="Helvetica" w:hAnsi="Helvetica" w:eastAsia="Helvetica" w:cs="Helvetica"/>
+                <w:i w:val="false"/>
+                <w:b w:val="false"/>
+                <w:u w:val="none"/>
+                <w:sz w:val="22"/>
+                <w:szCs w:val="22"/>
+                <w:color w:val="000000"/>
+              </w:rPr>
+              <w:t xml:space="preserve">0.04</w:t>
             </w:r>
           </w:p>
         </w:tc>
@@ -2655,7 +2608,6 @@
           </w:tcPr>
           <w:p>
             <w:pPr>
-              <w:pStyle w:val="Normal"/>
               <w:jc w:val="left"/>
               <w:pBdr>
                 <w:bottom w:val="none" w:sz="0" w:space="0" w:color="000000"/>
@@ -2708,196 +2660,192 @@
           </w:tcPr>
           <w:p>
             <w:pPr>
-              <w:pStyle w:val="Normal"/>
-              <w:jc w:val="left"/>
-              <w:pBdr>
-                <w:bottom w:val="none" w:sz="0" w:space="0" w:color="000000"/>
-                <w:top w:val="none" w:sz="0" w:space="0" w:color="000000"/>
-                <w:left w:val="none" w:sz="0" w:space="0" w:color="000000"/>
-                <w:right w:val="none" w:sz="0" w:space="0" w:color="000000"/>
-              </w:pBdr>
-              <w:spacing w:after="100" w:before="100" w:line="240"/>
-              <w:ind w:left="100" w:right="100" w:firstLine="0" w:firstLineChars="0"/>
-              <w:rPr>
-                <w:rFonts w:ascii="Helvetica" w:hAnsi="Helvetica" w:eastAsia="Helvetica" w:cs="Helvetica"/>
-                <w:i w:val="false"/>
-                <w:b w:val="false"/>
-                <w:u w:val="none"/>
-                <w:sz w:val="22"/>
-                <w:szCs w:val="22"/>
-                <w:color w:val="000000"/>
-              </w:rPr>
-            </w:pPr>
-            <w:r>
-              <w:rPr>
-                <w:rFonts w:ascii="Helvetica" w:hAnsi="Helvetica" w:eastAsia="Helvetica" w:cs="Helvetica"/>
-                <w:i w:val="false"/>
-                <w:b w:val="false"/>
-                <w:u w:val="none"/>
-                <w:sz w:val="22"/>
-                <w:szCs w:val="22"/>
-                <w:color w:val="000000"/>
-              </w:rPr>
-              <w:t xml:space="preserve">-0.89***</w:t>
-            </w:r>
-          </w:p>
-        </w:tc>
-        <w:tc>
-          <w:tcPr>
-            <w:tcBorders>
-              <w:bottom w:val="none" w:sz="0" w:space="0" w:color="000000"/>
-              <w:top w:val="none" w:sz="0" w:space="0" w:color="000000"/>
-              <w:left w:val="none" w:sz="0" w:space="0" w:color="000000"/>
-              <w:right w:val="none" w:sz="0" w:space="0" w:color="000000"/>
-            </w:tcBorders>
-            <w:shd w:val="clear" w:color="auto" w:fill="FFFFFF"/>
-            <w:tcMar>
-              <w:top w:w="0" w:type="dxa"/>
-              <w:bottom w:w="0" w:type="dxa"/>
-              <w:left w:w="0" w:type="dxa"/>
-              <w:right w:w="0" w:type="dxa"/>
-            </w:tcMar>
-            <w:vAlign w:val="center"/>
-          </w:tcPr>
-          <w:p>
-            <w:pPr>
-              <w:pStyle w:val="Normal"/>
-              <w:jc w:val="left"/>
-              <w:pBdr>
-                <w:bottom w:val="none" w:sz="0" w:space="0" w:color="000000"/>
-                <w:top w:val="none" w:sz="0" w:space="0" w:color="000000"/>
-                <w:left w:val="none" w:sz="0" w:space="0" w:color="000000"/>
-                <w:right w:val="none" w:sz="0" w:space="0" w:color="000000"/>
-              </w:pBdr>
-              <w:spacing w:after="100" w:before="100" w:line="240"/>
-              <w:ind w:left="100" w:right="100" w:firstLine="0" w:firstLineChars="0"/>
-              <w:rPr>
-                <w:rFonts w:ascii="Helvetica" w:hAnsi="Helvetica" w:eastAsia="Helvetica" w:cs="Helvetica"/>
-                <w:i w:val="false"/>
-                <w:b w:val="false"/>
-                <w:u w:val="none"/>
-                <w:sz w:val="22"/>
-                <w:szCs w:val="22"/>
-                <w:color w:val="000000"/>
-              </w:rPr>
-            </w:pPr>
-            <w:r>
-              <w:rPr>
-                <w:rFonts w:ascii="Helvetica" w:hAnsi="Helvetica" w:eastAsia="Helvetica" w:cs="Helvetica"/>
-                <w:i w:val="false"/>
-                <w:b w:val="false"/>
-                <w:u w:val="none"/>
-                <w:sz w:val="22"/>
-                <w:szCs w:val="22"/>
-                <w:color w:val="000000"/>
-              </w:rPr>
-              <w:t xml:space="preserve">-0.89***</w:t>
-            </w:r>
-          </w:p>
-        </w:tc>
-        <w:tc>
-          <w:tcPr>
-            <w:tcBorders>
-              <w:bottom w:val="none" w:sz="0" w:space="0" w:color="000000"/>
-              <w:top w:val="none" w:sz="0" w:space="0" w:color="000000"/>
-              <w:left w:val="none" w:sz="0" w:space="0" w:color="000000"/>
-              <w:right w:val="none" w:sz="0" w:space="0" w:color="000000"/>
-            </w:tcBorders>
-            <w:shd w:val="clear" w:color="auto" w:fill="FFFFFF"/>
-            <w:tcMar>
-              <w:top w:w="0" w:type="dxa"/>
-              <w:bottom w:w="0" w:type="dxa"/>
-              <w:left w:w="0" w:type="dxa"/>
-              <w:right w:w="0" w:type="dxa"/>
-            </w:tcMar>
-            <w:vAlign w:val="center"/>
-          </w:tcPr>
-          <w:p>
-            <w:pPr>
-              <w:pStyle w:val="Normal"/>
-              <w:jc w:val="left"/>
-              <w:pBdr>
-                <w:bottom w:val="none" w:sz="0" w:space="0" w:color="000000"/>
-                <w:top w:val="none" w:sz="0" w:space="0" w:color="000000"/>
-                <w:left w:val="none" w:sz="0" w:space="0" w:color="000000"/>
-                <w:right w:val="none" w:sz="0" w:space="0" w:color="000000"/>
-              </w:pBdr>
-              <w:spacing w:after="100" w:before="100" w:line="240"/>
-              <w:ind w:left="100" w:right="100" w:firstLine="0" w:firstLineChars="0"/>
-              <w:rPr>
-                <w:rFonts w:ascii="Helvetica" w:hAnsi="Helvetica" w:eastAsia="Helvetica" w:cs="Helvetica"/>
-                <w:i w:val="false"/>
-                <w:b w:val="false"/>
-                <w:u w:val="none"/>
-                <w:sz w:val="22"/>
-                <w:szCs w:val="22"/>
-                <w:color w:val="000000"/>
-              </w:rPr>
-            </w:pPr>
-            <w:r>
-              <w:rPr>
-                <w:rFonts w:ascii="Helvetica" w:hAnsi="Helvetica" w:eastAsia="Helvetica" w:cs="Helvetica"/>
-                <w:i w:val="false"/>
-                <w:b w:val="false"/>
-                <w:u w:val="none"/>
-                <w:sz w:val="22"/>
-                <w:szCs w:val="22"/>
-                <w:color w:val="000000"/>
-              </w:rPr>
-              <w:t xml:space="preserve">-0.91***</w:t>
-            </w:r>
-          </w:p>
-        </w:tc>
-        <w:tc>
-          <w:tcPr>
-            <w:tcBorders>
-              <w:bottom w:val="none" w:sz="0" w:space="0" w:color="000000"/>
-              <w:top w:val="none" w:sz="0" w:space="0" w:color="000000"/>
-              <w:left w:val="none" w:sz="0" w:space="0" w:color="000000"/>
-              <w:right w:val="none" w:sz="0" w:space="0" w:color="000000"/>
-            </w:tcBorders>
-            <w:shd w:val="clear" w:color="auto" w:fill="FFFFFF"/>
-            <w:tcMar>
-              <w:top w:w="0" w:type="dxa"/>
-              <w:bottom w:w="0" w:type="dxa"/>
-              <w:left w:w="0" w:type="dxa"/>
-              <w:right w:w="0" w:type="dxa"/>
-            </w:tcMar>
-            <w:vAlign w:val="center"/>
-          </w:tcPr>
-          <w:p>
-            <w:pPr>
-              <w:pStyle w:val="Normal"/>
-              <w:jc w:val="left"/>
-              <w:pBdr>
-                <w:bottom w:val="none" w:sz="0" w:space="0" w:color="000000"/>
-                <w:top w:val="none" w:sz="0" w:space="0" w:color="000000"/>
-                <w:left w:val="none" w:sz="0" w:space="0" w:color="000000"/>
-                <w:right w:val="none" w:sz="0" w:space="0" w:color="000000"/>
-              </w:pBdr>
-              <w:spacing w:after="100" w:before="100" w:line="240"/>
-              <w:ind w:left="100" w:right="100" w:firstLine="0" w:firstLineChars="0"/>
-              <w:rPr>
-                <w:rFonts w:ascii="Helvetica" w:hAnsi="Helvetica" w:eastAsia="Helvetica" w:cs="Helvetica"/>
-                <w:i w:val="false"/>
-                <w:b w:val="false"/>
-                <w:u w:val="none"/>
-                <w:sz w:val="22"/>
-                <w:szCs w:val="22"/>
-                <w:color w:val="000000"/>
-              </w:rPr>
-            </w:pPr>
-            <w:r>
-              <w:rPr>
-                <w:rFonts w:ascii="Helvetica" w:hAnsi="Helvetica" w:eastAsia="Helvetica" w:cs="Helvetica"/>
-                <w:i w:val="false"/>
-                <w:b w:val="false"/>
-                <w:u w:val="none"/>
-                <w:sz w:val="22"/>
-                <w:szCs w:val="22"/>
-                <w:color w:val="000000"/>
-              </w:rPr>
-              <w:t xml:space="preserve">-0.9***</w:t>
+              <w:jc w:val="left"/>
+              <w:pBdr>
+                <w:bottom w:val="none" w:sz="0" w:space="0" w:color="000000"/>
+                <w:top w:val="none" w:sz="0" w:space="0" w:color="000000"/>
+                <w:left w:val="none" w:sz="0" w:space="0" w:color="000000"/>
+                <w:right w:val="none" w:sz="0" w:space="0" w:color="000000"/>
+              </w:pBdr>
+              <w:spacing w:after="100" w:before="100" w:line="240"/>
+              <w:ind w:left="100" w:right="100" w:firstLine="0" w:firstLineChars="0"/>
+              <w:rPr>
+                <w:rFonts w:ascii="Helvetica" w:hAnsi="Helvetica" w:eastAsia="Helvetica" w:cs="Helvetica"/>
+                <w:i w:val="false"/>
+                <w:b w:val="false"/>
+                <w:u w:val="none"/>
+                <w:sz w:val="22"/>
+                <w:szCs w:val="22"/>
+                <w:color w:val="000000"/>
+              </w:rPr>
+            </w:pPr>
+            <w:r>
+              <w:rPr>
+                <w:rFonts w:ascii="Helvetica" w:hAnsi="Helvetica" w:eastAsia="Helvetica" w:cs="Helvetica"/>
+                <w:i w:val="false"/>
+                <w:b w:val="false"/>
+                <w:u w:val="none"/>
+                <w:sz w:val="22"/>
+                <w:szCs w:val="22"/>
+                <w:color w:val="000000"/>
+              </w:rPr>
+              <w:t xml:space="preserve">-0.78***</w:t>
+            </w:r>
+          </w:p>
+        </w:tc>
+        <w:tc>
+          <w:tcPr>
+            <w:tcBorders>
+              <w:bottom w:val="none" w:sz="0" w:space="0" w:color="000000"/>
+              <w:top w:val="none" w:sz="0" w:space="0" w:color="000000"/>
+              <w:left w:val="none" w:sz="0" w:space="0" w:color="000000"/>
+              <w:right w:val="none" w:sz="0" w:space="0" w:color="000000"/>
+            </w:tcBorders>
+            <w:shd w:val="clear" w:color="auto" w:fill="FFFFFF"/>
+            <w:tcMar>
+              <w:top w:w="0" w:type="dxa"/>
+              <w:bottom w:w="0" w:type="dxa"/>
+              <w:left w:w="0" w:type="dxa"/>
+              <w:right w:w="0" w:type="dxa"/>
+            </w:tcMar>
+            <w:vAlign w:val="center"/>
+          </w:tcPr>
+          <w:p>
+            <w:pPr>
+              <w:jc w:val="left"/>
+              <w:pBdr>
+                <w:bottom w:val="none" w:sz="0" w:space="0" w:color="000000"/>
+                <w:top w:val="none" w:sz="0" w:space="0" w:color="000000"/>
+                <w:left w:val="none" w:sz="0" w:space="0" w:color="000000"/>
+                <w:right w:val="none" w:sz="0" w:space="0" w:color="000000"/>
+              </w:pBdr>
+              <w:spacing w:after="100" w:before="100" w:line="240"/>
+              <w:ind w:left="100" w:right="100" w:firstLine="0" w:firstLineChars="0"/>
+              <w:rPr>
+                <w:rFonts w:ascii="Helvetica" w:hAnsi="Helvetica" w:eastAsia="Helvetica" w:cs="Helvetica"/>
+                <w:i w:val="false"/>
+                <w:b w:val="false"/>
+                <w:u w:val="none"/>
+                <w:sz w:val="22"/>
+                <w:szCs w:val="22"/>
+                <w:color w:val="000000"/>
+              </w:rPr>
+            </w:pPr>
+            <w:r>
+              <w:rPr>
+                <w:rFonts w:ascii="Helvetica" w:hAnsi="Helvetica" w:eastAsia="Helvetica" w:cs="Helvetica"/>
+                <w:i w:val="false"/>
+                <w:b w:val="false"/>
+                <w:u w:val="none"/>
+                <w:sz w:val="22"/>
+                <w:szCs w:val="22"/>
+                <w:color w:val="000000"/>
+              </w:rPr>
+              <w:t xml:space="preserve">-0.8***</w:t>
+            </w:r>
+          </w:p>
+        </w:tc>
+        <w:tc>
+          <w:tcPr>
+            <w:tcBorders>
+              <w:bottom w:val="none" w:sz="0" w:space="0" w:color="000000"/>
+              <w:top w:val="none" w:sz="0" w:space="0" w:color="000000"/>
+              <w:left w:val="none" w:sz="0" w:space="0" w:color="000000"/>
+              <w:right w:val="none" w:sz="0" w:space="0" w:color="000000"/>
+            </w:tcBorders>
+            <w:shd w:val="clear" w:color="auto" w:fill="FFFFFF"/>
+            <w:tcMar>
+              <w:top w:w="0" w:type="dxa"/>
+              <w:bottom w:w="0" w:type="dxa"/>
+              <w:left w:w="0" w:type="dxa"/>
+              <w:right w:w="0" w:type="dxa"/>
+            </w:tcMar>
+            <w:vAlign w:val="center"/>
+          </w:tcPr>
+          <w:p>
+            <w:pPr>
+              <w:jc w:val="left"/>
+              <w:pBdr>
+                <w:bottom w:val="none" w:sz="0" w:space="0" w:color="000000"/>
+                <w:top w:val="none" w:sz="0" w:space="0" w:color="000000"/>
+                <w:left w:val="none" w:sz="0" w:space="0" w:color="000000"/>
+                <w:right w:val="none" w:sz="0" w:space="0" w:color="000000"/>
+              </w:pBdr>
+              <w:spacing w:after="100" w:before="100" w:line="240"/>
+              <w:ind w:left="100" w:right="100" w:firstLine="0" w:firstLineChars="0"/>
+              <w:rPr>
+                <w:rFonts w:ascii="Helvetica" w:hAnsi="Helvetica" w:eastAsia="Helvetica" w:cs="Helvetica"/>
+                <w:i w:val="false"/>
+                <w:b w:val="false"/>
+                <w:u w:val="none"/>
+                <w:sz w:val="22"/>
+                <w:szCs w:val="22"/>
+                <w:color w:val="000000"/>
+              </w:rPr>
+            </w:pPr>
+            <w:r>
+              <w:rPr>
+                <w:rFonts w:ascii="Helvetica" w:hAnsi="Helvetica" w:eastAsia="Helvetica" w:cs="Helvetica"/>
+                <w:i w:val="false"/>
+                <w:b w:val="false"/>
+                <w:u w:val="none"/>
+                <w:sz w:val="22"/>
+                <w:szCs w:val="22"/>
+                <w:color w:val="000000"/>
+              </w:rPr>
+              <w:t xml:space="preserve">-0.8***</w:t>
+            </w:r>
+          </w:p>
+        </w:tc>
+        <w:tc>
+          <w:tcPr>
+            <w:tcBorders>
+              <w:bottom w:val="none" w:sz="0" w:space="0" w:color="000000"/>
+              <w:top w:val="none" w:sz="0" w:space="0" w:color="000000"/>
+              <w:left w:val="none" w:sz="0" w:space="0" w:color="000000"/>
+              <w:right w:val="none" w:sz="0" w:space="0" w:color="000000"/>
+            </w:tcBorders>
+            <w:shd w:val="clear" w:color="auto" w:fill="FFFFFF"/>
+            <w:tcMar>
+              <w:top w:w="0" w:type="dxa"/>
+              <w:bottom w:w="0" w:type="dxa"/>
+              <w:left w:w="0" w:type="dxa"/>
+              <w:right w:w="0" w:type="dxa"/>
+            </w:tcMar>
+            <w:vAlign w:val="center"/>
+          </w:tcPr>
+          <w:p>
+            <w:pPr>
+              <w:jc w:val="left"/>
+              <w:pBdr>
+                <w:bottom w:val="none" w:sz="0" w:space="0" w:color="000000"/>
+                <w:top w:val="none" w:sz="0" w:space="0" w:color="000000"/>
+                <w:left w:val="none" w:sz="0" w:space="0" w:color="000000"/>
+                <w:right w:val="none" w:sz="0" w:space="0" w:color="000000"/>
+              </w:pBdr>
+              <w:spacing w:after="100" w:before="100" w:line="240"/>
+              <w:ind w:left="100" w:right="100" w:firstLine="0" w:firstLineChars="0"/>
+              <w:rPr>
+                <w:rFonts w:ascii="Helvetica" w:hAnsi="Helvetica" w:eastAsia="Helvetica" w:cs="Helvetica"/>
+                <w:i w:val="false"/>
+                <w:b w:val="false"/>
+                <w:u w:val="none"/>
+                <w:sz w:val="22"/>
+                <w:szCs w:val="22"/>
+                <w:color w:val="000000"/>
+              </w:rPr>
+            </w:pPr>
+            <w:r>
+              <w:rPr>
+                <w:rFonts w:ascii="Helvetica" w:hAnsi="Helvetica" w:eastAsia="Helvetica" w:cs="Helvetica"/>
+                <w:i w:val="false"/>
+                <w:b w:val="false"/>
+                <w:u w:val="none"/>
+                <w:sz w:val="22"/>
+                <w:szCs w:val="22"/>
+                <w:color w:val="000000"/>
+              </w:rPr>
+              <w:t xml:space="preserve">-0.8***</w:t>
             </w:r>
           </w:p>
         </w:tc>
@@ -2926,7 +2874,6 @@
           </w:tcPr>
           <w:p>
             <w:pPr>
-              <w:pStyle w:val="Normal"/>
               <w:jc w:val="left"/>
               <w:pBdr>
                 <w:bottom w:val="none" w:sz="0" w:space="0" w:color="000000"/>
@@ -2979,196 +2926,192 @@
           </w:tcPr>
           <w:p>
             <w:pPr>
-              <w:pStyle w:val="Normal"/>
-              <w:jc w:val="left"/>
-              <w:pBdr>
-                <w:bottom w:val="none" w:sz="0" w:space="0" w:color="000000"/>
-                <w:top w:val="none" w:sz="0" w:space="0" w:color="000000"/>
-                <w:left w:val="none" w:sz="0" w:space="0" w:color="000000"/>
-                <w:right w:val="none" w:sz="0" w:space="0" w:color="000000"/>
-              </w:pBdr>
-              <w:spacing w:after="100" w:before="100" w:line="240"/>
-              <w:ind w:left="100" w:right="100" w:firstLine="0" w:firstLineChars="0"/>
-              <w:rPr>
-                <w:rFonts w:ascii="Helvetica" w:hAnsi="Helvetica" w:eastAsia="Helvetica" w:cs="Helvetica"/>
-                <w:i w:val="false"/>
-                <w:b w:val="false"/>
-                <w:u w:val="none"/>
-                <w:sz w:val="22"/>
-                <w:szCs w:val="22"/>
-                <w:color w:val="000000"/>
-              </w:rPr>
-            </w:pPr>
-            <w:r>
-              <w:rPr>
-                <w:rFonts w:ascii="Helvetica" w:hAnsi="Helvetica" w:eastAsia="Helvetica" w:cs="Helvetica"/>
-                <w:i w:val="false"/>
-                <w:b w:val="false"/>
-                <w:u w:val="none"/>
-                <w:sz w:val="22"/>
-                <w:szCs w:val="22"/>
-                <w:color w:val="000000"/>
-              </w:rPr>
-              <w:t xml:space="preserve">-0.54***</w:t>
-            </w:r>
-          </w:p>
-        </w:tc>
-        <w:tc>
-          <w:tcPr>
-            <w:tcBorders>
-              <w:bottom w:val="none" w:sz="0" w:space="0" w:color="000000"/>
-              <w:top w:val="none" w:sz="0" w:space="0" w:color="000000"/>
-              <w:left w:val="none" w:sz="0" w:space="0" w:color="000000"/>
-              <w:right w:val="none" w:sz="0" w:space="0" w:color="000000"/>
-            </w:tcBorders>
-            <w:shd w:val="clear" w:color="auto" w:fill="FFFFFF"/>
-            <w:tcMar>
-              <w:top w:w="0" w:type="dxa"/>
-              <w:bottom w:w="0" w:type="dxa"/>
-              <w:left w:w="0" w:type="dxa"/>
-              <w:right w:w="0" w:type="dxa"/>
-            </w:tcMar>
-            <w:vAlign w:val="center"/>
-          </w:tcPr>
-          <w:p>
-            <w:pPr>
-              <w:pStyle w:val="Normal"/>
-              <w:jc w:val="left"/>
-              <w:pBdr>
-                <w:bottom w:val="none" w:sz="0" w:space="0" w:color="000000"/>
-                <w:top w:val="none" w:sz="0" w:space="0" w:color="000000"/>
-                <w:left w:val="none" w:sz="0" w:space="0" w:color="000000"/>
-                <w:right w:val="none" w:sz="0" w:space="0" w:color="000000"/>
-              </w:pBdr>
-              <w:spacing w:after="100" w:before="100" w:line="240"/>
-              <w:ind w:left="100" w:right="100" w:firstLine="0" w:firstLineChars="0"/>
-              <w:rPr>
-                <w:rFonts w:ascii="Helvetica" w:hAnsi="Helvetica" w:eastAsia="Helvetica" w:cs="Helvetica"/>
-                <w:i w:val="false"/>
-                <w:b w:val="false"/>
-                <w:u w:val="none"/>
-                <w:sz w:val="22"/>
-                <w:szCs w:val="22"/>
-                <w:color w:val="000000"/>
-              </w:rPr>
-            </w:pPr>
-            <w:r>
-              <w:rPr>
-                <w:rFonts w:ascii="Helvetica" w:hAnsi="Helvetica" w:eastAsia="Helvetica" w:cs="Helvetica"/>
-                <w:i w:val="false"/>
-                <w:b w:val="false"/>
-                <w:u w:val="none"/>
-                <w:sz w:val="22"/>
-                <w:szCs w:val="22"/>
-                <w:color w:val="000000"/>
-              </w:rPr>
-              <w:t xml:space="preserve">-0.61***</w:t>
-            </w:r>
-          </w:p>
-        </w:tc>
-        <w:tc>
-          <w:tcPr>
-            <w:tcBorders>
-              <w:bottom w:val="none" w:sz="0" w:space="0" w:color="000000"/>
-              <w:top w:val="none" w:sz="0" w:space="0" w:color="000000"/>
-              <w:left w:val="none" w:sz="0" w:space="0" w:color="000000"/>
-              <w:right w:val="none" w:sz="0" w:space="0" w:color="000000"/>
-            </w:tcBorders>
-            <w:shd w:val="clear" w:color="auto" w:fill="FFFFFF"/>
-            <w:tcMar>
-              <w:top w:w="0" w:type="dxa"/>
-              <w:bottom w:w="0" w:type="dxa"/>
-              <w:left w:w="0" w:type="dxa"/>
-              <w:right w:w="0" w:type="dxa"/>
-            </w:tcMar>
-            <w:vAlign w:val="center"/>
-          </w:tcPr>
-          <w:p>
-            <w:pPr>
-              <w:pStyle w:val="Normal"/>
-              <w:jc w:val="left"/>
-              <w:pBdr>
-                <w:bottom w:val="none" w:sz="0" w:space="0" w:color="000000"/>
-                <w:top w:val="none" w:sz="0" w:space="0" w:color="000000"/>
-                <w:left w:val="none" w:sz="0" w:space="0" w:color="000000"/>
-                <w:right w:val="none" w:sz="0" w:space="0" w:color="000000"/>
-              </w:pBdr>
-              <w:spacing w:after="100" w:before="100" w:line="240"/>
-              <w:ind w:left="100" w:right="100" w:firstLine="0" w:firstLineChars="0"/>
-              <w:rPr>
-                <w:rFonts w:ascii="Helvetica" w:hAnsi="Helvetica" w:eastAsia="Helvetica" w:cs="Helvetica"/>
-                <w:i w:val="false"/>
-                <w:b w:val="false"/>
-                <w:u w:val="none"/>
-                <w:sz w:val="22"/>
-                <w:szCs w:val="22"/>
-                <w:color w:val="000000"/>
-              </w:rPr>
-            </w:pPr>
-            <w:r>
-              <w:rPr>
-                <w:rFonts w:ascii="Helvetica" w:hAnsi="Helvetica" w:eastAsia="Helvetica" w:cs="Helvetica"/>
-                <w:i w:val="false"/>
-                <w:b w:val="false"/>
-                <w:u w:val="none"/>
-                <w:sz w:val="22"/>
-                <w:szCs w:val="22"/>
-                <w:color w:val="000000"/>
-              </w:rPr>
-              <w:t xml:space="preserve">-0.54***</w:t>
-            </w:r>
-          </w:p>
-        </w:tc>
-        <w:tc>
-          <w:tcPr>
-            <w:tcBorders>
-              <w:bottom w:val="none" w:sz="0" w:space="0" w:color="000000"/>
-              <w:top w:val="none" w:sz="0" w:space="0" w:color="000000"/>
-              <w:left w:val="none" w:sz="0" w:space="0" w:color="000000"/>
-              <w:right w:val="none" w:sz="0" w:space="0" w:color="000000"/>
-            </w:tcBorders>
-            <w:shd w:val="clear" w:color="auto" w:fill="FFFFFF"/>
-            <w:tcMar>
-              <w:top w:w="0" w:type="dxa"/>
-              <w:bottom w:w="0" w:type="dxa"/>
-              <w:left w:w="0" w:type="dxa"/>
-              <w:right w:w="0" w:type="dxa"/>
-            </w:tcMar>
-            <w:vAlign w:val="center"/>
-          </w:tcPr>
-          <w:p>
-            <w:pPr>
-              <w:pStyle w:val="Normal"/>
-              <w:jc w:val="left"/>
-              <w:pBdr>
-                <w:bottom w:val="none" w:sz="0" w:space="0" w:color="000000"/>
-                <w:top w:val="none" w:sz="0" w:space="0" w:color="000000"/>
-                <w:left w:val="none" w:sz="0" w:space="0" w:color="000000"/>
-                <w:right w:val="none" w:sz="0" w:space="0" w:color="000000"/>
-              </w:pBdr>
-              <w:spacing w:after="100" w:before="100" w:line="240"/>
-              <w:ind w:left="100" w:right="100" w:firstLine="0" w:firstLineChars="0"/>
-              <w:rPr>
-                <w:rFonts w:ascii="Helvetica" w:hAnsi="Helvetica" w:eastAsia="Helvetica" w:cs="Helvetica"/>
-                <w:i w:val="false"/>
-                <w:b w:val="false"/>
-                <w:u w:val="none"/>
-                <w:sz w:val="22"/>
-                <w:szCs w:val="22"/>
-                <w:color w:val="000000"/>
-              </w:rPr>
-            </w:pPr>
-            <w:r>
-              <w:rPr>
-                <w:rFonts w:ascii="Helvetica" w:hAnsi="Helvetica" w:eastAsia="Helvetica" w:cs="Helvetica"/>
-                <w:i w:val="false"/>
-                <w:b w:val="false"/>
-                <w:u w:val="none"/>
-                <w:sz w:val="22"/>
-                <w:szCs w:val="22"/>
-                <w:color w:val="000000"/>
-              </w:rPr>
-              <w:t xml:space="preserve">-0.52***</w:t>
+              <w:jc w:val="left"/>
+              <w:pBdr>
+                <w:bottom w:val="none" w:sz="0" w:space="0" w:color="000000"/>
+                <w:top w:val="none" w:sz="0" w:space="0" w:color="000000"/>
+                <w:left w:val="none" w:sz="0" w:space="0" w:color="000000"/>
+                <w:right w:val="none" w:sz="0" w:space="0" w:color="000000"/>
+              </w:pBdr>
+              <w:spacing w:after="100" w:before="100" w:line="240"/>
+              <w:ind w:left="100" w:right="100" w:firstLine="0" w:firstLineChars="0"/>
+              <w:rPr>
+                <w:rFonts w:ascii="Helvetica" w:hAnsi="Helvetica" w:eastAsia="Helvetica" w:cs="Helvetica"/>
+                <w:i w:val="false"/>
+                <w:b w:val="false"/>
+                <w:u w:val="none"/>
+                <w:sz w:val="22"/>
+                <w:szCs w:val="22"/>
+                <w:color w:val="000000"/>
+              </w:rPr>
+            </w:pPr>
+            <w:r>
+              <w:rPr>
+                <w:rFonts w:ascii="Helvetica" w:hAnsi="Helvetica" w:eastAsia="Helvetica" w:cs="Helvetica"/>
+                <w:i w:val="false"/>
+                <w:b w:val="false"/>
+                <w:u w:val="none"/>
+                <w:sz w:val="22"/>
+                <w:szCs w:val="22"/>
+                <w:color w:val="000000"/>
+              </w:rPr>
+              <w:t xml:space="preserve">-0.51***</w:t>
+            </w:r>
+          </w:p>
+        </w:tc>
+        <w:tc>
+          <w:tcPr>
+            <w:tcBorders>
+              <w:bottom w:val="none" w:sz="0" w:space="0" w:color="000000"/>
+              <w:top w:val="none" w:sz="0" w:space="0" w:color="000000"/>
+              <w:left w:val="none" w:sz="0" w:space="0" w:color="000000"/>
+              <w:right w:val="none" w:sz="0" w:space="0" w:color="000000"/>
+            </w:tcBorders>
+            <w:shd w:val="clear" w:color="auto" w:fill="FFFFFF"/>
+            <w:tcMar>
+              <w:top w:w="0" w:type="dxa"/>
+              <w:bottom w:w="0" w:type="dxa"/>
+              <w:left w:w="0" w:type="dxa"/>
+              <w:right w:w="0" w:type="dxa"/>
+            </w:tcMar>
+            <w:vAlign w:val="center"/>
+          </w:tcPr>
+          <w:p>
+            <w:pPr>
+              <w:jc w:val="left"/>
+              <w:pBdr>
+                <w:bottom w:val="none" w:sz="0" w:space="0" w:color="000000"/>
+                <w:top w:val="none" w:sz="0" w:space="0" w:color="000000"/>
+                <w:left w:val="none" w:sz="0" w:space="0" w:color="000000"/>
+                <w:right w:val="none" w:sz="0" w:space="0" w:color="000000"/>
+              </w:pBdr>
+              <w:spacing w:after="100" w:before="100" w:line="240"/>
+              <w:ind w:left="100" w:right="100" w:firstLine="0" w:firstLineChars="0"/>
+              <w:rPr>
+                <w:rFonts w:ascii="Helvetica" w:hAnsi="Helvetica" w:eastAsia="Helvetica" w:cs="Helvetica"/>
+                <w:i w:val="false"/>
+                <w:b w:val="false"/>
+                <w:u w:val="none"/>
+                <w:sz w:val="22"/>
+                <w:szCs w:val="22"/>
+                <w:color w:val="000000"/>
+              </w:rPr>
+            </w:pPr>
+            <w:r>
+              <w:rPr>
+                <w:rFonts w:ascii="Helvetica" w:hAnsi="Helvetica" w:eastAsia="Helvetica" w:cs="Helvetica"/>
+                <w:i w:val="false"/>
+                <w:b w:val="false"/>
+                <w:u w:val="none"/>
+                <w:sz w:val="22"/>
+                <w:szCs w:val="22"/>
+                <w:color w:val="000000"/>
+              </w:rPr>
+              <w:t xml:space="preserve">-0.6***</w:t>
+            </w:r>
+          </w:p>
+        </w:tc>
+        <w:tc>
+          <w:tcPr>
+            <w:tcBorders>
+              <w:bottom w:val="none" w:sz="0" w:space="0" w:color="000000"/>
+              <w:top w:val="none" w:sz="0" w:space="0" w:color="000000"/>
+              <w:left w:val="none" w:sz="0" w:space="0" w:color="000000"/>
+              <w:right w:val="none" w:sz="0" w:space="0" w:color="000000"/>
+            </w:tcBorders>
+            <w:shd w:val="clear" w:color="auto" w:fill="FFFFFF"/>
+            <w:tcMar>
+              <w:top w:w="0" w:type="dxa"/>
+              <w:bottom w:w="0" w:type="dxa"/>
+              <w:left w:w="0" w:type="dxa"/>
+              <w:right w:w="0" w:type="dxa"/>
+            </w:tcMar>
+            <w:vAlign w:val="center"/>
+          </w:tcPr>
+          <w:p>
+            <w:pPr>
+              <w:jc w:val="left"/>
+              <w:pBdr>
+                <w:bottom w:val="none" w:sz="0" w:space="0" w:color="000000"/>
+                <w:top w:val="none" w:sz="0" w:space="0" w:color="000000"/>
+                <w:left w:val="none" w:sz="0" w:space="0" w:color="000000"/>
+                <w:right w:val="none" w:sz="0" w:space="0" w:color="000000"/>
+              </w:pBdr>
+              <w:spacing w:after="100" w:before="100" w:line="240"/>
+              <w:ind w:left="100" w:right="100" w:firstLine="0" w:firstLineChars="0"/>
+              <w:rPr>
+                <w:rFonts w:ascii="Helvetica" w:hAnsi="Helvetica" w:eastAsia="Helvetica" w:cs="Helvetica"/>
+                <w:i w:val="false"/>
+                <w:b w:val="false"/>
+                <w:u w:val="none"/>
+                <w:sz w:val="22"/>
+                <w:szCs w:val="22"/>
+                <w:color w:val="000000"/>
+              </w:rPr>
+            </w:pPr>
+            <w:r>
+              <w:rPr>
+                <w:rFonts w:ascii="Helvetica" w:hAnsi="Helvetica" w:eastAsia="Helvetica" w:cs="Helvetica"/>
+                <w:i w:val="false"/>
+                <w:b w:val="false"/>
+                <w:u w:val="none"/>
+                <w:sz w:val="22"/>
+                <w:szCs w:val="22"/>
+                <w:color w:val="000000"/>
+              </w:rPr>
+              <w:t xml:space="preserve">-0.51***</w:t>
+            </w:r>
+          </w:p>
+        </w:tc>
+        <w:tc>
+          <w:tcPr>
+            <w:tcBorders>
+              <w:bottom w:val="none" w:sz="0" w:space="0" w:color="000000"/>
+              <w:top w:val="none" w:sz="0" w:space="0" w:color="000000"/>
+              <w:left w:val="none" w:sz="0" w:space="0" w:color="000000"/>
+              <w:right w:val="none" w:sz="0" w:space="0" w:color="000000"/>
+            </w:tcBorders>
+            <w:shd w:val="clear" w:color="auto" w:fill="FFFFFF"/>
+            <w:tcMar>
+              <w:top w:w="0" w:type="dxa"/>
+              <w:bottom w:w="0" w:type="dxa"/>
+              <w:left w:w="0" w:type="dxa"/>
+              <w:right w:w="0" w:type="dxa"/>
+            </w:tcMar>
+            <w:vAlign w:val="center"/>
+          </w:tcPr>
+          <w:p>
+            <w:pPr>
+              <w:jc w:val="left"/>
+              <w:pBdr>
+                <w:bottom w:val="none" w:sz="0" w:space="0" w:color="000000"/>
+                <w:top w:val="none" w:sz="0" w:space="0" w:color="000000"/>
+                <w:left w:val="none" w:sz="0" w:space="0" w:color="000000"/>
+                <w:right w:val="none" w:sz="0" w:space="0" w:color="000000"/>
+              </w:pBdr>
+              <w:spacing w:after="100" w:before="100" w:line="240"/>
+              <w:ind w:left="100" w:right="100" w:firstLine="0" w:firstLineChars="0"/>
+              <w:rPr>
+                <w:rFonts w:ascii="Helvetica" w:hAnsi="Helvetica" w:eastAsia="Helvetica" w:cs="Helvetica"/>
+                <w:i w:val="false"/>
+                <w:b w:val="false"/>
+                <w:u w:val="none"/>
+                <w:sz w:val="22"/>
+                <w:szCs w:val="22"/>
+                <w:color w:val="000000"/>
+              </w:rPr>
+            </w:pPr>
+            <w:r>
+              <w:rPr>
+                <w:rFonts w:ascii="Helvetica" w:hAnsi="Helvetica" w:eastAsia="Helvetica" w:cs="Helvetica"/>
+                <w:i w:val="false"/>
+                <w:b w:val="false"/>
+                <w:u w:val="none"/>
+                <w:sz w:val="22"/>
+                <w:szCs w:val="22"/>
+                <w:color w:val="000000"/>
+              </w:rPr>
+              <w:t xml:space="preserve">-0.49***</w:t>
             </w:r>
           </w:p>
         </w:tc>
@@ -3197,7 +3140,6 @@
           </w:tcPr>
           <w:p>
             <w:pPr>
-              <w:pStyle w:val="Normal"/>
               <w:jc w:val="left"/>
               <w:pBdr>
                 <w:bottom w:val="none" w:sz="0" w:space="0" w:color="000000"/>
@@ -3250,196 +3192,192 @@
           </w:tcPr>
           <w:p>
             <w:pPr>
-              <w:pStyle w:val="Normal"/>
-              <w:jc w:val="left"/>
-              <w:pBdr>
-                <w:bottom w:val="none" w:sz="0" w:space="0" w:color="000000"/>
-                <w:top w:val="none" w:sz="0" w:space="0" w:color="000000"/>
-                <w:left w:val="none" w:sz="0" w:space="0" w:color="000000"/>
-                <w:right w:val="none" w:sz="0" w:space="0" w:color="000000"/>
-              </w:pBdr>
-              <w:spacing w:after="100" w:before="100" w:line="240"/>
-              <w:ind w:left="100" w:right="100" w:firstLine="0" w:firstLineChars="0"/>
-              <w:rPr>
-                <w:rFonts w:ascii="Helvetica" w:hAnsi="Helvetica" w:eastAsia="Helvetica" w:cs="Helvetica"/>
-                <w:i w:val="false"/>
-                <w:b w:val="false"/>
-                <w:u w:val="none"/>
-                <w:sz w:val="22"/>
-                <w:szCs w:val="22"/>
-                <w:color w:val="000000"/>
-              </w:rPr>
-            </w:pPr>
-            <w:r>
-              <w:rPr>
-                <w:rFonts w:ascii="Helvetica" w:hAnsi="Helvetica" w:eastAsia="Helvetica" w:cs="Helvetica"/>
-                <w:i w:val="false"/>
-                <w:b w:val="false"/>
-                <w:u w:val="none"/>
-                <w:sz w:val="22"/>
-                <w:szCs w:val="22"/>
-                <w:color w:val="000000"/>
-              </w:rPr>
-              <w:t xml:space="preserve">-0.42***</w:t>
-            </w:r>
-          </w:p>
-        </w:tc>
-        <w:tc>
-          <w:tcPr>
-            <w:tcBorders>
-              <w:bottom w:val="none" w:sz="0" w:space="0" w:color="000000"/>
-              <w:top w:val="none" w:sz="0" w:space="0" w:color="000000"/>
-              <w:left w:val="none" w:sz="0" w:space="0" w:color="000000"/>
-              <w:right w:val="none" w:sz="0" w:space="0" w:color="000000"/>
-            </w:tcBorders>
-            <w:shd w:val="clear" w:color="auto" w:fill="FFFFFF"/>
-            <w:tcMar>
-              <w:top w:w="0" w:type="dxa"/>
-              <w:bottom w:w="0" w:type="dxa"/>
-              <w:left w:w="0" w:type="dxa"/>
-              <w:right w:w="0" w:type="dxa"/>
-            </w:tcMar>
-            <w:vAlign w:val="center"/>
-          </w:tcPr>
-          <w:p>
-            <w:pPr>
-              <w:pStyle w:val="Normal"/>
-              <w:jc w:val="left"/>
-              <w:pBdr>
-                <w:bottom w:val="none" w:sz="0" w:space="0" w:color="000000"/>
-                <w:top w:val="none" w:sz="0" w:space="0" w:color="000000"/>
-                <w:left w:val="none" w:sz="0" w:space="0" w:color="000000"/>
-                <w:right w:val="none" w:sz="0" w:space="0" w:color="000000"/>
-              </w:pBdr>
-              <w:spacing w:after="100" w:before="100" w:line="240"/>
-              <w:ind w:left="100" w:right="100" w:firstLine="0" w:firstLineChars="0"/>
-              <w:rPr>
-                <w:rFonts w:ascii="Helvetica" w:hAnsi="Helvetica" w:eastAsia="Helvetica" w:cs="Helvetica"/>
-                <w:i w:val="false"/>
-                <w:b w:val="false"/>
-                <w:u w:val="none"/>
-                <w:sz w:val="22"/>
-                <w:szCs w:val="22"/>
-                <w:color w:val="000000"/>
-              </w:rPr>
-            </w:pPr>
-            <w:r>
-              <w:rPr>
-                <w:rFonts w:ascii="Helvetica" w:hAnsi="Helvetica" w:eastAsia="Helvetica" w:cs="Helvetica"/>
-                <w:i w:val="false"/>
-                <w:b w:val="false"/>
-                <w:u w:val="none"/>
-                <w:sz w:val="22"/>
-                <w:szCs w:val="22"/>
-                <w:color w:val="000000"/>
-              </w:rPr>
-              <w:t xml:space="preserve">-0.43***</w:t>
-            </w:r>
-          </w:p>
-        </w:tc>
-        <w:tc>
-          <w:tcPr>
-            <w:tcBorders>
-              <w:bottom w:val="none" w:sz="0" w:space="0" w:color="000000"/>
-              <w:top w:val="none" w:sz="0" w:space="0" w:color="000000"/>
-              <w:left w:val="none" w:sz="0" w:space="0" w:color="000000"/>
-              <w:right w:val="none" w:sz="0" w:space="0" w:color="000000"/>
-            </w:tcBorders>
-            <w:shd w:val="clear" w:color="auto" w:fill="FFFFFF"/>
-            <w:tcMar>
-              <w:top w:w="0" w:type="dxa"/>
-              <w:bottom w:w="0" w:type="dxa"/>
-              <w:left w:w="0" w:type="dxa"/>
-              <w:right w:w="0" w:type="dxa"/>
-            </w:tcMar>
-            <w:vAlign w:val="center"/>
-          </w:tcPr>
-          <w:p>
-            <w:pPr>
-              <w:pStyle w:val="Normal"/>
-              <w:jc w:val="left"/>
-              <w:pBdr>
-                <w:bottom w:val="none" w:sz="0" w:space="0" w:color="000000"/>
-                <w:top w:val="none" w:sz="0" w:space="0" w:color="000000"/>
-                <w:left w:val="none" w:sz="0" w:space="0" w:color="000000"/>
-                <w:right w:val="none" w:sz="0" w:space="0" w:color="000000"/>
-              </w:pBdr>
-              <w:spacing w:after="100" w:before="100" w:line="240"/>
-              <w:ind w:left="100" w:right="100" w:firstLine="0" w:firstLineChars="0"/>
-              <w:rPr>
-                <w:rFonts w:ascii="Helvetica" w:hAnsi="Helvetica" w:eastAsia="Helvetica" w:cs="Helvetica"/>
-                <w:i w:val="false"/>
-                <w:b w:val="false"/>
-                <w:u w:val="none"/>
-                <w:sz w:val="22"/>
-                <w:szCs w:val="22"/>
-                <w:color w:val="000000"/>
-              </w:rPr>
-            </w:pPr>
-            <w:r>
-              <w:rPr>
-                <w:rFonts w:ascii="Helvetica" w:hAnsi="Helvetica" w:eastAsia="Helvetica" w:cs="Helvetica"/>
-                <w:i w:val="false"/>
-                <w:b w:val="false"/>
-                <w:u w:val="none"/>
-                <w:sz w:val="22"/>
-                <w:szCs w:val="22"/>
-                <w:color w:val="000000"/>
-              </w:rPr>
-              <w:t xml:space="preserve">-0.39***</w:t>
-            </w:r>
-          </w:p>
-        </w:tc>
-        <w:tc>
-          <w:tcPr>
-            <w:tcBorders>
-              <w:bottom w:val="none" w:sz="0" w:space="0" w:color="000000"/>
-              <w:top w:val="none" w:sz="0" w:space="0" w:color="000000"/>
-              <w:left w:val="none" w:sz="0" w:space="0" w:color="000000"/>
-              <w:right w:val="none" w:sz="0" w:space="0" w:color="000000"/>
-            </w:tcBorders>
-            <w:shd w:val="clear" w:color="auto" w:fill="FFFFFF"/>
-            <w:tcMar>
-              <w:top w:w="0" w:type="dxa"/>
-              <w:bottom w:w="0" w:type="dxa"/>
-              <w:left w:w="0" w:type="dxa"/>
-              <w:right w:w="0" w:type="dxa"/>
-            </w:tcMar>
-            <w:vAlign w:val="center"/>
-          </w:tcPr>
-          <w:p>
-            <w:pPr>
-              <w:pStyle w:val="Normal"/>
-              <w:jc w:val="left"/>
-              <w:pBdr>
-                <w:bottom w:val="none" w:sz="0" w:space="0" w:color="000000"/>
-                <w:top w:val="none" w:sz="0" w:space="0" w:color="000000"/>
-                <w:left w:val="none" w:sz="0" w:space="0" w:color="000000"/>
-                <w:right w:val="none" w:sz="0" w:space="0" w:color="000000"/>
-              </w:pBdr>
-              <w:spacing w:after="100" w:before="100" w:line="240"/>
-              <w:ind w:left="100" w:right="100" w:firstLine="0" w:firstLineChars="0"/>
-              <w:rPr>
-                <w:rFonts w:ascii="Helvetica" w:hAnsi="Helvetica" w:eastAsia="Helvetica" w:cs="Helvetica"/>
-                <w:i w:val="false"/>
-                <w:b w:val="false"/>
-                <w:u w:val="none"/>
-                <w:sz w:val="22"/>
-                <w:szCs w:val="22"/>
-                <w:color w:val="000000"/>
-              </w:rPr>
-            </w:pPr>
-            <w:r>
-              <w:rPr>
-                <w:rFonts w:ascii="Helvetica" w:hAnsi="Helvetica" w:eastAsia="Helvetica" w:cs="Helvetica"/>
-                <w:i w:val="false"/>
-                <w:b w:val="false"/>
-                <w:u w:val="none"/>
-                <w:sz w:val="22"/>
-                <w:szCs w:val="22"/>
-                <w:color w:val="000000"/>
-              </w:rPr>
-              <w:t xml:space="preserve">-0.39***</w:t>
+              <w:jc w:val="left"/>
+              <w:pBdr>
+                <w:bottom w:val="none" w:sz="0" w:space="0" w:color="000000"/>
+                <w:top w:val="none" w:sz="0" w:space="0" w:color="000000"/>
+                <w:left w:val="none" w:sz="0" w:space="0" w:color="000000"/>
+                <w:right w:val="none" w:sz="0" w:space="0" w:color="000000"/>
+              </w:pBdr>
+              <w:spacing w:after="100" w:before="100" w:line="240"/>
+              <w:ind w:left="100" w:right="100" w:firstLine="0" w:firstLineChars="0"/>
+              <w:rPr>
+                <w:rFonts w:ascii="Helvetica" w:hAnsi="Helvetica" w:eastAsia="Helvetica" w:cs="Helvetica"/>
+                <w:i w:val="false"/>
+                <w:b w:val="false"/>
+                <w:u w:val="none"/>
+                <w:sz w:val="22"/>
+                <w:szCs w:val="22"/>
+                <w:color w:val="000000"/>
+              </w:rPr>
+            </w:pPr>
+            <w:r>
+              <w:rPr>
+                <w:rFonts w:ascii="Helvetica" w:hAnsi="Helvetica" w:eastAsia="Helvetica" w:cs="Helvetica"/>
+                <w:i w:val="false"/>
+                <w:b w:val="false"/>
+                <w:u w:val="none"/>
+                <w:sz w:val="22"/>
+                <w:szCs w:val="22"/>
+                <w:color w:val="000000"/>
+              </w:rPr>
+              <w:t xml:space="preserve">-0.44***</w:t>
+            </w:r>
+          </w:p>
+        </w:tc>
+        <w:tc>
+          <w:tcPr>
+            <w:tcBorders>
+              <w:bottom w:val="none" w:sz="0" w:space="0" w:color="000000"/>
+              <w:top w:val="none" w:sz="0" w:space="0" w:color="000000"/>
+              <w:left w:val="none" w:sz="0" w:space="0" w:color="000000"/>
+              <w:right w:val="none" w:sz="0" w:space="0" w:color="000000"/>
+            </w:tcBorders>
+            <w:shd w:val="clear" w:color="auto" w:fill="FFFFFF"/>
+            <w:tcMar>
+              <w:top w:w="0" w:type="dxa"/>
+              <w:bottom w:w="0" w:type="dxa"/>
+              <w:left w:w="0" w:type="dxa"/>
+              <w:right w:w="0" w:type="dxa"/>
+            </w:tcMar>
+            <w:vAlign w:val="center"/>
+          </w:tcPr>
+          <w:p>
+            <w:pPr>
+              <w:jc w:val="left"/>
+              <w:pBdr>
+                <w:bottom w:val="none" w:sz="0" w:space="0" w:color="000000"/>
+                <w:top w:val="none" w:sz="0" w:space="0" w:color="000000"/>
+                <w:left w:val="none" w:sz="0" w:space="0" w:color="000000"/>
+                <w:right w:val="none" w:sz="0" w:space="0" w:color="000000"/>
+              </w:pBdr>
+              <w:spacing w:after="100" w:before="100" w:line="240"/>
+              <w:ind w:left="100" w:right="100" w:firstLine="0" w:firstLineChars="0"/>
+              <w:rPr>
+                <w:rFonts w:ascii="Helvetica" w:hAnsi="Helvetica" w:eastAsia="Helvetica" w:cs="Helvetica"/>
+                <w:i w:val="false"/>
+                <w:b w:val="false"/>
+                <w:u w:val="none"/>
+                <w:sz w:val="22"/>
+                <w:szCs w:val="22"/>
+                <w:color w:val="000000"/>
+              </w:rPr>
+            </w:pPr>
+            <w:r>
+              <w:rPr>
+                <w:rFonts w:ascii="Helvetica" w:hAnsi="Helvetica" w:eastAsia="Helvetica" w:cs="Helvetica"/>
+                <w:i w:val="false"/>
+                <w:b w:val="false"/>
+                <w:u w:val="none"/>
+                <w:sz w:val="22"/>
+                <w:szCs w:val="22"/>
+                <w:color w:val="000000"/>
+              </w:rPr>
+              <w:t xml:space="preserve">-0.44***</w:t>
+            </w:r>
+          </w:p>
+        </w:tc>
+        <w:tc>
+          <w:tcPr>
+            <w:tcBorders>
+              <w:bottom w:val="none" w:sz="0" w:space="0" w:color="000000"/>
+              <w:top w:val="none" w:sz="0" w:space="0" w:color="000000"/>
+              <w:left w:val="none" w:sz="0" w:space="0" w:color="000000"/>
+              <w:right w:val="none" w:sz="0" w:space="0" w:color="000000"/>
+            </w:tcBorders>
+            <w:shd w:val="clear" w:color="auto" w:fill="FFFFFF"/>
+            <w:tcMar>
+              <w:top w:w="0" w:type="dxa"/>
+              <w:bottom w:w="0" w:type="dxa"/>
+              <w:left w:w="0" w:type="dxa"/>
+              <w:right w:w="0" w:type="dxa"/>
+            </w:tcMar>
+            <w:vAlign w:val="center"/>
+          </w:tcPr>
+          <w:p>
+            <w:pPr>
+              <w:jc w:val="left"/>
+              <w:pBdr>
+                <w:bottom w:val="none" w:sz="0" w:space="0" w:color="000000"/>
+                <w:top w:val="none" w:sz="0" w:space="0" w:color="000000"/>
+                <w:left w:val="none" w:sz="0" w:space="0" w:color="000000"/>
+                <w:right w:val="none" w:sz="0" w:space="0" w:color="000000"/>
+              </w:pBdr>
+              <w:spacing w:after="100" w:before="100" w:line="240"/>
+              <w:ind w:left="100" w:right="100" w:firstLine="0" w:firstLineChars="0"/>
+              <w:rPr>
+                <w:rFonts w:ascii="Helvetica" w:hAnsi="Helvetica" w:eastAsia="Helvetica" w:cs="Helvetica"/>
+                <w:i w:val="false"/>
+                <w:b w:val="false"/>
+                <w:u w:val="none"/>
+                <w:sz w:val="22"/>
+                <w:szCs w:val="22"/>
+                <w:color w:val="000000"/>
+              </w:rPr>
+            </w:pPr>
+            <w:r>
+              <w:rPr>
+                <w:rFonts w:ascii="Helvetica" w:hAnsi="Helvetica" w:eastAsia="Helvetica" w:cs="Helvetica"/>
+                <w:i w:val="false"/>
+                <w:b w:val="false"/>
+                <w:u w:val="none"/>
+                <w:sz w:val="22"/>
+                <w:szCs w:val="22"/>
+                <w:color w:val="000000"/>
+              </w:rPr>
+              <w:t xml:space="preserve">-0.4***</w:t>
+            </w:r>
+          </w:p>
+        </w:tc>
+        <w:tc>
+          <w:tcPr>
+            <w:tcBorders>
+              <w:bottom w:val="none" w:sz="0" w:space="0" w:color="000000"/>
+              <w:top w:val="none" w:sz="0" w:space="0" w:color="000000"/>
+              <w:left w:val="none" w:sz="0" w:space="0" w:color="000000"/>
+              <w:right w:val="none" w:sz="0" w:space="0" w:color="000000"/>
+            </w:tcBorders>
+            <w:shd w:val="clear" w:color="auto" w:fill="FFFFFF"/>
+            <w:tcMar>
+              <w:top w:w="0" w:type="dxa"/>
+              <w:bottom w:w="0" w:type="dxa"/>
+              <w:left w:w="0" w:type="dxa"/>
+              <w:right w:w="0" w:type="dxa"/>
+            </w:tcMar>
+            <w:vAlign w:val="center"/>
+          </w:tcPr>
+          <w:p>
+            <w:pPr>
+              <w:jc w:val="left"/>
+              <w:pBdr>
+                <w:bottom w:val="none" w:sz="0" w:space="0" w:color="000000"/>
+                <w:top w:val="none" w:sz="0" w:space="0" w:color="000000"/>
+                <w:left w:val="none" w:sz="0" w:space="0" w:color="000000"/>
+                <w:right w:val="none" w:sz="0" w:space="0" w:color="000000"/>
+              </w:pBdr>
+              <w:spacing w:after="100" w:before="100" w:line="240"/>
+              <w:ind w:left="100" w:right="100" w:firstLine="0" w:firstLineChars="0"/>
+              <w:rPr>
+                <w:rFonts w:ascii="Helvetica" w:hAnsi="Helvetica" w:eastAsia="Helvetica" w:cs="Helvetica"/>
+                <w:i w:val="false"/>
+                <w:b w:val="false"/>
+                <w:u w:val="none"/>
+                <w:sz w:val="22"/>
+                <w:szCs w:val="22"/>
+                <w:color w:val="000000"/>
+              </w:rPr>
+            </w:pPr>
+            <w:r>
+              <w:rPr>
+                <w:rFonts w:ascii="Helvetica" w:hAnsi="Helvetica" w:eastAsia="Helvetica" w:cs="Helvetica"/>
+                <w:i w:val="false"/>
+                <w:b w:val="false"/>
+                <w:u w:val="none"/>
+                <w:sz w:val="22"/>
+                <w:szCs w:val="22"/>
+                <w:color w:val="000000"/>
+              </w:rPr>
+              <w:t xml:space="preserve">-0.4***</w:t>
             </w:r>
           </w:p>
         </w:tc>
@@ -3468,7 +3406,6 @@
           </w:tcPr>
           <w:p>
             <w:pPr>
-              <w:pStyle w:val="Normal"/>
               <w:jc w:val="left"/>
               <w:pBdr>
                 <w:bottom w:val="none" w:sz="0" w:space="0" w:color="000000"/>
@@ -3521,196 +3458,192 @@
           </w:tcPr>
           <w:p>
             <w:pPr>
-              <w:pStyle w:val="Normal"/>
-              <w:jc w:val="left"/>
-              <w:pBdr>
-                <w:bottom w:val="none" w:sz="0" w:space="0" w:color="000000"/>
-                <w:top w:val="none" w:sz="0" w:space="0" w:color="000000"/>
-                <w:left w:val="none" w:sz="0" w:space="0" w:color="000000"/>
-                <w:right w:val="none" w:sz="0" w:space="0" w:color="000000"/>
-              </w:pBdr>
-              <w:spacing w:after="100" w:before="100" w:line="240"/>
-              <w:ind w:left="100" w:right="100" w:firstLine="0" w:firstLineChars="0"/>
-              <w:rPr>
-                <w:rFonts w:ascii="Helvetica" w:hAnsi="Helvetica" w:eastAsia="Helvetica" w:cs="Helvetica"/>
-                <w:i w:val="false"/>
-                <w:b w:val="false"/>
-                <w:u w:val="none"/>
-                <w:sz w:val="22"/>
-                <w:szCs w:val="22"/>
-                <w:color w:val="000000"/>
-              </w:rPr>
-            </w:pPr>
-            <w:r>
-              <w:rPr>
-                <w:rFonts w:ascii="Helvetica" w:hAnsi="Helvetica" w:eastAsia="Helvetica" w:cs="Helvetica"/>
-                <w:i w:val="false"/>
-                <w:b w:val="false"/>
-                <w:u w:val="none"/>
-                <w:sz w:val="22"/>
-                <w:szCs w:val="22"/>
-                <w:color w:val="000000"/>
-              </w:rPr>
-              <w:t xml:space="preserve">-0.3***</w:t>
-            </w:r>
-          </w:p>
-        </w:tc>
-        <w:tc>
-          <w:tcPr>
-            <w:tcBorders>
-              <w:bottom w:val="none" w:sz="0" w:space="0" w:color="000000"/>
-              <w:top w:val="none" w:sz="0" w:space="0" w:color="000000"/>
-              <w:left w:val="none" w:sz="0" w:space="0" w:color="000000"/>
-              <w:right w:val="none" w:sz="0" w:space="0" w:color="000000"/>
-            </w:tcBorders>
-            <w:shd w:val="clear" w:color="auto" w:fill="FFFFFF"/>
-            <w:tcMar>
-              <w:top w:w="0" w:type="dxa"/>
-              <w:bottom w:w="0" w:type="dxa"/>
-              <w:left w:w="0" w:type="dxa"/>
-              <w:right w:w="0" w:type="dxa"/>
-            </w:tcMar>
-            <w:vAlign w:val="center"/>
-          </w:tcPr>
-          <w:p>
-            <w:pPr>
-              <w:pStyle w:val="Normal"/>
-              <w:jc w:val="left"/>
-              <w:pBdr>
-                <w:bottom w:val="none" w:sz="0" w:space="0" w:color="000000"/>
-                <w:top w:val="none" w:sz="0" w:space="0" w:color="000000"/>
-                <w:left w:val="none" w:sz="0" w:space="0" w:color="000000"/>
-                <w:right w:val="none" w:sz="0" w:space="0" w:color="000000"/>
-              </w:pBdr>
-              <w:spacing w:after="100" w:before="100" w:line="240"/>
-              <w:ind w:left="100" w:right="100" w:firstLine="0" w:firstLineChars="0"/>
-              <w:rPr>
-                <w:rFonts w:ascii="Helvetica" w:hAnsi="Helvetica" w:eastAsia="Helvetica" w:cs="Helvetica"/>
-                <w:i w:val="false"/>
-                <w:b w:val="false"/>
-                <w:u w:val="none"/>
-                <w:sz w:val="22"/>
-                <w:szCs w:val="22"/>
-                <w:color w:val="000000"/>
-              </w:rPr>
-            </w:pPr>
-            <w:r>
-              <w:rPr>
-                <w:rFonts w:ascii="Helvetica" w:hAnsi="Helvetica" w:eastAsia="Helvetica" w:cs="Helvetica"/>
-                <w:i w:val="false"/>
-                <w:b w:val="false"/>
-                <w:u w:val="none"/>
-                <w:sz w:val="22"/>
-                <w:szCs w:val="22"/>
-                <w:color w:val="000000"/>
-              </w:rPr>
-              <w:t xml:space="preserve">-0.39***</w:t>
-            </w:r>
-          </w:p>
-        </w:tc>
-        <w:tc>
-          <w:tcPr>
-            <w:tcBorders>
-              <w:bottom w:val="none" w:sz="0" w:space="0" w:color="000000"/>
-              <w:top w:val="none" w:sz="0" w:space="0" w:color="000000"/>
-              <w:left w:val="none" w:sz="0" w:space="0" w:color="000000"/>
-              <w:right w:val="none" w:sz="0" w:space="0" w:color="000000"/>
-            </w:tcBorders>
-            <w:shd w:val="clear" w:color="auto" w:fill="FFFFFF"/>
-            <w:tcMar>
-              <w:top w:w="0" w:type="dxa"/>
-              <w:bottom w:w="0" w:type="dxa"/>
-              <w:left w:w="0" w:type="dxa"/>
-              <w:right w:w="0" w:type="dxa"/>
-            </w:tcMar>
-            <w:vAlign w:val="center"/>
-          </w:tcPr>
-          <w:p>
-            <w:pPr>
-              <w:pStyle w:val="Normal"/>
-              <w:jc w:val="left"/>
-              <w:pBdr>
-                <w:bottom w:val="none" w:sz="0" w:space="0" w:color="000000"/>
-                <w:top w:val="none" w:sz="0" w:space="0" w:color="000000"/>
-                <w:left w:val="none" w:sz="0" w:space="0" w:color="000000"/>
-                <w:right w:val="none" w:sz="0" w:space="0" w:color="000000"/>
-              </w:pBdr>
-              <w:spacing w:after="100" w:before="100" w:line="240"/>
-              <w:ind w:left="100" w:right="100" w:firstLine="0" w:firstLineChars="0"/>
-              <w:rPr>
-                <w:rFonts w:ascii="Helvetica" w:hAnsi="Helvetica" w:eastAsia="Helvetica" w:cs="Helvetica"/>
-                <w:i w:val="false"/>
-                <w:b w:val="false"/>
-                <w:u w:val="none"/>
-                <w:sz w:val="22"/>
-                <w:szCs w:val="22"/>
-                <w:color w:val="000000"/>
-              </w:rPr>
-            </w:pPr>
-            <w:r>
-              <w:rPr>
-                <w:rFonts w:ascii="Helvetica" w:hAnsi="Helvetica" w:eastAsia="Helvetica" w:cs="Helvetica"/>
-                <w:i w:val="false"/>
-                <w:b w:val="false"/>
-                <w:u w:val="none"/>
-                <w:sz w:val="22"/>
-                <w:szCs w:val="22"/>
-                <w:color w:val="000000"/>
-              </w:rPr>
-              <w:t xml:space="preserve">-0.29***</w:t>
-            </w:r>
-          </w:p>
-        </w:tc>
-        <w:tc>
-          <w:tcPr>
-            <w:tcBorders>
-              <w:bottom w:val="none" w:sz="0" w:space="0" w:color="000000"/>
-              <w:top w:val="none" w:sz="0" w:space="0" w:color="000000"/>
-              <w:left w:val="none" w:sz="0" w:space="0" w:color="000000"/>
-              <w:right w:val="none" w:sz="0" w:space="0" w:color="000000"/>
-            </w:tcBorders>
-            <w:shd w:val="clear" w:color="auto" w:fill="FFFFFF"/>
-            <w:tcMar>
-              <w:top w:w="0" w:type="dxa"/>
-              <w:bottom w:w="0" w:type="dxa"/>
-              <w:left w:w="0" w:type="dxa"/>
-              <w:right w:w="0" w:type="dxa"/>
-            </w:tcMar>
-            <w:vAlign w:val="center"/>
-          </w:tcPr>
-          <w:p>
-            <w:pPr>
-              <w:pStyle w:val="Normal"/>
-              <w:jc w:val="left"/>
-              <w:pBdr>
-                <w:bottom w:val="none" w:sz="0" w:space="0" w:color="000000"/>
-                <w:top w:val="none" w:sz="0" w:space="0" w:color="000000"/>
-                <w:left w:val="none" w:sz="0" w:space="0" w:color="000000"/>
-                <w:right w:val="none" w:sz="0" w:space="0" w:color="000000"/>
-              </w:pBdr>
-              <w:spacing w:after="100" w:before="100" w:line="240"/>
-              <w:ind w:left="100" w:right="100" w:firstLine="0" w:firstLineChars="0"/>
-              <w:rPr>
-                <w:rFonts w:ascii="Helvetica" w:hAnsi="Helvetica" w:eastAsia="Helvetica" w:cs="Helvetica"/>
-                <w:i w:val="false"/>
-                <w:b w:val="false"/>
-                <w:u w:val="none"/>
-                <w:sz w:val="22"/>
-                <w:szCs w:val="22"/>
-                <w:color w:val="000000"/>
-              </w:rPr>
-            </w:pPr>
-            <w:r>
-              <w:rPr>
-                <w:rFonts w:ascii="Helvetica" w:hAnsi="Helvetica" w:eastAsia="Helvetica" w:cs="Helvetica"/>
-                <w:i w:val="false"/>
-                <w:b w:val="false"/>
-                <w:u w:val="none"/>
-                <w:sz w:val="22"/>
-                <w:szCs w:val="22"/>
-                <w:color w:val="000000"/>
-              </w:rPr>
-              <w:t xml:space="preserve">-0.29***</w:t>
+              <w:jc w:val="left"/>
+              <w:pBdr>
+                <w:bottom w:val="none" w:sz="0" w:space="0" w:color="000000"/>
+                <w:top w:val="none" w:sz="0" w:space="0" w:color="000000"/>
+                <w:left w:val="none" w:sz="0" w:space="0" w:color="000000"/>
+                <w:right w:val="none" w:sz="0" w:space="0" w:color="000000"/>
+              </w:pBdr>
+              <w:spacing w:after="100" w:before="100" w:line="240"/>
+              <w:ind w:left="100" w:right="100" w:firstLine="0" w:firstLineChars="0"/>
+              <w:rPr>
+                <w:rFonts w:ascii="Helvetica" w:hAnsi="Helvetica" w:eastAsia="Helvetica" w:cs="Helvetica"/>
+                <w:i w:val="false"/>
+                <w:b w:val="false"/>
+                <w:u w:val="none"/>
+                <w:sz w:val="22"/>
+                <w:szCs w:val="22"/>
+                <w:color w:val="000000"/>
+              </w:rPr>
+            </w:pPr>
+            <w:r>
+              <w:rPr>
+                <w:rFonts w:ascii="Helvetica" w:hAnsi="Helvetica" w:eastAsia="Helvetica" w:cs="Helvetica"/>
+                <w:i w:val="false"/>
+                <w:b w:val="false"/>
+                <w:u w:val="none"/>
+                <w:sz w:val="22"/>
+                <w:szCs w:val="22"/>
+                <w:color w:val="000000"/>
+              </w:rPr>
+              <w:t xml:space="preserve">-0.33***</w:t>
+            </w:r>
+          </w:p>
+        </w:tc>
+        <w:tc>
+          <w:tcPr>
+            <w:tcBorders>
+              <w:bottom w:val="none" w:sz="0" w:space="0" w:color="000000"/>
+              <w:top w:val="none" w:sz="0" w:space="0" w:color="000000"/>
+              <w:left w:val="none" w:sz="0" w:space="0" w:color="000000"/>
+              <w:right w:val="none" w:sz="0" w:space="0" w:color="000000"/>
+            </w:tcBorders>
+            <w:shd w:val="clear" w:color="auto" w:fill="FFFFFF"/>
+            <w:tcMar>
+              <w:top w:w="0" w:type="dxa"/>
+              <w:bottom w:w="0" w:type="dxa"/>
+              <w:left w:w="0" w:type="dxa"/>
+              <w:right w:w="0" w:type="dxa"/>
+            </w:tcMar>
+            <w:vAlign w:val="center"/>
+          </w:tcPr>
+          <w:p>
+            <w:pPr>
+              <w:jc w:val="left"/>
+              <w:pBdr>
+                <w:bottom w:val="none" w:sz="0" w:space="0" w:color="000000"/>
+                <w:top w:val="none" w:sz="0" w:space="0" w:color="000000"/>
+                <w:left w:val="none" w:sz="0" w:space="0" w:color="000000"/>
+                <w:right w:val="none" w:sz="0" w:space="0" w:color="000000"/>
+              </w:pBdr>
+              <w:spacing w:after="100" w:before="100" w:line="240"/>
+              <w:ind w:left="100" w:right="100" w:firstLine="0" w:firstLineChars="0"/>
+              <w:rPr>
+                <w:rFonts w:ascii="Helvetica" w:hAnsi="Helvetica" w:eastAsia="Helvetica" w:cs="Helvetica"/>
+                <w:i w:val="false"/>
+                <w:b w:val="false"/>
+                <w:u w:val="none"/>
+                <w:sz w:val="22"/>
+                <w:szCs w:val="22"/>
+                <w:color w:val="000000"/>
+              </w:rPr>
+            </w:pPr>
+            <w:r>
+              <w:rPr>
+                <w:rFonts w:ascii="Helvetica" w:hAnsi="Helvetica" w:eastAsia="Helvetica" w:cs="Helvetica"/>
+                <w:i w:val="false"/>
+                <w:b w:val="false"/>
+                <w:u w:val="none"/>
+                <w:sz w:val="22"/>
+                <w:szCs w:val="22"/>
+                <w:color w:val="000000"/>
+              </w:rPr>
+              <w:t xml:space="preserve">-0.41***</w:t>
+            </w:r>
+          </w:p>
+        </w:tc>
+        <w:tc>
+          <w:tcPr>
+            <w:tcBorders>
+              <w:bottom w:val="none" w:sz="0" w:space="0" w:color="000000"/>
+              <w:top w:val="none" w:sz="0" w:space="0" w:color="000000"/>
+              <w:left w:val="none" w:sz="0" w:space="0" w:color="000000"/>
+              <w:right w:val="none" w:sz="0" w:space="0" w:color="000000"/>
+            </w:tcBorders>
+            <w:shd w:val="clear" w:color="auto" w:fill="FFFFFF"/>
+            <w:tcMar>
+              <w:top w:w="0" w:type="dxa"/>
+              <w:bottom w:w="0" w:type="dxa"/>
+              <w:left w:w="0" w:type="dxa"/>
+              <w:right w:w="0" w:type="dxa"/>
+            </w:tcMar>
+            <w:vAlign w:val="center"/>
+          </w:tcPr>
+          <w:p>
+            <w:pPr>
+              <w:jc w:val="left"/>
+              <w:pBdr>
+                <w:bottom w:val="none" w:sz="0" w:space="0" w:color="000000"/>
+                <w:top w:val="none" w:sz="0" w:space="0" w:color="000000"/>
+                <w:left w:val="none" w:sz="0" w:space="0" w:color="000000"/>
+                <w:right w:val="none" w:sz="0" w:space="0" w:color="000000"/>
+              </w:pBdr>
+              <w:spacing w:after="100" w:before="100" w:line="240"/>
+              <w:ind w:left="100" w:right="100" w:firstLine="0" w:firstLineChars="0"/>
+              <w:rPr>
+                <w:rFonts w:ascii="Helvetica" w:hAnsi="Helvetica" w:eastAsia="Helvetica" w:cs="Helvetica"/>
+                <w:i w:val="false"/>
+                <w:b w:val="false"/>
+                <w:u w:val="none"/>
+                <w:sz w:val="22"/>
+                <w:szCs w:val="22"/>
+                <w:color w:val="000000"/>
+              </w:rPr>
+            </w:pPr>
+            <w:r>
+              <w:rPr>
+                <w:rFonts w:ascii="Helvetica" w:hAnsi="Helvetica" w:eastAsia="Helvetica" w:cs="Helvetica"/>
+                <w:i w:val="false"/>
+                <w:b w:val="false"/>
+                <w:u w:val="none"/>
+                <w:sz w:val="22"/>
+                <w:szCs w:val="22"/>
+                <w:color w:val="000000"/>
+              </w:rPr>
+              <w:t xml:space="preserve">-0.32***</w:t>
+            </w:r>
+          </w:p>
+        </w:tc>
+        <w:tc>
+          <w:tcPr>
+            <w:tcBorders>
+              <w:bottom w:val="none" w:sz="0" w:space="0" w:color="000000"/>
+              <w:top w:val="none" w:sz="0" w:space="0" w:color="000000"/>
+              <w:left w:val="none" w:sz="0" w:space="0" w:color="000000"/>
+              <w:right w:val="none" w:sz="0" w:space="0" w:color="000000"/>
+            </w:tcBorders>
+            <w:shd w:val="clear" w:color="auto" w:fill="FFFFFF"/>
+            <w:tcMar>
+              <w:top w:w="0" w:type="dxa"/>
+              <w:bottom w:w="0" w:type="dxa"/>
+              <w:left w:w="0" w:type="dxa"/>
+              <w:right w:w="0" w:type="dxa"/>
+            </w:tcMar>
+            <w:vAlign w:val="center"/>
+          </w:tcPr>
+          <w:p>
+            <w:pPr>
+              <w:jc w:val="left"/>
+              <w:pBdr>
+                <w:bottom w:val="none" w:sz="0" w:space="0" w:color="000000"/>
+                <w:top w:val="none" w:sz="0" w:space="0" w:color="000000"/>
+                <w:left w:val="none" w:sz="0" w:space="0" w:color="000000"/>
+                <w:right w:val="none" w:sz="0" w:space="0" w:color="000000"/>
+              </w:pBdr>
+              <w:spacing w:after="100" w:before="100" w:line="240"/>
+              <w:ind w:left="100" w:right="100" w:firstLine="0" w:firstLineChars="0"/>
+              <w:rPr>
+                <w:rFonts w:ascii="Helvetica" w:hAnsi="Helvetica" w:eastAsia="Helvetica" w:cs="Helvetica"/>
+                <w:i w:val="false"/>
+                <w:b w:val="false"/>
+                <w:u w:val="none"/>
+                <w:sz w:val="22"/>
+                <w:szCs w:val="22"/>
+                <w:color w:val="000000"/>
+              </w:rPr>
+            </w:pPr>
+            <w:r>
+              <w:rPr>
+                <w:rFonts w:ascii="Helvetica" w:hAnsi="Helvetica" w:eastAsia="Helvetica" w:cs="Helvetica"/>
+                <w:i w:val="false"/>
+                <w:b w:val="false"/>
+                <w:u w:val="none"/>
+                <w:sz w:val="22"/>
+                <w:szCs w:val="22"/>
+                <w:color w:val="000000"/>
+              </w:rPr>
+              <w:t xml:space="preserve">-0.31***</w:t>
             </w:r>
           </w:p>
         </w:tc>
@@ -3739,7 +3672,6 @@
           </w:tcPr>
           <w:p>
             <w:pPr>
-              <w:pStyle w:val="Normal"/>
               <w:jc w:val="left"/>
               <w:pBdr>
                 <w:bottom w:val="none" w:sz="0" w:space="0" w:color="000000"/>
@@ -3792,196 +3724,192 @@
           </w:tcPr>
           <w:p>
             <w:pPr>
-              <w:pStyle w:val="Normal"/>
-              <w:jc w:val="left"/>
-              <w:pBdr>
-                <w:bottom w:val="none" w:sz="0" w:space="0" w:color="000000"/>
-                <w:top w:val="none" w:sz="0" w:space="0" w:color="000000"/>
-                <w:left w:val="none" w:sz="0" w:space="0" w:color="000000"/>
-                <w:right w:val="none" w:sz="0" w:space="0" w:color="000000"/>
-              </w:pBdr>
-              <w:spacing w:after="100" w:before="100" w:line="240"/>
-              <w:ind w:left="100" w:right="100" w:firstLine="0" w:firstLineChars="0"/>
-              <w:rPr>
-                <w:rFonts w:ascii="Helvetica" w:hAnsi="Helvetica" w:eastAsia="Helvetica" w:cs="Helvetica"/>
-                <w:i w:val="false"/>
-                <w:b w:val="false"/>
-                <w:u w:val="none"/>
-                <w:sz w:val="22"/>
-                <w:szCs w:val="22"/>
-                <w:color w:val="000000"/>
-              </w:rPr>
-            </w:pPr>
-            <w:r>
-              <w:rPr>
-                <w:rFonts w:ascii="Helvetica" w:hAnsi="Helvetica" w:eastAsia="Helvetica" w:cs="Helvetica"/>
-                <w:i w:val="false"/>
-                <w:b w:val="false"/>
-                <w:u w:val="none"/>
-                <w:sz w:val="22"/>
-                <w:szCs w:val="22"/>
-                <w:color w:val="000000"/>
-              </w:rPr>
-              <w:t xml:space="preserve">-0.22*</w:t>
-            </w:r>
-          </w:p>
-        </w:tc>
-        <w:tc>
-          <w:tcPr>
-            <w:tcBorders>
-              <w:bottom w:val="none" w:sz="0" w:space="0" w:color="000000"/>
-              <w:top w:val="none" w:sz="0" w:space="0" w:color="000000"/>
-              <w:left w:val="none" w:sz="0" w:space="0" w:color="000000"/>
-              <w:right w:val="none" w:sz="0" w:space="0" w:color="000000"/>
-            </w:tcBorders>
-            <w:shd w:val="clear" w:color="auto" w:fill="FFFFFF"/>
-            <w:tcMar>
-              <w:top w:w="0" w:type="dxa"/>
-              <w:bottom w:w="0" w:type="dxa"/>
-              <w:left w:w="0" w:type="dxa"/>
-              <w:right w:w="0" w:type="dxa"/>
-            </w:tcMar>
-            <w:vAlign w:val="center"/>
-          </w:tcPr>
-          <w:p>
-            <w:pPr>
-              <w:pStyle w:val="Normal"/>
-              <w:jc w:val="left"/>
-              <w:pBdr>
-                <w:bottom w:val="none" w:sz="0" w:space="0" w:color="000000"/>
-                <w:top w:val="none" w:sz="0" w:space="0" w:color="000000"/>
-                <w:left w:val="none" w:sz="0" w:space="0" w:color="000000"/>
-                <w:right w:val="none" w:sz="0" w:space="0" w:color="000000"/>
-              </w:pBdr>
-              <w:spacing w:after="100" w:before="100" w:line="240"/>
-              <w:ind w:left="100" w:right="100" w:firstLine="0" w:firstLineChars="0"/>
-              <w:rPr>
-                <w:rFonts w:ascii="Helvetica" w:hAnsi="Helvetica" w:eastAsia="Helvetica" w:cs="Helvetica"/>
-                <w:i w:val="false"/>
-                <w:b w:val="false"/>
-                <w:u w:val="none"/>
-                <w:sz w:val="22"/>
-                <w:szCs w:val="22"/>
-                <w:color w:val="000000"/>
-              </w:rPr>
-            </w:pPr>
-            <w:r>
-              <w:rPr>
-                <w:rFonts w:ascii="Helvetica" w:hAnsi="Helvetica" w:eastAsia="Helvetica" w:cs="Helvetica"/>
-                <w:i w:val="false"/>
-                <w:b w:val="false"/>
-                <w:u w:val="none"/>
-                <w:sz w:val="22"/>
-                <w:szCs w:val="22"/>
-                <w:color w:val="000000"/>
-              </w:rPr>
-              <w:t xml:space="preserve">-0.22*</w:t>
-            </w:r>
-          </w:p>
-        </w:tc>
-        <w:tc>
-          <w:tcPr>
-            <w:tcBorders>
-              <w:bottom w:val="none" w:sz="0" w:space="0" w:color="000000"/>
-              <w:top w:val="none" w:sz="0" w:space="0" w:color="000000"/>
-              <w:left w:val="none" w:sz="0" w:space="0" w:color="000000"/>
-              <w:right w:val="none" w:sz="0" w:space="0" w:color="000000"/>
-            </w:tcBorders>
-            <w:shd w:val="clear" w:color="auto" w:fill="FFFFFF"/>
-            <w:tcMar>
-              <w:top w:w="0" w:type="dxa"/>
-              <w:bottom w:w="0" w:type="dxa"/>
-              <w:left w:w="0" w:type="dxa"/>
-              <w:right w:w="0" w:type="dxa"/>
-            </w:tcMar>
-            <w:vAlign w:val="center"/>
-          </w:tcPr>
-          <w:p>
-            <w:pPr>
-              <w:pStyle w:val="Normal"/>
-              <w:jc w:val="left"/>
-              <w:pBdr>
-                <w:bottom w:val="none" w:sz="0" w:space="0" w:color="000000"/>
-                <w:top w:val="none" w:sz="0" w:space="0" w:color="000000"/>
-                <w:left w:val="none" w:sz="0" w:space="0" w:color="000000"/>
-                <w:right w:val="none" w:sz="0" w:space="0" w:color="000000"/>
-              </w:pBdr>
-              <w:spacing w:after="100" w:before="100" w:line="240"/>
-              <w:ind w:left="100" w:right="100" w:firstLine="0" w:firstLineChars="0"/>
-              <w:rPr>
-                <w:rFonts w:ascii="Helvetica" w:hAnsi="Helvetica" w:eastAsia="Helvetica" w:cs="Helvetica"/>
-                <w:i w:val="false"/>
-                <w:b w:val="false"/>
-                <w:u w:val="none"/>
-                <w:sz w:val="22"/>
-                <w:szCs w:val="22"/>
-                <w:color w:val="000000"/>
-              </w:rPr>
-            </w:pPr>
-            <w:r>
-              <w:rPr>
-                <w:rFonts w:ascii="Helvetica" w:hAnsi="Helvetica" w:eastAsia="Helvetica" w:cs="Helvetica"/>
-                <w:i w:val="false"/>
-                <w:b w:val="false"/>
-                <w:u w:val="none"/>
-                <w:sz w:val="22"/>
-                <w:szCs w:val="22"/>
-                <w:color w:val="000000"/>
-              </w:rPr>
-              <w:t xml:space="preserve">-0.18</w:t>
-            </w:r>
-          </w:p>
-        </w:tc>
-        <w:tc>
-          <w:tcPr>
-            <w:tcBorders>
-              <w:bottom w:val="none" w:sz="0" w:space="0" w:color="000000"/>
-              <w:top w:val="none" w:sz="0" w:space="0" w:color="000000"/>
-              <w:left w:val="none" w:sz="0" w:space="0" w:color="000000"/>
-              <w:right w:val="none" w:sz="0" w:space="0" w:color="000000"/>
-            </w:tcBorders>
-            <w:shd w:val="clear" w:color="auto" w:fill="FFFFFF"/>
-            <w:tcMar>
-              <w:top w:w="0" w:type="dxa"/>
-              <w:bottom w:w="0" w:type="dxa"/>
-              <w:left w:w="0" w:type="dxa"/>
-              <w:right w:w="0" w:type="dxa"/>
-            </w:tcMar>
-            <w:vAlign w:val="center"/>
-          </w:tcPr>
-          <w:p>
-            <w:pPr>
-              <w:pStyle w:val="Normal"/>
-              <w:jc w:val="left"/>
-              <w:pBdr>
-                <w:bottom w:val="none" w:sz="0" w:space="0" w:color="000000"/>
-                <w:top w:val="none" w:sz="0" w:space="0" w:color="000000"/>
-                <w:left w:val="none" w:sz="0" w:space="0" w:color="000000"/>
-                <w:right w:val="none" w:sz="0" w:space="0" w:color="000000"/>
-              </w:pBdr>
-              <w:spacing w:after="100" w:before="100" w:line="240"/>
-              <w:ind w:left="100" w:right="100" w:firstLine="0" w:firstLineChars="0"/>
-              <w:rPr>
-                <w:rFonts w:ascii="Helvetica" w:hAnsi="Helvetica" w:eastAsia="Helvetica" w:cs="Helvetica"/>
-                <w:i w:val="false"/>
-                <w:b w:val="false"/>
-                <w:u w:val="none"/>
-                <w:sz w:val="22"/>
-                <w:szCs w:val="22"/>
-                <w:color w:val="000000"/>
-              </w:rPr>
-            </w:pPr>
-            <w:r>
-              <w:rPr>
-                <w:rFonts w:ascii="Helvetica" w:hAnsi="Helvetica" w:eastAsia="Helvetica" w:cs="Helvetica"/>
-                <w:i w:val="false"/>
-                <w:b w:val="false"/>
-                <w:u w:val="none"/>
-                <w:sz w:val="22"/>
-                <w:szCs w:val="22"/>
-                <w:color w:val="000000"/>
-              </w:rPr>
-              <w:t xml:space="preserve">-0.17</w:t>
+              <w:jc w:val="left"/>
+              <w:pBdr>
+                <w:bottom w:val="none" w:sz="0" w:space="0" w:color="000000"/>
+                <w:top w:val="none" w:sz="0" w:space="0" w:color="000000"/>
+                <w:left w:val="none" w:sz="0" w:space="0" w:color="000000"/>
+                <w:right w:val="none" w:sz="0" w:space="0" w:color="000000"/>
+              </w:pBdr>
+              <w:spacing w:after="100" w:before="100" w:line="240"/>
+              <w:ind w:left="100" w:right="100" w:firstLine="0" w:firstLineChars="0"/>
+              <w:rPr>
+                <w:rFonts w:ascii="Helvetica" w:hAnsi="Helvetica" w:eastAsia="Helvetica" w:cs="Helvetica"/>
+                <w:i w:val="false"/>
+                <w:b w:val="false"/>
+                <w:u w:val="none"/>
+                <w:sz w:val="22"/>
+                <w:szCs w:val="22"/>
+                <w:color w:val="000000"/>
+              </w:rPr>
+            </w:pPr>
+            <w:r>
+              <w:rPr>
+                <w:rFonts w:ascii="Helvetica" w:hAnsi="Helvetica" w:eastAsia="Helvetica" w:cs="Helvetica"/>
+                <w:i w:val="false"/>
+                <w:b w:val="false"/>
+                <w:u w:val="none"/>
+                <w:sz w:val="22"/>
+                <w:szCs w:val="22"/>
+                <w:color w:val="000000"/>
+              </w:rPr>
+              <w:t xml:space="preserve">-0.24**</w:t>
+            </w:r>
+          </w:p>
+        </w:tc>
+        <w:tc>
+          <w:tcPr>
+            <w:tcBorders>
+              <w:bottom w:val="none" w:sz="0" w:space="0" w:color="000000"/>
+              <w:top w:val="none" w:sz="0" w:space="0" w:color="000000"/>
+              <w:left w:val="none" w:sz="0" w:space="0" w:color="000000"/>
+              <w:right w:val="none" w:sz="0" w:space="0" w:color="000000"/>
+            </w:tcBorders>
+            <w:shd w:val="clear" w:color="auto" w:fill="FFFFFF"/>
+            <w:tcMar>
+              <w:top w:w="0" w:type="dxa"/>
+              <w:bottom w:w="0" w:type="dxa"/>
+              <w:left w:w="0" w:type="dxa"/>
+              <w:right w:w="0" w:type="dxa"/>
+            </w:tcMar>
+            <w:vAlign w:val="center"/>
+          </w:tcPr>
+          <w:p>
+            <w:pPr>
+              <w:jc w:val="left"/>
+              <w:pBdr>
+                <w:bottom w:val="none" w:sz="0" w:space="0" w:color="000000"/>
+                <w:top w:val="none" w:sz="0" w:space="0" w:color="000000"/>
+                <w:left w:val="none" w:sz="0" w:space="0" w:color="000000"/>
+                <w:right w:val="none" w:sz="0" w:space="0" w:color="000000"/>
+              </w:pBdr>
+              <w:spacing w:after="100" w:before="100" w:line="240"/>
+              <w:ind w:left="100" w:right="100" w:firstLine="0" w:firstLineChars="0"/>
+              <w:rPr>
+                <w:rFonts w:ascii="Helvetica" w:hAnsi="Helvetica" w:eastAsia="Helvetica" w:cs="Helvetica"/>
+                <w:i w:val="false"/>
+                <w:b w:val="false"/>
+                <w:u w:val="none"/>
+                <w:sz w:val="22"/>
+                <w:szCs w:val="22"/>
+                <w:color w:val="000000"/>
+              </w:rPr>
+            </w:pPr>
+            <w:r>
+              <w:rPr>
+                <w:rFonts w:ascii="Helvetica" w:hAnsi="Helvetica" w:eastAsia="Helvetica" w:cs="Helvetica"/>
+                <w:i w:val="false"/>
+                <w:b w:val="false"/>
+                <w:u w:val="none"/>
+                <w:sz w:val="22"/>
+                <w:szCs w:val="22"/>
+                <w:color w:val="000000"/>
+              </w:rPr>
+              <w:t xml:space="preserve">-0.23**</w:t>
+            </w:r>
+          </w:p>
+        </w:tc>
+        <w:tc>
+          <w:tcPr>
+            <w:tcBorders>
+              <w:bottom w:val="none" w:sz="0" w:space="0" w:color="000000"/>
+              <w:top w:val="none" w:sz="0" w:space="0" w:color="000000"/>
+              <w:left w:val="none" w:sz="0" w:space="0" w:color="000000"/>
+              <w:right w:val="none" w:sz="0" w:space="0" w:color="000000"/>
+            </w:tcBorders>
+            <w:shd w:val="clear" w:color="auto" w:fill="FFFFFF"/>
+            <w:tcMar>
+              <w:top w:w="0" w:type="dxa"/>
+              <w:bottom w:w="0" w:type="dxa"/>
+              <w:left w:w="0" w:type="dxa"/>
+              <w:right w:w="0" w:type="dxa"/>
+            </w:tcMar>
+            <w:vAlign w:val="center"/>
+          </w:tcPr>
+          <w:p>
+            <w:pPr>
+              <w:jc w:val="left"/>
+              <w:pBdr>
+                <w:bottom w:val="none" w:sz="0" w:space="0" w:color="000000"/>
+                <w:top w:val="none" w:sz="0" w:space="0" w:color="000000"/>
+                <w:left w:val="none" w:sz="0" w:space="0" w:color="000000"/>
+                <w:right w:val="none" w:sz="0" w:space="0" w:color="000000"/>
+              </w:pBdr>
+              <w:spacing w:after="100" w:before="100" w:line="240"/>
+              <w:ind w:left="100" w:right="100" w:firstLine="0" w:firstLineChars="0"/>
+              <w:rPr>
+                <w:rFonts w:ascii="Helvetica" w:hAnsi="Helvetica" w:eastAsia="Helvetica" w:cs="Helvetica"/>
+                <w:i w:val="false"/>
+                <w:b w:val="false"/>
+                <w:u w:val="none"/>
+                <w:sz w:val="22"/>
+                <w:szCs w:val="22"/>
+                <w:color w:val="000000"/>
+              </w:rPr>
+            </w:pPr>
+            <w:r>
+              <w:rPr>
+                <w:rFonts w:ascii="Helvetica" w:hAnsi="Helvetica" w:eastAsia="Helvetica" w:cs="Helvetica"/>
+                <w:i w:val="false"/>
+                <w:b w:val="false"/>
+                <w:u w:val="none"/>
+                <w:sz w:val="22"/>
+                <w:szCs w:val="22"/>
+                <w:color w:val="000000"/>
+              </w:rPr>
+              <w:t xml:space="preserve">-0.2*</w:t>
+            </w:r>
+          </w:p>
+        </w:tc>
+        <w:tc>
+          <w:tcPr>
+            <w:tcBorders>
+              <w:bottom w:val="none" w:sz="0" w:space="0" w:color="000000"/>
+              <w:top w:val="none" w:sz="0" w:space="0" w:color="000000"/>
+              <w:left w:val="none" w:sz="0" w:space="0" w:color="000000"/>
+              <w:right w:val="none" w:sz="0" w:space="0" w:color="000000"/>
+            </w:tcBorders>
+            <w:shd w:val="clear" w:color="auto" w:fill="FFFFFF"/>
+            <w:tcMar>
+              <w:top w:w="0" w:type="dxa"/>
+              <w:bottom w:w="0" w:type="dxa"/>
+              <w:left w:w="0" w:type="dxa"/>
+              <w:right w:w="0" w:type="dxa"/>
+            </w:tcMar>
+            <w:vAlign w:val="center"/>
+          </w:tcPr>
+          <w:p>
+            <w:pPr>
+              <w:jc w:val="left"/>
+              <w:pBdr>
+                <w:bottom w:val="none" w:sz="0" w:space="0" w:color="000000"/>
+                <w:top w:val="none" w:sz="0" w:space="0" w:color="000000"/>
+                <w:left w:val="none" w:sz="0" w:space="0" w:color="000000"/>
+                <w:right w:val="none" w:sz="0" w:space="0" w:color="000000"/>
+              </w:pBdr>
+              <w:spacing w:after="100" w:before="100" w:line="240"/>
+              <w:ind w:left="100" w:right="100" w:firstLine="0" w:firstLineChars="0"/>
+              <w:rPr>
+                <w:rFonts w:ascii="Helvetica" w:hAnsi="Helvetica" w:eastAsia="Helvetica" w:cs="Helvetica"/>
+                <w:i w:val="false"/>
+                <w:b w:val="false"/>
+                <w:u w:val="none"/>
+                <w:sz w:val="22"/>
+                <w:szCs w:val="22"/>
+                <w:color w:val="000000"/>
+              </w:rPr>
+            </w:pPr>
+            <w:r>
+              <w:rPr>
+                <w:rFonts w:ascii="Helvetica" w:hAnsi="Helvetica" w:eastAsia="Helvetica" w:cs="Helvetica"/>
+                <w:i w:val="false"/>
+                <w:b w:val="false"/>
+                <w:u w:val="none"/>
+                <w:sz w:val="22"/>
+                <w:szCs w:val="22"/>
+                <w:color w:val="000000"/>
+              </w:rPr>
+              <w:t xml:space="preserve">-0.19</w:t>
             </w:r>
           </w:p>
         </w:tc>
@@ -4010,7 +3938,6 @@
           </w:tcPr>
           <w:p>
             <w:pPr>
-              <w:pStyle w:val="Normal"/>
               <w:jc w:val="left"/>
               <w:pBdr>
                 <w:bottom w:val="none" w:sz="0" w:space="0" w:color="000000"/>
@@ -4063,166 +3990,162 @@
           </w:tcPr>
           <w:p>
             <w:pPr>
-              <w:pStyle w:val="Normal"/>
-              <w:jc w:val="left"/>
-              <w:pBdr>
-                <w:bottom w:val="none" w:sz="0" w:space="0" w:color="000000"/>
-                <w:top w:val="none" w:sz="0" w:space="0" w:color="000000"/>
-                <w:left w:val="none" w:sz="0" w:space="0" w:color="000000"/>
-                <w:right w:val="none" w:sz="0" w:space="0" w:color="000000"/>
-              </w:pBdr>
-              <w:spacing w:after="100" w:before="100" w:line="240"/>
-              <w:ind w:left="100" w:right="100" w:firstLine="0" w:firstLineChars="0"/>
-              <w:rPr>
-                <w:rFonts w:ascii="Helvetica" w:hAnsi="Helvetica" w:eastAsia="Helvetica" w:cs="Helvetica"/>
-                <w:i w:val="false"/>
-                <w:b w:val="false"/>
-                <w:u w:val="none"/>
-                <w:sz w:val="22"/>
-                <w:szCs w:val="22"/>
-                <w:color w:val="000000"/>
-              </w:rPr>
-            </w:pPr>
-            <w:r>
-              <w:rPr>
-                <w:rFonts w:ascii="Helvetica" w:hAnsi="Helvetica" w:eastAsia="Helvetica" w:cs="Helvetica"/>
-                <w:i w:val="false"/>
-                <w:b w:val="false"/>
-                <w:u w:val="none"/>
-                <w:sz w:val="22"/>
-                <w:szCs w:val="22"/>
-                <w:color w:val="000000"/>
-              </w:rPr>
-              <w:t xml:space="preserve">-0.31***</w:t>
-            </w:r>
-          </w:p>
-        </w:tc>
-        <w:tc>
-          <w:tcPr>
-            <w:tcBorders>
-              <w:bottom w:val="none" w:sz="0" w:space="0" w:color="000000"/>
-              <w:top w:val="none" w:sz="0" w:space="0" w:color="000000"/>
-              <w:left w:val="none" w:sz="0" w:space="0" w:color="000000"/>
-              <w:right w:val="none" w:sz="0" w:space="0" w:color="000000"/>
-            </w:tcBorders>
-            <w:shd w:val="clear" w:color="auto" w:fill="FFFFFF"/>
-            <w:tcMar>
-              <w:top w:w="0" w:type="dxa"/>
-              <w:bottom w:w="0" w:type="dxa"/>
-              <w:left w:w="0" w:type="dxa"/>
-              <w:right w:w="0" w:type="dxa"/>
-            </w:tcMar>
-            <w:vAlign w:val="center"/>
-          </w:tcPr>
-          <w:p>
-            <w:pPr>
-              <w:pStyle w:val="Normal"/>
-              <w:jc w:val="left"/>
-              <w:pBdr>
-                <w:bottom w:val="none" w:sz="0" w:space="0" w:color="000000"/>
-                <w:top w:val="none" w:sz="0" w:space="0" w:color="000000"/>
-                <w:left w:val="none" w:sz="0" w:space="0" w:color="000000"/>
-                <w:right w:val="none" w:sz="0" w:space="0" w:color="000000"/>
-              </w:pBdr>
-              <w:spacing w:after="100" w:before="100" w:line="240"/>
-              <w:ind w:left="100" w:right="100" w:firstLine="0" w:firstLineChars="0"/>
-              <w:rPr>
-                <w:rFonts w:ascii="Helvetica" w:hAnsi="Helvetica" w:eastAsia="Helvetica" w:cs="Helvetica"/>
-                <w:i w:val="false"/>
-                <w:b w:val="false"/>
-                <w:u w:val="none"/>
-                <w:sz w:val="22"/>
-                <w:szCs w:val="22"/>
-                <w:color w:val="000000"/>
-              </w:rPr>
-            </w:pPr>
-            <w:r>
-              <w:rPr>
-                <w:rFonts w:ascii="Helvetica" w:hAnsi="Helvetica" w:eastAsia="Helvetica" w:cs="Helvetica"/>
-                <w:i w:val="false"/>
-                <w:b w:val="false"/>
-                <w:u w:val="none"/>
-                <w:sz w:val="22"/>
-                <w:szCs w:val="22"/>
-                <w:color w:val="000000"/>
-              </w:rPr>
-              <w:t xml:space="preserve">-0.36***</w:t>
-            </w:r>
-          </w:p>
-        </w:tc>
-        <w:tc>
-          <w:tcPr>
-            <w:tcBorders>
-              <w:bottom w:val="none" w:sz="0" w:space="0" w:color="000000"/>
-              <w:top w:val="none" w:sz="0" w:space="0" w:color="000000"/>
-              <w:left w:val="none" w:sz="0" w:space="0" w:color="000000"/>
-              <w:right w:val="none" w:sz="0" w:space="0" w:color="000000"/>
-            </w:tcBorders>
-            <w:shd w:val="clear" w:color="auto" w:fill="FFFFFF"/>
-            <w:tcMar>
-              <w:top w:w="0" w:type="dxa"/>
-              <w:bottom w:w="0" w:type="dxa"/>
-              <w:left w:w="0" w:type="dxa"/>
-              <w:right w:w="0" w:type="dxa"/>
-            </w:tcMar>
-            <w:vAlign w:val="center"/>
-          </w:tcPr>
-          <w:p>
-            <w:pPr>
-              <w:pStyle w:val="Normal"/>
-              <w:jc w:val="left"/>
-              <w:pBdr>
-                <w:bottom w:val="none" w:sz="0" w:space="0" w:color="000000"/>
-                <w:top w:val="none" w:sz="0" w:space="0" w:color="000000"/>
-                <w:left w:val="none" w:sz="0" w:space="0" w:color="000000"/>
-                <w:right w:val="none" w:sz="0" w:space="0" w:color="000000"/>
-              </w:pBdr>
-              <w:spacing w:after="100" w:before="100" w:line="240"/>
-              <w:ind w:left="100" w:right="100" w:firstLine="0" w:firstLineChars="0"/>
-              <w:rPr>
-                <w:rFonts w:ascii="Helvetica" w:hAnsi="Helvetica" w:eastAsia="Helvetica" w:cs="Helvetica"/>
-                <w:i w:val="false"/>
-                <w:b w:val="false"/>
-                <w:u w:val="none"/>
-                <w:sz w:val="22"/>
-                <w:szCs w:val="22"/>
-                <w:color w:val="000000"/>
-              </w:rPr>
-            </w:pPr>
-            <w:r>
-              <w:rPr>
-                <w:rFonts w:ascii="Helvetica" w:hAnsi="Helvetica" w:eastAsia="Helvetica" w:cs="Helvetica"/>
-                <w:i w:val="false"/>
-                <w:b w:val="false"/>
-                <w:u w:val="none"/>
-                <w:sz w:val="22"/>
-                <w:szCs w:val="22"/>
-                <w:color w:val="000000"/>
-              </w:rPr>
-              <w:t xml:space="preserve">-0.25***</w:t>
-            </w:r>
-          </w:p>
-        </w:tc>
-        <w:tc>
-          <w:tcPr>
-            <w:tcBorders>
-              <w:bottom w:val="none" w:sz="0" w:space="0" w:color="000000"/>
-              <w:top w:val="none" w:sz="0" w:space="0" w:color="000000"/>
-              <w:left w:val="none" w:sz="0" w:space="0" w:color="000000"/>
-              <w:right w:val="none" w:sz="0" w:space="0" w:color="000000"/>
-            </w:tcBorders>
-            <w:shd w:val="clear" w:color="auto" w:fill="FFFFFF"/>
-            <w:tcMar>
-              <w:top w:w="0" w:type="dxa"/>
-              <w:bottom w:w="0" w:type="dxa"/>
-              <w:left w:w="0" w:type="dxa"/>
-              <w:right w:w="0" w:type="dxa"/>
-            </w:tcMar>
-            <w:vAlign w:val="center"/>
-          </w:tcPr>
-          <w:p>
-            <w:pPr>
-              <w:pStyle w:val="Normal"/>
+              <w:jc w:val="left"/>
+              <w:pBdr>
+                <w:bottom w:val="none" w:sz="0" w:space="0" w:color="000000"/>
+                <w:top w:val="none" w:sz="0" w:space="0" w:color="000000"/>
+                <w:left w:val="none" w:sz="0" w:space="0" w:color="000000"/>
+                <w:right w:val="none" w:sz="0" w:space="0" w:color="000000"/>
+              </w:pBdr>
+              <w:spacing w:after="100" w:before="100" w:line="240"/>
+              <w:ind w:left="100" w:right="100" w:firstLine="0" w:firstLineChars="0"/>
+              <w:rPr>
+                <w:rFonts w:ascii="Helvetica" w:hAnsi="Helvetica" w:eastAsia="Helvetica" w:cs="Helvetica"/>
+                <w:i w:val="false"/>
+                <w:b w:val="false"/>
+                <w:u w:val="none"/>
+                <w:sz w:val="22"/>
+                <w:szCs w:val="22"/>
+                <w:color w:val="000000"/>
+              </w:rPr>
+            </w:pPr>
+            <w:r>
+              <w:rPr>
+                <w:rFonts w:ascii="Helvetica" w:hAnsi="Helvetica" w:eastAsia="Helvetica" w:cs="Helvetica"/>
+                <w:i w:val="false"/>
+                <w:b w:val="false"/>
+                <w:u w:val="none"/>
+                <w:sz w:val="22"/>
+                <w:szCs w:val="22"/>
+                <w:color w:val="000000"/>
+              </w:rPr>
+              <w:t xml:space="preserve">-0.3***</w:t>
+            </w:r>
+          </w:p>
+        </w:tc>
+        <w:tc>
+          <w:tcPr>
+            <w:tcBorders>
+              <w:bottom w:val="none" w:sz="0" w:space="0" w:color="000000"/>
+              <w:top w:val="none" w:sz="0" w:space="0" w:color="000000"/>
+              <w:left w:val="none" w:sz="0" w:space="0" w:color="000000"/>
+              <w:right w:val="none" w:sz="0" w:space="0" w:color="000000"/>
+            </w:tcBorders>
+            <w:shd w:val="clear" w:color="auto" w:fill="FFFFFF"/>
+            <w:tcMar>
+              <w:top w:w="0" w:type="dxa"/>
+              <w:bottom w:w="0" w:type="dxa"/>
+              <w:left w:w="0" w:type="dxa"/>
+              <w:right w:w="0" w:type="dxa"/>
+            </w:tcMar>
+            <w:vAlign w:val="center"/>
+          </w:tcPr>
+          <w:p>
+            <w:pPr>
+              <w:jc w:val="left"/>
+              <w:pBdr>
+                <w:bottom w:val="none" w:sz="0" w:space="0" w:color="000000"/>
+                <w:top w:val="none" w:sz="0" w:space="0" w:color="000000"/>
+                <w:left w:val="none" w:sz="0" w:space="0" w:color="000000"/>
+                <w:right w:val="none" w:sz="0" w:space="0" w:color="000000"/>
+              </w:pBdr>
+              <w:spacing w:after="100" w:before="100" w:line="240"/>
+              <w:ind w:left="100" w:right="100" w:firstLine="0" w:firstLineChars="0"/>
+              <w:rPr>
+                <w:rFonts w:ascii="Helvetica" w:hAnsi="Helvetica" w:eastAsia="Helvetica" w:cs="Helvetica"/>
+                <w:i w:val="false"/>
+                <w:b w:val="false"/>
+                <w:u w:val="none"/>
+                <w:sz w:val="22"/>
+                <w:szCs w:val="22"/>
+                <w:color w:val="000000"/>
+              </w:rPr>
+            </w:pPr>
+            <w:r>
+              <w:rPr>
+                <w:rFonts w:ascii="Helvetica" w:hAnsi="Helvetica" w:eastAsia="Helvetica" w:cs="Helvetica"/>
+                <w:i w:val="false"/>
+                <w:b w:val="false"/>
+                <w:u w:val="none"/>
+                <w:sz w:val="22"/>
+                <w:szCs w:val="22"/>
+                <w:color w:val="000000"/>
+              </w:rPr>
+              <w:t xml:space="preserve">-0.35***</w:t>
+            </w:r>
+          </w:p>
+        </w:tc>
+        <w:tc>
+          <w:tcPr>
+            <w:tcBorders>
+              <w:bottom w:val="none" w:sz="0" w:space="0" w:color="000000"/>
+              <w:top w:val="none" w:sz="0" w:space="0" w:color="000000"/>
+              <w:left w:val="none" w:sz="0" w:space="0" w:color="000000"/>
+              <w:right w:val="none" w:sz="0" w:space="0" w:color="000000"/>
+            </w:tcBorders>
+            <w:shd w:val="clear" w:color="auto" w:fill="FFFFFF"/>
+            <w:tcMar>
+              <w:top w:w="0" w:type="dxa"/>
+              <w:bottom w:w="0" w:type="dxa"/>
+              <w:left w:w="0" w:type="dxa"/>
+              <w:right w:w="0" w:type="dxa"/>
+            </w:tcMar>
+            <w:vAlign w:val="center"/>
+          </w:tcPr>
+          <w:p>
+            <w:pPr>
+              <w:jc w:val="left"/>
+              <w:pBdr>
+                <w:bottom w:val="none" w:sz="0" w:space="0" w:color="000000"/>
+                <w:top w:val="none" w:sz="0" w:space="0" w:color="000000"/>
+                <w:left w:val="none" w:sz="0" w:space="0" w:color="000000"/>
+                <w:right w:val="none" w:sz="0" w:space="0" w:color="000000"/>
+              </w:pBdr>
+              <w:spacing w:after="100" w:before="100" w:line="240"/>
+              <w:ind w:left="100" w:right="100" w:firstLine="0" w:firstLineChars="0"/>
+              <w:rPr>
+                <w:rFonts w:ascii="Helvetica" w:hAnsi="Helvetica" w:eastAsia="Helvetica" w:cs="Helvetica"/>
+                <w:i w:val="false"/>
+                <w:b w:val="false"/>
+                <w:u w:val="none"/>
+                <w:sz w:val="22"/>
+                <w:szCs w:val="22"/>
+                <w:color w:val="000000"/>
+              </w:rPr>
+            </w:pPr>
+            <w:r>
+              <w:rPr>
+                <w:rFonts w:ascii="Helvetica" w:hAnsi="Helvetica" w:eastAsia="Helvetica" w:cs="Helvetica"/>
+                <w:i w:val="false"/>
+                <w:b w:val="false"/>
+                <w:u w:val="none"/>
+                <w:sz w:val="22"/>
+                <w:szCs w:val="22"/>
+                <w:color w:val="000000"/>
+              </w:rPr>
+              <w:t xml:space="preserve">-0.24***</w:t>
+            </w:r>
+          </w:p>
+        </w:tc>
+        <w:tc>
+          <w:tcPr>
+            <w:tcBorders>
+              <w:bottom w:val="none" w:sz="0" w:space="0" w:color="000000"/>
+              <w:top w:val="none" w:sz="0" w:space="0" w:color="000000"/>
+              <w:left w:val="none" w:sz="0" w:space="0" w:color="000000"/>
+              <w:right w:val="none" w:sz="0" w:space="0" w:color="000000"/>
+            </w:tcBorders>
+            <w:shd w:val="clear" w:color="auto" w:fill="FFFFFF"/>
+            <w:tcMar>
+              <w:top w:w="0" w:type="dxa"/>
+              <w:bottom w:w="0" w:type="dxa"/>
+              <w:left w:w="0" w:type="dxa"/>
+              <w:right w:w="0" w:type="dxa"/>
+            </w:tcMar>
+            <w:vAlign w:val="center"/>
+          </w:tcPr>
+          <w:p>
+            <w:pPr>
               <w:jc w:val="left"/>
               <w:pBdr>
                 <w:bottom w:val="none" w:sz="0" w:space="0" w:color="000000"/>
@@ -4281,7 +4204,6 @@
           </w:tcPr>
           <w:p>
             <w:pPr>
-              <w:pStyle w:val="Normal"/>
               <w:jc w:val="left"/>
               <w:pBdr>
                 <w:bottom w:val="none" w:sz="0" w:space="0" w:color="000000"/>
@@ -4334,60 +4256,58 @@
           </w:tcPr>
           <w:p>
             <w:pPr>
-              <w:pStyle w:val="Normal"/>
-              <w:jc w:val="left"/>
-              <w:pBdr>
-                <w:bottom w:val="none" w:sz="0" w:space="0" w:color="000000"/>
-                <w:top w:val="none" w:sz="0" w:space="0" w:color="000000"/>
-                <w:left w:val="none" w:sz="0" w:space="0" w:color="000000"/>
-                <w:right w:val="none" w:sz="0" w:space="0" w:color="000000"/>
-              </w:pBdr>
-              <w:spacing w:after="100" w:before="100" w:line="240"/>
-              <w:ind w:left="100" w:right="100" w:firstLine="0" w:firstLineChars="0"/>
-              <w:rPr>
-                <w:rFonts w:ascii="Helvetica" w:hAnsi="Helvetica" w:eastAsia="Helvetica" w:cs="Helvetica"/>
-                <w:i w:val="false"/>
-                <w:b w:val="false"/>
-                <w:u w:val="none"/>
-                <w:sz w:val="22"/>
-                <w:szCs w:val="22"/>
-                <w:color w:val="000000"/>
-              </w:rPr>
-            </w:pPr>
-            <w:r>
-              <w:rPr>
-                <w:rFonts w:ascii="Helvetica" w:hAnsi="Helvetica" w:eastAsia="Helvetica" w:cs="Helvetica"/>
-                <w:i w:val="false"/>
-                <w:b w:val="false"/>
-                <w:u w:val="none"/>
-                <w:sz w:val="22"/>
-                <w:szCs w:val="22"/>
-                <w:color w:val="000000"/>
-              </w:rPr>
-              <w:t xml:space="preserve">0.07</w:t>
-            </w:r>
-          </w:p>
-        </w:tc>
-        <w:tc>
-          <w:tcPr>
-            <w:tcBorders>
-              <w:bottom w:val="none" w:sz="0" w:space="0" w:color="000000"/>
-              <w:top w:val="none" w:sz="0" w:space="0" w:color="000000"/>
-              <w:left w:val="none" w:sz="0" w:space="0" w:color="000000"/>
-              <w:right w:val="none" w:sz="0" w:space="0" w:color="000000"/>
-            </w:tcBorders>
-            <w:shd w:val="clear" w:color="auto" w:fill="FFFFFF"/>
-            <w:tcMar>
-              <w:top w:w="0" w:type="dxa"/>
-              <w:bottom w:w="0" w:type="dxa"/>
-              <w:left w:w="0" w:type="dxa"/>
-              <w:right w:w="0" w:type="dxa"/>
-            </w:tcMar>
-            <w:vAlign w:val="center"/>
-          </w:tcPr>
-          <w:p>
-            <w:pPr>
-              <w:pStyle w:val="Normal"/>
+              <w:jc w:val="left"/>
+              <w:pBdr>
+                <w:bottom w:val="none" w:sz="0" w:space="0" w:color="000000"/>
+                <w:top w:val="none" w:sz="0" w:space="0" w:color="000000"/>
+                <w:left w:val="none" w:sz="0" w:space="0" w:color="000000"/>
+                <w:right w:val="none" w:sz="0" w:space="0" w:color="000000"/>
+              </w:pBdr>
+              <w:spacing w:after="100" w:before="100" w:line="240"/>
+              <w:ind w:left="100" w:right="100" w:firstLine="0" w:firstLineChars="0"/>
+              <w:rPr>
+                <w:rFonts w:ascii="Helvetica" w:hAnsi="Helvetica" w:eastAsia="Helvetica" w:cs="Helvetica"/>
+                <w:i w:val="false"/>
+                <w:b w:val="false"/>
+                <w:u w:val="none"/>
+                <w:sz w:val="22"/>
+                <w:szCs w:val="22"/>
+                <w:color w:val="000000"/>
+              </w:rPr>
+            </w:pPr>
+            <w:r>
+              <w:rPr>
+                <w:rFonts w:ascii="Helvetica" w:hAnsi="Helvetica" w:eastAsia="Helvetica" w:cs="Helvetica"/>
+                <w:i w:val="false"/>
+                <w:b w:val="false"/>
+                <w:u w:val="none"/>
+                <w:sz w:val="22"/>
+                <w:szCs w:val="22"/>
+                <w:color w:val="000000"/>
+              </w:rPr>
+              <w:t xml:space="preserve">0.06</w:t>
+            </w:r>
+          </w:p>
+        </w:tc>
+        <w:tc>
+          <w:tcPr>
+            <w:tcBorders>
+              <w:bottom w:val="none" w:sz="0" w:space="0" w:color="000000"/>
+              <w:top w:val="none" w:sz="0" w:space="0" w:color="000000"/>
+              <w:left w:val="none" w:sz="0" w:space="0" w:color="000000"/>
+              <w:right w:val="none" w:sz="0" w:space="0" w:color="000000"/>
+            </w:tcBorders>
+            <w:shd w:val="clear" w:color="auto" w:fill="FFFFFF"/>
+            <w:tcMar>
+              <w:top w:w="0" w:type="dxa"/>
+              <w:bottom w:w="0" w:type="dxa"/>
+              <w:left w:w="0" w:type="dxa"/>
+              <w:right w:w="0" w:type="dxa"/>
+            </w:tcMar>
+            <w:vAlign w:val="center"/>
+          </w:tcPr>
+          <w:p>
+            <w:pPr>
               <w:jc w:val="left"/>
               <w:pBdr>
                 <w:bottom w:val="none" w:sz="0" w:space="0" w:color="000000"/>
@@ -4440,90 +4360,88 @@
           </w:tcPr>
           <w:p>
             <w:pPr>
-              <w:pStyle w:val="Normal"/>
-              <w:jc w:val="left"/>
-              <w:pBdr>
-                <w:bottom w:val="none" w:sz="0" w:space="0" w:color="000000"/>
-                <w:top w:val="none" w:sz="0" w:space="0" w:color="000000"/>
-                <w:left w:val="none" w:sz="0" w:space="0" w:color="000000"/>
-                <w:right w:val="none" w:sz="0" w:space="0" w:color="000000"/>
-              </w:pBdr>
-              <w:spacing w:after="100" w:before="100" w:line="240"/>
-              <w:ind w:left="100" w:right="100" w:firstLine="0" w:firstLineChars="0"/>
-              <w:rPr>
-                <w:rFonts w:ascii="Helvetica" w:hAnsi="Helvetica" w:eastAsia="Helvetica" w:cs="Helvetica"/>
-                <w:i w:val="false"/>
-                <w:b w:val="false"/>
-                <w:u w:val="none"/>
-                <w:sz w:val="22"/>
-                <w:szCs w:val="22"/>
-                <w:color w:val="000000"/>
-              </w:rPr>
-            </w:pPr>
-            <w:r>
-              <w:rPr>
-                <w:rFonts w:ascii="Helvetica" w:hAnsi="Helvetica" w:eastAsia="Helvetica" w:cs="Helvetica"/>
-                <w:i w:val="false"/>
-                <w:b w:val="false"/>
-                <w:u w:val="none"/>
-                <w:sz w:val="22"/>
-                <w:szCs w:val="22"/>
-                <w:color w:val="000000"/>
-              </w:rPr>
-              <w:t xml:space="preserve">0.06</w:t>
-            </w:r>
-          </w:p>
-        </w:tc>
-        <w:tc>
-          <w:tcPr>
-            <w:tcBorders>
-              <w:bottom w:val="none" w:sz="0" w:space="0" w:color="000000"/>
-              <w:top w:val="none" w:sz="0" w:space="0" w:color="000000"/>
-              <w:left w:val="none" w:sz="0" w:space="0" w:color="000000"/>
-              <w:right w:val="none" w:sz="0" w:space="0" w:color="000000"/>
-            </w:tcBorders>
-            <w:shd w:val="clear" w:color="auto" w:fill="FFFFFF"/>
-            <w:tcMar>
-              <w:top w:w="0" w:type="dxa"/>
-              <w:bottom w:w="0" w:type="dxa"/>
-              <w:left w:w="0" w:type="dxa"/>
-              <w:right w:w="0" w:type="dxa"/>
-            </w:tcMar>
-            <w:vAlign w:val="center"/>
-          </w:tcPr>
-          <w:p>
-            <w:pPr>
-              <w:pStyle w:val="Normal"/>
-              <w:jc w:val="left"/>
-              <w:pBdr>
-                <w:bottom w:val="none" w:sz="0" w:space="0" w:color="000000"/>
-                <w:top w:val="none" w:sz="0" w:space="0" w:color="000000"/>
-                <w:left w:val="none" w:sz="0" w:space="0" w:color="000000"/>
-                <w:right w:val="none" w:sz="0" w:space="0" w:color="000000"/>
-              </w:pBdr>
-              <w:spacing w:after="100" w:before="100" w:line="240"/>
-              <w:ind w:left="100" w:right="100" w:firstLine="0" w:firstLineChars="0"/>
-              <w:rPr>
-                <w:rFonts w:ascii="Helvetica" w:hAnsi="Helvetica" w:eastAsia="Helvetica" w:cs="Helvetica"/>
-                <w:i w:val="false"/>
-                <w:b w:val="false"/>
-                <w:u w:val="none"/>
-                <w:sz w:val="22"/>
-                <w:szCs w:val="22"/>
-                <w:color w:val="000000"/>
-              </w:rPr>
-            </w:pPr>
-            <w:r>
-              <w:rPr>
-                <w:rFonts w:ascii="Helvetica" w:hAnsi="Helvetica" w:eastAsia="Helvetica" w:cs="Helvetica"/>
-                <w:i w:val="false"/>
-                <w:b w:val="false"/>
-                <w:u w:val="none"/>
-                <w:sz w:val="22"/>
-                <w:szCs w:val="22"/>
-                <w:color w:val="000000"/>
-              </w:rPr>
-              <w:t xml:space="preserve">0.06</w:t>
+              <w:jc w:val="left"/>
+              <w:pBdr>
+                <w:bottom w:val="none" w:sz="0" w:space="0" w:color="000000"/>
+                <w:top w:val="none" w:sz="0" w:space="0" w:color="000000"/>
+                <w:left w:val="none" w:sz="0" w:space="0" w:color="000000"/>
+                <w:right w:val="none" w:sz="0" w:space="0" w:color="000000"/>
+              </w:pBdr>
+              <w:spacing w:after="100" w:before="100" w:line="240"/>
+              <w:ind w:left="100" w:right="100" w:firstLine="0" w:firstLineChars="0"/>
+              <w:rPr>
+                <w:rFonts w:ascii="Helvetica" w:hAnsi="Helvetica" w:eastAsia="Helvetica" w:cs="Helvetica"/>
+                <w:i w:val="false"/>
+                <w:b w:val="false"/>
+                <w:u w:val="none"/>
+                <w:sz w:val="22"/>
+                <w:szCs w:val="22"/>
+                <w:color w:val="000000"/>
+              </w:rPr>
+            </w:pPr>
+            <w:r>
+              <w:rPr>
+                <w:rFonts w:ascii="Helvetica" w:hAnsi="Helvetica" w:eastAsia="Helvetica" w:cs="Helvetica"/>
+                <w:i w:val="false"/>
+                <w:b w:val="false"/>
+                <w:u w:val="none"/>
+                <w:sz w:val="22"/>
+                <w:szCs w:val="22"/>
+                <w:color w:val="000000"/>
+              </w:rPr>
+              <w:t xml:space="preserve">0.05</w:t>
+            </w:r>
+          </w:p>
+        </w:tc>
+        <w:tc>
+          <w:tcPr>
+            <w:tcBorders>
+              <w:bottom w:val="none" w:sz="0" w:space="0" w:color="000000"/>
+              <w:top w:val="none" w:sz="0" w:space="0" w:color="000000"/>
+              <w:left w:val="none" w:sz="0" w:space="0" w:color="000000"/>
+              <w:right w:val="none" w:sz="0" w:space="0" w:color="000000"/>
+            </w:tcBorders>
+            <w:shd w:val="clear" w:color="auto" w:fill="FFFFFF"/>
+            <w:tcMar>
+              <w:top w:w="0" w:type="dxa"/>
+              <w:bottom w:w="0" w:type="dxa"/>
+              <w:left w:w="0" w:type="dxa"/>
+              <w:right w:w="0" w:type="dxa"/>
+            </w:tcMar>
+            <w:vAlign w:val="center"/>
+          </w:tcPr>
+          <w:p>
+            <w:pPr>
+              <w:jc w:val="left"/>
+              <w:pBdr>
+                <w:bottom w:val="none" w:sz="0" w:space="0" w:color="000000"/>
+                <w:top w:val="none" w:sz="0" w:space="0" w:color="000000"/>
+                <w:left w:val="none" w:sz="0" w:space="0" w:color="000000"/>
+                <w:right w:val="none" w:sz="0" w:space="0" w:color="000000"/>
+              </w:pBdr>
+              <w:spacing w:after="100" w:before="100" w:line="240"/>
+              <w:ind w:left="100" w:right="100" w:firstLine="0" w:firstLineChars="0"/>
+              <w:rPr>
+                <w:rFonts w:ascii="Helvetica" w:hAnsi="Helvetica" w:eastAsia="Helvetica" w:cs="Helvetica"/>
+                <w:i w:val="false"/>
+                <w:b w:val="false"/>
+                <w:u w:val="none"/>
+                <w:sz w:val="22"/>
+                <w:szCs w:val="22"/>
+                <w:color w:val="000000"/>
+              </w:rPr>
+            </w:pPr>
+            <w:r>
+              <w:rPr>
+                <w:rFonts w:ascii="Helvetica" w:hAnsi="Helvetica" w:eastAsia="Helvetica" w:cs="Helvetica"/>
+                <w:i w:val="false"/>
+                <w:b w:val="false"/>
+                <w:u w:val="none"/>
+                <w:sz w:val="22"/>
+                <w:szCs w:val="22"/>
+                <w:color w:val="000000"/>
+              </w:rPr>
+              <w:t xml:space="preserve">0.05</w:t>
             </w:r>
           </w:p>
         </w:tc>
@@ -4552,7 +4470,6 @@
           </w:tcPr>
           <w:p>
             <w:pPr>
-              <w:pStyle w:val="Normal"/>
               <w:jc w:val="left"/>
               <w:pBdr>
                 <w:bottom w:val="none" w:sz="0" w:space="0" w:color="000000"/>
@@ -4605,7 +4522,162 @@
           </w:tcPr>
           <w:p>
             <w:pPr>
-              <w:pStyle w:val="Normal"/>
+              <w:jc w:val="left"/>
+              <w:pBdr>
+                <w:bottom w:val="none" w:sz="0" w:space="0" w:color="000000"/>
+                <w:top w:val="none" w:sz="0" w:space="0" w:color="000000"/>
+                <w:left w:val="none" w:sz="0" w:space="0" w:color="000000"/>
+                <w:right w:val="none" w:sz="0" w:space="0" w:color="000000"/>
+              </w:pBdr>
+              <w:spacing w:after="100" w:before="100" w:line="240"/>
+              <w:ind w:left="100" w:right="100" w:firstLine="0" w:firstLineChars="0"/>
+              <w:rPr>
+                <w:rFonts w:ascii="Helvetica" w:hAnsi="Helvetica" w:eastAsia="Helvetica" w:cs="Helvetica"/>
+                <w:i w:val="false"/>
+                <w:b w:val="false"/>
+                <w:u w:val="none"/>
+                <w:sz w:val="22"/>
+                <w:szCs w:val="22"/>
+                <w:color w:val="000000"/>
+              </w:rPr>
+            </w:pPr>
+            <w:r>
+              <w:rPr>
+                <w:rFonts w:ascii="Helvetica" w:hAnsi="Helvetica" w:eastAsia="Helvetica" w:cs="Helvetica"/>
+                <w:i w:val="false"/>
+                <w:b w:val="false"/>
+                <w:u w:val="none"/>
+                <w:sz w:val="22"/>
+                <w:szCs w:val="22"/>
+                <w:color w:val="000000"/>
+              </w:rPr>
+              <w:t xml:space="preserve">1.13***</w:t>
+            </w:r>
+          </w:p>
+        </w:tc>
+        <w:tc>
+          <w:tcPr>
+            <w:tcBorders>
+              <w:bottom w:val="single" w:sz="12" w:space="0" w:color="666666"/>
+              <w:top w:val="none" w:sz="0" w:space="0" w:color="000000"/>
+              <w:left w:val="none" w:sz="0" w:space="0" w:color="000000"/>
+              <w:right w:val="none" w:sz="0" w:space="0" w:color="000000"/>
+            </w:tcBorders>
+            <w:shd w:val="clear" w:color="auto" w:fill="FFFFFF"/>
+            <w:tcMar>
+              <w:top w:w="0" w:type="dxa"/>
+              <w:bottom w:w="0" w:type="dxa"/>
+              <w:left w:w="0" w:type="dxa"/>
+              <w:right w:w="0" w:type="dxa"/>
+            </w:tcMar>
+            <w:vAlign w:val="center"/>
+          </w:tcPr>
+          <w:p>
+            <w:pPr>
+              <w:jc w:val="left"/>
+              <w:pBdr>
+                <w:bottom w:val="none" w:sz="0" w:space="0" w:color="000000"/>
+                <w:top w:val="none" w:sz="0" w:space="0" w:color="000000"/>
+                <w:left w:val="none" w:sz="0" w:space="0" w:color="000000"/>
+                <w:right w:val="none" w:sz="0" w:space="0" w:color="000000"/>
+              </w:pBdr>
+              <w:spacing w:after="100" w:before="100" w:line="240"/>
+              <w:ind w:left="100" w:right="100" w:firstLine="0" w:firstLineChars="0"/>
+              <w:rPr>
+                <w:rFonts w:ascii="Helvetica" w:hAnsi="Helvetica" w:eastAsia="Helvetica" w:cs="Helvetica"/>
+                <w:i w:val="false"/>
+                <w:b w:val="false"/>
+                <w:u w:val="none"/>
+                <w:sz w:val="22"/>
+                <w:szCs w:val="22"/>
+                <w:color w:val="000000"/>
+              </w:rPr>
+            </w:pPr>
+            <w:r>
+              <w:rPr>
+                <w:rFonts w:ascii="Helvetica" w:hAnsi="Helvetica" w:eastAsia="Helvetica" w:cs="Helvetica"/>
+                <w:i w:val="false"/>
+                <w:b w:val="false"/>
+                <w:u w:val="none"/>
+                <w:sz w:val="22"/>
+                <w:szCs w:val="22"/>
+                <w:color w:val="000000"/>
+              </w:rPr>
+              <w:t xml:space="preserve">1.26***</w:t>
+            </w:r>
+          </w:p>
+        </w:tc>
+        <w:tc>
+          <w:tcPr>
+            <w:tcBorders>
+              <w:bottom w:val="single" w:sz="12" w:space="0" w:color="666666"/>
+              <w:top w:val="none" w:sz="0" w:space="0" w:color="000000"/>
+              <w:left w:val="none" w:sz="0" w:space="0" w:color="000000"/>
+              <w:right w:val="none" w:sz="0" w:space="0" w:color="000000"/>
+            </w:tcBorders>
+            <w:shd w:val="clear" w:color="auto" w:fill="FFFFFF"/>
+            <w:tcMar>
+              <w:top w:w="0" w:type="dxa"/>
+              <w:bottom w:w="0" w:type="dxa"/>
+              <w:left w:w="0" w:type="dxa"/>
+              <w:right w:w="0" w:type="dxa"/>
+            </w:tcMar>
+            <w:vAlign w:val="center"/>
+          </w:tcPr>
+          <w:p>
+            <w:pPr>
+              <w:jc w:val="left"/>
+              <w:pBdr>
+                <w:bottom w:val="none" w:sz="0" w:space="0" w:color="000000"/>
+                <w:top w:val="none" w:sz="0" w:space="0" w:color="000000"/>
+                <w:left w:val="none" w:sz="0" w:space="0" w:color="000000"/>
+                <w:right w:val="none" w:sz="0" w:space="0" w:color="000000"/>
+              </w:pBdr>
+              <w:spacing w:after="100" w:before="100" w:line="240"/>
+              <w:ind w:left="100" w:right="100" w:firstLine="0" w:firstLineChars="0"/>
+              <w:rPr>
+                <w:rFonts w:ascii="Helvetica" w:hAnsi="Helvetica" w:eastAsia="Helvetica" w:cs="Helvetica"/>
+                <w:i w:val="false"/>
+                <w:b w:val="false"/>
+                <w:u w:val="none"/>
+                <w:sz w:val="22"/>
+                <w:szCs w:val="22"/>
+                <w:color w:val="000000"/>
+              </w:rPr>
+            </w:pPr>
+            <w:r>
+              <w:rPr>
+                <w:rFonts w:ascii="Helvetica" w:hAnsi="Helvetica" w:eastAsia="Helvetica" w:cs="Helvetica"/>
+                <w:i w:val="false"/>
+                <w:b w:val="false"/>
+                <w:u w:val="none"/>
+                <w:sz w:val="22"/>
+                <w:szCs w:val="22"/>
+                <w:color w:val="000000"/>
+              </w:rPr>
+              <w:t xml:space="preserve">1.11***</w:t>
+            </w:r>
+          </w:p>
+        </w:tc>
+        <w:tc>
+          <w:tcPr>
+            <w:tcBorders>
+              <w:bottom w:val="single" w:sz="12" w:space="0" w:color="666666"/>
+              <w:top w:val="none" w:sz="0" w:space="0" w:color="000000"/>
+              <w:left w:val="none" w:sz="0" w:space="0" w:color="000000"/>
+              <w:right w:val="none" w:sz="0" w:space="0" w:color="000000"/>
+            </w:tcBorders>
+            <w:shd w:val="clear" w:color="auto" w:fill="FFFFFF"/>
+            <w:tcMar>
+              <w:top w:w="0" w:type="dxa"/>
+              <w:bottom w:w="0" w:type="dxa"/>
+              <w:left w:w="0" w:type="dxa"/>
+              <w:right w:w="0" w:type="dxa"/>
+            </w:tcMar>
+            <w:vAlign w:val="center"/>
+          </w:tcPr>
+          <w:p>
+            <w:pPr>
               <w:jc w:val="left"/>
               <w:pBdr>
                 <w:bottom w:val="none" w:sz="0" w:space="0" w:color="000000"/>
@@ -4636,165 +4708,6 @@
                 <w:color w:val="000000"/>
               </w:rPr>
               <w:t xml:space="preserve">1.12***</w:t>
-            </w:r>
-          </w:p>
-        </w:tc>
-        <w:tc>
-          <w:tcPr>
-            <w:tcBorders>
-              <w:bottom w:val="single" w:sz="12" w:space="0" w:color="666666"/>
-              <w:top w:val="none" w:sz="0" w:space="0" w:color="000000"/>
-              <w:left w:val="none" w:sz="0" w:space="0" w:color="000000"/>
-              <w:right w:val="none" w:sz="0" w:space="0" w:color="000000"/>
-            </w:tcBorders>
-            <w:shd w:val="clear" w:color="auto" w:fill="FFFFFF"/>
-            <w:tcMar>
-              <w:top w:w="0" w:type="dxa"/>
-              <w:bottom w:w="0" w:type="dxa"/>
-              <w:left w:w="0" w:type="dxa"/>
-              <w:right w:w="0" w:type="dxa"/>
-            </w:tcMar>
-            <w:vAlign w:val="center"/>
-          </w:tcPr>
-          <w:p>
-            <w:pPr>
-              <w:pStyle w:val="Normal"/>
-              <w:jc w:val="left"/>
-              <w:pBdr>
-                <w:bottom w:val="none" w:sz="0" w:space="0" w:color="000000"/>
-                <w:top w:val="none" w:sz="0" w:space="0" w:color="000000"/>
-                <w:left w:val="none" w:sz="0" w:space="0" w:color="000000"/>
-                <w:right w:val="none" w:sz="0" w:space="0" w:color="000000"/>
-              </w:pBdr>
-              <w:spacing w:after="100" w:before="100" w:line="240"/>
-              <w:ind w:left="100" w:right="100" w:firstLine="0" w:firstLineChars="0"/>
-              <w:rPr>
-                <w:rFonts w:ascii="Helvetica" w:hAnsi="Helvetica" w:eastAsia="Helvetica" w:cs="Helvetica"/>
-                <w:i w:val="false"/>
-                <w:b w:val="false"/>
-                <w:u w:val="none"/>
-                <w:sz w:val="22"/>
-                <w:szCs w:val="22"/>
-                <w:color w:val="000000"/>
-              </w:rPr>
-            </w:pPr>
-            <w:r>
-              <w:rPr>
-                <w:rFonts w:ascii="Helvetica" w:hAnsi="Helvetica" w:eastAsia="Helvetica" w:cs="Helvetica"/>
-                <w:i w:val="false"/>
-                <w:b w:val="false"/>
-                <w:u w:val="none"/>
-                <w:sz w:val="22"/>
-                <w:szCs w:val="22"/>
-                <w:color w:val="000000"/>
-              </w:rPr>
-              <w:t xml:space="preserve">1.25***</w:t>
-            </w:r>
-          </w:p>
-        </w:tc>
-        <w:tc>
-          <w:tcPr>
-            <w:tcBorders>
-              <w:bottom w:val="single" w:sz="12" w:space="0" w:color="666666"/>
-              <w:top w:val="none" w:sz="0" w:space="0" w:color="000000"/>
-              <w:left w:val="none" w:sz="0" w:space="0" w:color="000000"/>
-              <w:right w:val="none" w:sz="0" w:space="0" w:color="000000"/>
-            </w:tcBorders>
-            <w:shd w:val="clear" w:color="auto" w:fill="FFFFFF"/>
-            <w:tcMar>
-              <w:top w:w="0" w:type="dxa"/>
-              <w:bottom w:w="0" w:type="dxa"/>
-              <w:left w:w="0" w:type="dxa"/>
-              <w:right w:w="0" w:type="dxa"/>
-            </w:tcMar>
-            <w:vAlign w:val="center"/>
-          </w:tcPr>
-          <w:p>
-            <w:pPr>
-              <w:pStyle w:val="Normal"/>
-              <w:jc w:val="left"/>
-              <w:pBdr>
-                <w:bottom w:val="none" w:sz="0" w:space="0" w:color="000000"/>
-                <w:top w:val="none" w:sz="0" w:space="0" w:color="000000"/>
-                <w:left w:val="none" w:sz="0" w:space="0" w:color="000000"/>
-                <w:right w:val="none" w:sz="0" w:space="0" w:color="000000"/>
-              </w:pBdr>
-              <w:spacing w:after="100" w:before="100" w:line="240"/>
-              <w:ind w:left="100" w:right="100" w:firstLine="0" w:firstLineChars="0"/>
-              <w:rPr>
-                <w:rFonts w:ascii="Helvetica" w:hAnsi="Helvetica" w:eastAsia="Helvetica" w:cs="Helvetica"/>
-                <w:i w:val="false"/>
-                <w:b w:val="false"/>
-                <w:u w:val="none"/>
-                <w:sz w:val="22"/>
-                <w:szCs w:val="22"/>
-                <w:color w:val="000000"/>
-              </w:rPr>
-            </w:pPr>
-            <w:r>
-              <w:rPr>
-                <w:rFonts w:ascii="Helvetica" w:hAnsi="Helvetica" w:eastAsia="Helvetica" w:cs="Helvetica"/>
-                <w:i w:val="false"/>
-                <w:b w:val="false"/>
-                <w:u w:val="none"/>
-                <w:sz w:val="22"/>
-                <w:szCs w:val="22"/>
-                <w:color w:val="000000"/>
-              </w:rPr>
-              <w:t xml:space="preserve">1.1***</w:t>
-            </w:r>
-          </w:p>
-        </w:tc>
-        <w:tc>
-          <w:tcPr>
-            <w:tcBorders>
-              <w:bottom w:val="single" w:sz="12" w:space="0" w:color="666666"/>
-              <w:top w:val="none" w:sz="0" w:space="0" w:color="000000"/>
-              <w:left w:val="none" w:sz="0" w:space="0" w:color="000000"/>
-              <w:right w:val="none" w:sz="0" w:space="0" w:color="000000"/>
-            </w:tcBorders>
-            <w:shd w:val="clear" w:color="auto" w:fill="FFFFFF"/>
-            <w:tcMar>
-              <w:top w:w="0" w:type="dxa"/>
-              <w:bottom w:w="0" w:type="dxa"/>
-              <w:left w:w="0" w:type="dxa"/>
-              <w:right w:w="0" w:type="dxa"/>
-            </w:tcMar>
-            <w:vAlign w:val="center"/>
-          </w:tcPr>
-          <w:p>
-            <w:pPr>
-              <w:pStyle w:val="Normal"/>
-              <w:jc w:val="left"/>
-              <w:pBdr>
-                <w:bottom w:val="none" w:sz="0" w:space="0" w:color="000000"/>
-                <w:top w:val="none" w:sz="0" w:space="0" w:color="000000"/>
-                <w:left w:val="none" w:sz="0" w:space="0" w:color="000000"/>
-                <w:right w:val="none" w:sz="0" w:space="0" w:color="000000"/>
-              </w:pBdr>
-              <w:spacing w:after="100" w:before="100" w:line="240"/>
-              <w:ind w:left="100" w:right="100" w:firstLine="0" w:firstLineChars="0"/>
-              <w:rPr>
-                <w:rFonts w:ascii="Helvetica" w:hAnsi="Helvetica" w:eastAsia="Helvetica" w:cs="Helvetica"/>
-                <w:i w:val="false"/>
-                <w:b w:val="false"/>
-                <w:u w:val="none"/>
-                <w:sz w:val="22"/>
-                <w:szCs w:val="22"/>
-                <w:color w:val="000000"/>
-              </w:rPr>
-            </w:pPr>
-            <w:r>
-              <w:rPr>
-                <w:rFonts w:ascii="Helvetica" w:hAnsi="Helvetica" w:eastAsia="Helvetica" w:cs="Helvetica"/>
-                <w:i w:val="false"/>
-                <w:b w:val="false"/>
-                <w:u w:val="none"/>
-                <w:sz w:val="22"/>
-                <w:szCs w:val="22"/>
-                <w:color w:val="000000"/>
-              </w:rPr>
-              <w:t xml:space="preserve">1.1***</w:t>
             </w:r>
           </w:p>
         </w:tc>
@@ -4823,7 +4736,6 @@
           </w:tcPr>
           <w:p>
             <w:pPr>
-              <w:pStyle w:val="Normal"/>
               <w:jc w:val="left"/>
               <w:pBdr>
                 <w:bottom w:val="none" w:sz="0" w:space="0" w:color="000000"/>
@@ -4876,37 +4788,36 @@
           </w:tcPr>
           <w:p>
             <w:pPr>
-              <w:pStyle w:val="Normal"/>
-              <w:jc w:val="left"/>
-              <w:pBdr>
-                <w:bottom w:val="none" w:sz="0" w:space="0" w:color="000000"/>
-                <w:top w:val="none" w:sz="0" w:space="0" w:color="000000"/>
-                <w:left w:val="none" w:sz="0" w:space="0" w:color="000000"/>
-                <w:right w:val="none" w:sz="0" w:space="0" w:color="000000"/>
-              </w:pBdr>
-              <w:spacing w:after="100" w:before="100" w:line="240"/>
-              <w:ind w:left="100" w:right="100" w:firstLine="0" w:firstLineChars="0"/>
-              <w:rPr>
-                <w:rFonts w:ascii="Helvetica" w:hAnsi="Helvetica" w:eastAsia="Helvetica" w:cs="Helvetica"/>
-                <w:i w:val="false"/>
-                <w:b w:val="false"/>
-                <w:u w:val="none"/>
-                <w:sz w:val="22"/>
-                <w:szCs w:val="22"/>
-                <w:color w:val="000000"/>
-              </w:rPr>
-            </w:pPr>
-            <w:r>
-              <w:rPr>
-                <w:rFonts w:ascii="Helvetica" w:hAnsi="Helvetica" w:eastAsia="Helvetica" w:cs="Helvetica"/>
-                <w:i w:val="false"/>
-                <w:b w:val="false"/>
-                <w:u w:val="none"/>
-                <w:sz w:val="22"/>
-                <w:szCs w:val="22"/>
-                <w:color w:val="000000"/>
-              </w:rPr>
-              <w:t xml:space="preserve">1725</w:t>
+              <w:jc w:val="left"/>
+              <w:pBdr>
+                <w:bottom w:val="none" w:sz="0" w:space="0" w:color="000000"/>
+                <w:top w:val="none" w:sz="0" w:space="0" w:color="000000"/>
+                <w:left w:val="none" w:sz="0" w:space="0" w:color="000000"/>
+                <w:right w:val="none" w:sz="0" w:space="0" w:color="000000"/>
+              </w:pBdr>
+              <w:spacing w:after="100" w:before="100" w:line="240"/>
+              <w:ind w:left="100" w:right="100" w:firstLine="0" w:firstLineChars="0"/>
+              <w:rPr>
+                <w:rFonts w:ascii="Helvetica" w:hAnsi="Helvetica" w:eastAsia="Helvetica" w:cs="Helvetica"/>
+                <w:i w:val="false"/>
+                <w:b w:val="false"/>
+                <w:u w:val="none"/>
+                <w:sz w:val="22"/>
+                <w:szCs w:val="22"/>
+                <w:color w:val="000000"/>
+              </w:rPr>
+            </w:pPr>
+            <w:r>
+              <w:rPr>
+                <w:rFonts w:ascii="Helvetica" w:hAnsi="Helvetica" w:eastAsia="Helvetica" w:cs="Helvetica"/>
+                <w:i w:val="false"/>
+                <w:b w:val="false"/>
+                <w:u w:val="none"/>
+                <w:sz w:val="22"/>
+                <w:szCs w:val="22"/>
+                <w:color w:val="000000"/>
+              </w:rPr>
+              <w:t xml:space="preserve">1719</w:t>
             </w:r>
           </w:p>
         </w:tc>
@@ -4929,37 +4840,36 @@
           </w:tcPr>
           <w:p>
             <w:pPr>
-              <w:pStyle w:val="Normal"/>
-              <w:jc w:val="left"/>
-              <w:pBdr>
-                <w:bottom w:val="none" w:sz="0" w:space="0" w:color="000000"/>
-                <w:top w:val="none" w:sz="0" w:space="0" w:color="000000"/>
-                <w:left w:val="none" w:sz="0" w:space="0" w:color="000000"/>
-                <w:right w:val="none" w:sz="0" w:space="0" w:color="000000"/>
-              </w:pBdr>
-              <w:spacing w:after="100" w:before="100" w:line="240"/>
-              <w:ind w:left="100" w:right="100" w:firstLine="0" w:firstLineChars="0"/>
-              <w:rPr>
-                <w:rFonts w:ascii="Helvetica" w:hAnsi="Helvetica" w:eastAsia="Helvetica" w:cs="Helvetica"/>
-                <w:i w:val="false"/>
-                <w:b w:val="false"/>
-                <w:u w:val="none"/>
-                <w:sz w:val="22"/>
-                <w:szCs w:val="22"/>
-                <w:color w:val="000000"/>
-              </w:rPr>
-            </w:pPr>
-            <w:r>
-              <w:rPr>
-                <w:rFonts w:ascii="Helvetica" w:hAnsi="Helvetica" w:eastAsia="Helvetica" w:cs="Helvetica"/>
-                <w:i w:val="false"/>
-                <w:b w:val="false"/>
-                <w:u w:val="none"/>
-                <w:sz w:val="22"/>
-                <w:szCs w:val="22"/>
-                <w:color w:val="000000"/>
-              </w:rPr>
-              <w:t xml:space="preserve">1725</w:t>
+              <w:jc w:val="left"/>
+              <w:pBdr>
+                <w:bottom w:val="none" w:sz="0" w:space="0" w:color="000000"/>
+                <w:top w:val="none" w:sz="0" w:space="0" w:color="000000"/>
+                <w:left w:val="none" w:sz="0" w:space="0" w:color="000000"/>
+                <w:right w:val="none" w:sz="0" w:space="0" w:color="000000"/>
+              </w:pBdr>
+              <w:spacing w:after="100" w:before="100" w:line="240"/>
+              <w:ind w:left="100" w:right="100" w:firstLine="0" w:firstLineChars="0"/>
+              <w:rPr>
+                <w:rFonts w:ascii="Helvetica" w:hAnsi="Helvetica" w:eastAsia="Helvetica" w:cs="Helvetica"/>
+                <w:i w:val="false"/>
+                <w:b w:val="false"/>
+                <w:u w:val="none"/>
+                <w:sz w:val="22"/>
+                <w:szCs w:val="22"/>
+                <w:color w:val="000000"/>
+              </w:rPr>
+            </w:pPr>
+            <w:r>
+              <w:rPr>
+                <w:rFonts w:ascii="Helvetica" w:hAnsi="Helvetica" w:eastAsia="Helvetica" w:cs="Helvetica"/>
+                <w:i w:val="false"/>
+                <w:b w:val="false"/>
+                <w:u w:val="none"/>
+                <w:sz w:val="22"/>
+                <w:szCs w:val="22"/>
+                <w:color w:val="000000"/>
+              </w:rPr>
+              <w:t xml:space="preserve">1719</w:t>
             </w:r>
           </w:p>
         </w:tc>
@@ -4982,37 +4892,36 @@
           </w:tcPr>
           <w:p>
             <w:pPr>
-              <w:pStyle w:val="Normal"/>
-              <w:jc w:val="left"/>
-              <w:pBdr>
-                <w:bottom w:val="none" w:sz="0" w:space="0" w:color="000000"/>
-                <w:top w:val="none" w:sz="0" w:space="0" w:color="000000"/>
-                <w:left w:val="none" w:sz="0" w:space="0" w:color="000000"/>
-                <w:right w:val="none" w:sz="0" w:space="0" w:color="000000"/>
-              </w:pBdr>
-              <w:spacing w:after="100" w:before="100" w:line="240"/>
-              <w:ind w:left="100" w:right="100" w:firstLine="0" w:firstLineChars="0"/>
-              <w:rPr>
-                <w:rFonts w:ascii="Helvetica" w:hAnsi="Helvetica" w:eastAsia="Helvetica" w:cs="Helvetica"/>
-                <w:i w:val="false"/>
-                <w:b w:val="false"/>
-                <w:u w:val="none"/>
-                <w:sz w:val="22"/>
-                <w:szCs w:val="22"/>
-                <w:color w:val="000000"/>
-              </w:rPr>
-            </w:pPr>
-            <w:r>
-              <w:rPr>
-                <w:rFonts w:ascii="Helvetica" w:hAnsi="Helvetica" w:eastAsia="Helvetica" w:cs="Helvetica"/>
-                <w:i w:val="false"/>
-                <w:b w:val="false"/>
-                <w:u w:val="none"/>
-                <w:sz w:val="22"/>
-                <w:szCs w:val="22"/>
-                <w:color w:val="000000"/>
-              </w:rPr>
-              <w:t xml:space="preserve">1725</w:t>
+              <w:jc w:val="left"/>
+              <w:pBdr>
+                <w:bottom w:val="none" w:sz="0" w:space="0" w:color="000000"/>
+                <w:top w:val="none" w:sz="0" w:space="0" w:color="000000"/>
+                <w:left w:val="none" w:sz="0" w:space="0" w:color="000000"/>
+                <w:right w:val="none" w:sz="0" w:space="0" w:color="000000"/>
+              </w:pBdr>
+              <w:spacing w:after="100" w:before="100" w:line="240"/>
+              <w:ind w:left="100" w:right="100" w:firstLine="0" w:firstLineChars="0"/>
+              <w:rPr>
+                <w:rFonts w:ascii="Helvetica" w:hAnsi="Helvetica" w:eastAsia="Helvetica" w:cs="Helvetica"/>
+                <w:i w:val="false"/>
+                <w:b w:val="false"/>
+                <w:u w:val="none"/>
+                <w:sz w:val="22"/>
+                <w:szCs w:val="22"/>
+                <w:color w:val="000000"/>
+              </w:rPr>
+            </w:pPr>
+            <w:r>
+              <w:rPr>
+                <w:rFonts w:ascii="Helvetica" w:hAnsi="Helvetica" w:eastAsia="Helvetica" w:cs="Helvetica"/>
+                <w:i w:val="false"/>
+                <w:b w:val="false"/>
+                <w:u w:val="none"/>
+                <w:sz w:val="22"/>
+                <w:szCs w:val="22"/>
+                <w:color w:val="000000"/>
+              </w:rPr>
+              <w:t xml:space="preserve">1719</w:t>
             </w:r>
           </w:p>
         </w:tc>
@@ -5035,37 +4944,36 @@
           </w:tcPr>
           <w:p>
             <w:pPr>
-              <w:pStyle w:val="Normal"/>
-              <w:jc w:val="left"/>
-              <w:pBdr>
-                <w:bottom w:val="none" w:sz="0" w:space="0" w:color="000000"/>
-                <w:top w:val="none" w:sz="0" w:space="0" w:color="000000"/>
-                <w:left w:val="none" w:sz="0" w:space="0" w:color="000000"/>
-                <w:right w:val="none" w:sz="0" w:space="0" w:color="000000"/>
-              </w:pBdr>
-              <w:spacing w:after="100" w:before="100" w:line="240"/>
-              <w:ind w:left="100" w:right="100" w:firstLine="0" w:firstLineChars="0"/>
-              <w:rPr>
-                <w:rFonts w:ascii="Helvetica" w:hAnsi="Helvetica" w:eastAsia="Helvetica" w:cs="Helvetica"/>
-                <w:i w:val="false"/>
-                <w:b w:val="false"/>
-                <w:u w:val="none"/>
-                <w:sz w:val="22"/>
-                <w:szCs w:val="22"/>
-                <w:color w:val="000000"/>
-              </w:rPr>
-            </w:pPr>
-            <w:r>
-              <w:rPr>
-                <w:rFonts w:ascii="Helvetica" w:hAnsi="Helvetica" w:eastAsia="Helvetica" w:cs="Helvetica"/>
-                <w:i w:val="false"/>
-                <w:b w:val="false"/>
-                <w:u w:val="none"/>
-                <w:sz w:val="22"/>
-                <w:szCs w:val="22"/>
-                <w:color w:val="000000"/>
-              </w:rPr>
-              <w:t xml:space="preserve">1725</w:t>
+              <w:jc w:val="left"/>
+              <w:pBdr>
+                <w:bottom w:val="none" w:sz="0" w:space="0" w:color="000000"/>
+                <w:top w:val="none" w:sz="0" w:space="0" w:color="000000"/>
+                <w:left w:val="none" w:sz="0" w:space="0" w:color="000000"/>
+                <w:right w:val="none" w:sz="0" w:space="0" w:color="000000"/>
+              </w:pBdr>
+              <w:spacing w:after="100" w:before="100" w:line="240"/>
+              <w:ind w:left="100" w:right="100" w:firstLine="0" w:firstLineChars="0"/>
+              <w:rPr>
+                <w:rFonts w:ascii="Helvetica" w:hAnsi="Helvetica" w:eastAsia="Helvetica" w:cs="Helvetica"/>
+                <w:i w:val="false"/>
+                <w:b w:val="false"/>
+                <w:u w:val="none"/>
+                <w:sz w:val="22"/>
+                <w:szCs w:val="22"/>
+                <w:color w:val="000000"/>
+              </w:rPr>
+            </w:pPr>
+            <w:r>
+              <w:rPr>
+                <w:rFonts w:ascii="Helvetica" w:hAnsi="Helvetica" w:eastAsia="Helvetica" w:cs="Helvetica"/>
+                <w:i w:val="false"/>
+                <w:b w:val="false"/>
+                <w:u w:val="none"/>
+                <w:sz w:val="22"/>
+                <w:szCs w:val="22"/>
+                <w:color w:val="000000"/>
+              </w:rPr>
+              <w:t xml:space="preserve">1719</w:t>
             </w:r>
           </w:p>
         </w:tc>
@@ -5094,7 +5002,6 @@
           </w:tcPr>
           <w:p>
             <w:pPr>
-              <w:pStyle w:val="Normal"/>
               <w:jc w:val="left"/>
               <w:pBdr>
                 <w:bottom w:val="none" w:sz="0" w:space="0" w:color="000000"/>
@@ -5147,37 +5054,36 @@
           </w:tcPr>
           <w:p>
             <w:pPr>
-              <w:pStyle w:val="Normal"/>
-              <w:jc w:val="left"/>
-              <w:pBdr>
-                <w:bottom w:val="none" w:sz="0" w:space="0" w:color="000000"/>
-                <w:top w:val="none" w:sz="0" w:space="0" w:color="000000"/>
-                <w:left w:val="none" w:sz="0" w:space="0" w:color="000000"/>
-                <w:right w:val="none" w:sz="0" w:space="0" w:color="000000"/>
-              </w:pBdr>
-              <w:spacing w:after="100" w:before="100" w:line="240"/>
-              <w:ind w:left="100" w:right="100" w:firstLine="0" w:firstLineChars="0"/>
-              <w:rPr>
-                <w:rFonts w:ascii="Helvetica" w:hAnsi="Helvetica" w:eastAsia="Helvetica" w:cs="Helvetica"/>
-                <w:i w:val="false"/>
-                <w:b w:val="false"/>
-                <w:u w:val="none"/>
-                <w:sz w:val="22"/>
-                <w:szCs w:val="22"/>
-                <w:color w:val="000000"/>
-              </w:rPr>
-            </w:pPr>
-            <w:r>
-              <w:rPr>
-                <w:rFonts w:ascii="Helvetica" w:hAnsi="Helvetica" w:eastAsia="Helvetica" w:cs="Helvetica"/>
-                <w:i w:val="false"/>
-                <w:b w:val="false"/>
-                <w:u w:val="none"/>
-                <w:sz w:val="22"/>
-                <w:szCs w:val="22"/>
-                <w:color w:val="000000"/>
-              </w:rPr>
-              <w:t xml:space="preserve">0.21</w:t>
+              <w:jc w:val="left"/>
+              <w:pBdr>
+                <w:bottom w:val="none" w:sz="0" w:space="0" w:color="000000"/>
+                <w:top w:val="none" w:sz="0" w:space="0" w:color="000000"/>
+                <w:left w:val="none" w:sz="0" w:space="0" w:color="000000"/>
+                <w:right w:val="none" w:sz="0" w:space="0" w:color="000000"/>
+              </w:pBdr>
+              <w:spacing w:after="100" w:before="100" w:line="240"/>
+              <w:ind w:left="100" w:right="100" w:firstLine="0" w:firstLineChars="0"/>
+              <w:rPr>
+                <w:rFonts w:ascii="Helvetica" w:hAnsi="Helvetica" w:eastAsia="Helvetica" w:cs="Helvetica"/>
+                <w:i w:val="false"/>
+                <w:b w:val="false"/>
+                <w:u w:val="none"/>
+                <w:sz w:val="22"/>
+                <w:szCs w:val="22"/>
+                <w:color w:val="000000"/>
+              </w:rPr>
+            </w:pPr>
+            <w:r>
+              <w:rPr>
+                <w:rFonts w:ascii="Helvetica" w:hAnsi="Helvetica" w:eastAsia="Helvetica" w:cs="Helvetica"/>
+                <w:i w:val="false"/>
+                <w:b w:val="false"/>
+                <w:u w:val="none"/>
+                <w:sz w:val="22"/>
+                <w:szCs w:val="22"/>
+                <w:color w:val="000000"/>
+              </w:rPr>
+              <w:t xml:space="preserve">0.2</w:t>
             </w:r>
           </w:p>
         </w:tc>
@@ -5200,37 +5106,36 @@
           </w:tcPr>
           <w:p>
             <w:pPr>
-              <w:pStyle w:val="Normal"/>
-              <w:jc w:val="left"/>
-              <w:pBdr>
-                <w:bottom w:val="none" w:sz="0" w:space="0" w:color="000000"/>
-                <w:top w:val="none" w:sz="0" w:space="0" w:color="000000"/>
-                <w:left w:val="none" w:sz="0" w:space="0" w:color="000000"/>
-                <w:right w:val="none" w:sz="0" w:space="0" w:color="000000"/>
-              </w:pBdr>
-              <w:spacing w:after="100" w:before="100" w:line="240"/>
-              <w:ind w:left="100" w:right="100" w:firstLine="0" w:firstLineChars="0"/>
-              <w:rPr>
-                <w:rFonts w:ascii="Helvetica" w:hAnsi="Helvetica" w:eastAsia="Helvetica" w:cs="Helvetica"/>
-                <w:i w:val="false"/>
-                <w:b w:val="false"/>
-                <w:u w:val="none"/>
-                <w:sz w:val="22"/>
-                <w:szCs w:val="22"/>
-                <w:color w:val="000000"/>
-              </w:rPr>
-            </w:pPr>
-            <w:r>
-              <w:rPr>
-                <w:rFonts w:ascii="Helvetica" w:hAnsi="Helvetica" w:eastAsia="Helvetica" w:cs="Helvetica"/>
-                <w:i w:val="false"/>
-                <w:b w:val="false"/>
-                <w:u w:val="none"/>
-                <w:sz w:val="22"/>
-                <w:szCs w:val="22"/>
-                <w:color w:val="000000"/>
-              </w:rPr>
-              <w:t xml:space="preserve">0.183</w:t>
+              <w:jc w:val="left"/>
+              <w:pBdr>
+                <w:bottom w:val="none" w:sz="0" w:space="0" w:color="000000"/>
+                <w:top w:val="none" w:sz="0" w:space="0" w:color="000000"/>
+                <w:left w:val="none" w:sz="0" w:space="0" w:color="000000"/>
+                <w:right w:val="none" w:sz="0" w:space="0" w:color="000000"/>
+              </w:pBdr>
+              <w:spacing w:after="100" w:before="100" w:line="240"/>
+              <w:ind w:left="100" w:right="100" w:firstLine="0" w:firstLineChars="0"/>
+              <w:rPr>
+                <w:rFonts w:ascii="Helvetica" w:hAnsi="Helvetica" w:eastAsia="Helvetica" w:cs="Helvetica"/>
+                <w:i w:val="false"/>
+                <w:b w:val="false"/>
+                <w:u w:val="none"/>
+                <w:sz w:val="22"/>
+                <w:szCs w:val="22"/>
+                <w:color w:val="000000"/>
+              </w:rPr>
+            </w:pPr>
+            <w:r>
+              <w:rPr>
+                <w:rFonts w:ascii="Helvetica" w:hAnsi="Helvetica" w:eastAsia="Helvetica" w:cs="Helvetica"/>
+                <w:i w:val="false"/>
+                <w:b w:val="false"/>
+                <w:u w:val="none"/>
+                <w:sz w:val="22"/>
+                <w:szCs w:val="22"/>
+                <w:color w:val="000000"/>
+              </w:rPr>
+              <w:t xml:space="preserve">0.177</w:t>
             </w:r>
           </w:p>
         </w:tc>
@@ -5253,37 +5158,36 @@
           </w:tcPr>
           <w:p>
             <w:pPr>
-              <w:pStyle w:val="Normal"/>
-              <w:jc w:val="left"/>
-              <w:pBdr>
-                <w:bottom w:val="none" w:sz="0" w:space="0" w:color="000000"/>
-                <w:top w:val="none" w:sz="0" w:space="0" w:color="000000"/>
-                <w:left w:val="none" w:sz="0" w:space="0" w:color="000000"/>
-                <w:right w:val="none" w:sz="0" w:space="0" w:color="000000"/>
-              </w:pBdr>
-              <w:spacing w:after="100" w:before="100" w:line="240"/>
-              <w:ind w:left="100" w:right="100" w:firstLine="0" w:firstLineChars="0"/>
-              <w:rPr>
-                <w:rFonts w:ascii="Helvetica" w:hAnsi="Helvetica" w:eastAsia="Helvetica" w:cs="Helvetica"/>
-                <w:i w:val="false"/>
-                <w:b w:val="false"/>
-                <w:u w:val="none"/>
-                <w:sz w:val="22"/>
-                <w:szCs w:val="22"/>
-                <w:color w:val="000000"/>
-              </w:rPr>
-            </w:pPr>
-            <w:r>
-              <w:rPr>
-                <w:rFonts w:ascii="Helvetica" w:hAnsi="Helvetica" w:eastAsia="Helvetica" w:cs="Helvetica"/>
-                <w:i w:val="false"/>
-                <w:b w:val="false"/>
-                <w:u w:val="none"/>
-                <w:sz w:val="22"/>
-                <w:szCs w:val="22"/>
-                <w:color w:val="000000"/>
-              </w:rPr>
-              <w:t xml:space="preserve">0.229</w:t>
+              <w:jc w:val="left"/>
+              <w:pBdr>
+                <w:bottom w:val="none" w:sz="0" w:space="0" w:color="000000"/>
+                <w:top w:val="none" w:sz="0" w:space="0" w:color="000000"/>
+                <w:left w:val="none" w:sz="0" w:space="0" w:color="000000"/>
+                <w:right w:val="none" w:sz="0" w:space="0" w:color="000000"/>
+              </w:pBdr>
+              <w:spacing w:after="100" w:before="100" w:line="240"/>
+              <w:ind w:left="100" w:right="100" w:firstLine="0" w:firstLineChars="0"/>
+              <w:rPr>
+                <w:rFonts w:ascii="Helvetica" w:hAnsi="Helvetica" w:eastAsia="Helvetica" w:cs="Helvetica"/>
+                <w:i w:val="false"/>
+                <w:b w:val="false"/>
+                <w:u w:val="none"/>
+                <w:sz w:val="22"/>
+                <w:szCs w:val="22"/>
+                <w:color w:val="000000"/>
+              </w:rPr>
+            </w:pPr>
+            <w:r>
+              <w:rPr>
+                <w:rFonts w:ascii="Helvetica" w:hAnsi="Helvetica" w:eastAsia="Helvetica" w:cs="Helvetica"/>
+                <w:i w:val="false"/>
+                <w:b w:val="false"/>
+                <w:u w:val="none"/>
+                <w:sz w:val="22"/>
+                <w:szCs w:val="22"/>
+                <w:color w:val="000000"/>
+              </w:rPr>
+              <w:t xml:space="preserve">0.219</w:t>
             </w:r>
           </w:p>
         </w:tc>
@@ -5306,37 +5210,36 @@
           </w:tcPr>
           <w:p>
             <w:pPr>
-              <w:pStyle w:val="Normal"/>
-              <w:jc w:val="left"/>
-              <w:pBdr>
-                <w:bottom w:val="none" w:sz="0" w:space="0" w:color="000000"/>
-                <w:top w:val="none" w:sz="0" w:space="0" w:color="000000"/>
-                <w:left w:val="none" w:sz="0" w:space="0" w:color="000000"/>
-                <w:right w:val="none" w:sz="0" w:space="0" w:color="000000"/>
-              </w:pBdr>
-              <w:spacing w:after="100" w:before="100" w:line="240"/>
-              <w:ind w:left="100" w:right="100" w:firstLine="0" w:firstLineChars="0"/>
-              <w:rPr>
-                <w:rFonts w:ascii="Helvetica" w:hAnsi="Helvetica" w:eastAsia="Helvetica" w:cs="Helvetica"/>
-                <w:i w:val="false"/>
-                <w:b w:val="false"/>
-                <w:u w:val="none"/>
-                <w:sz w:val="22"/>
-                <w:szCs w:val="22"/>
-                <w:color w:val="000000"/>
-              </w:rPr>
-            </w:pPr>
-            <w:r>
-              <w:rPr>
-                <w:rFonts w:ascii="Helvetica" w:hAnsi="Helvetica" w:eastAsia="Helvetica" w:cs="Helvetica"/>
-                <w:i w:val="false"/>
-                <w:b w:val="false"/>
-                <w:u w:val="none"/>
-                <w:sz w:val="22"/>
-                <w:szCs w:val="22"/>
-                <w:color w:val="000000"/>
-              </w:rPr>
-              <w:t xml:space="preserve">0.233</w:t>
+              <w:jc w:val="left"/>
+              <w:pBdr>
+                <w:bottom w:val="none" w:sz="0" w:space="0" w:color="000000"/>
+                <w:top w:val="none" w:sz="0" w:space="0" w:color="000000"/>
+                <w:left w:val="none" w:sz="0" w:space="0" w:color="000000"/>
+                <w:right w:val="none" w:sz="0" w:space="0" w:color="000000"/>
+              </w:pBdr>
+              <w:spacing w:after="100" w:before="100" w:line="240"/>
+              <w:ind w:left="100" w:right="100" w:firstLine="0" w:firstLineChars="0"/>
+              <w:rPr>
+                <w:rFonts w:ascii="Helvetica" w:hAnsi="Helvetica" w:eastAsia="Helvetica" w:cs="Helvetica"/>
+                <w:i w:val="false"/>
+                <w:b w:val="false"/>
+                <w:u w:val="none"/>
+                <w:sz w:val="22"/>
+                <w:szCs w:val="22"/>
+                <w:color w:val="000000"/>
+              </w:rPr>
+            </w:pPr>
+            <w:r>
+              <w:rPr>
+                <w:rFonts w:ascii="Helvetica" w:hAnsi="Helvetica" w:eastAsia="Helvetica" w:cs="Helvetica"/>
+                <w:i w:val="false"/>
+                <w:b w:val="false"/>
+                <w:u w:val="none"/>
+                <w:sz w:val="22"/>
+                <w:szCs w:val="22"/>
+                <w:color w:val="000000"/>
+              </w:rPr>
+              <w:t xml:space="preserve">0.225</w:t>
             </w:r>
           </w:p>
         </w:tc>
@@ -5366,7 +5269,6 @@
           </w:tcPr>
           <w:p>
             <w:pPr>
-              <w:pStyle w:val="Normal"/>
               <w:jc w:val="left"/>
               <w:pBdr>
                 <w:bottom w:val="none" w:sz="0" w:space="0" w:color="000000"/>
@@ -5402,9 +5304,9 @@
         </w:tc>
       </w:tr>
     </w:tbl>
-    <w:sectPr w:officer="true">
-      <w:pgMar w:header="720" w:bottom="1440" w:top="1440" w:right="1440" w:left="1440" w:footer="720" w:gutter="720"/>
-      <w:pgSz w:h="16848" w:w="11952" w:orient="portrait"/>
+    <w:sectPr>
+      <w:pgMar w:header="708" w:bottom="1417" w:top="1417" w:right="1417" w:left="1417" w:footer="708" w:gutter="0"/>
+      <w:pgSz w:h="16838" w:w="11906" w:orient="portrait"/>
       <w:type w:val="continuous"/>
       <w:cols/>
     </w:sectPr>

--- a/tables/model_table.docx
+++ b/tables/model_table.docx
@@ -4986,6 +4986,538 @@
         <w:tc>
           <w:tcPr>
             <w:tcBorders>
+              <w:bottom w:val="none" w:sz="0" w:space="0" w:color="000000"/>
+              <w:top w:val="none" w:sz="0" w:space="0" w:color="000000"/>
+              <w:left w:val="none" w:sz="0" w:space="0" w:color="000000"/>
+              <w:right w:val="none" w:sz="0" w:space="0" w:color="000000"/>
+            </w:tcBorders>
+            <w:shd w:val="clear" w:color="auto" w:fill="FFFFFF"/>
+            <w:tcMar>
+              <w:top w:w="0" w:type="dxa"/>
+              <w:bottom w:w="0" w:type="dxa"/>
+              <w:left w:w="0" w:type="dxa"/>
+              <w:right w:w="0" w:type="dxa"/>
+            </w:tcMar>
+            <w:vAlign w:val="center"/>
+          </w:tcPr>
+          <w:p>
+            <w:pPr>
+              <w:jc w:val="left"/>
+              <w:pBdr>
+                <w:bottom w:val="none" w:sz="0" w:space="0" w:color="000000"/>
+                <w:top w:val="none" w:sz="0" w:space="0" w:color="000000"/>
+                <w:left w:val="none" w:sz="0" w:space="0" w:color="000000"/>
+                <w:right w:val="none" w:sz="0" w:space="0" w:color="000000"/>
+              </w:pBdr>
+              <w:spacing w:after="100" w:before="100" w:line="240"/>
+              <w:ind w:left="100" w:right="100" w:firstLine="0" w:firstLineChars="0"/>
+              <w:rPr>
+                <w:rFonts w:ascii="Helvetica" w:hAnsi="Helvetica" w:eastAsia="Helvetica" w:cs="Helvetica"/>
+                <w:i w:val="false"/>
+                <w:b w:val="false"/>
+                <w:u w:val="none"/>
+                <w:sz w:val="22"/>
+                <w:szCs w:val="22"/>
+                <w:color w:val="000000"/>
+              </w:rPr>
+            </w:pPr>
+            <w:r>
+              <w:rPr>
+                <w:rFonts w:ascii="Helvetica" w:hAnsi="Helvetica" w:eastAsia="Helvetica" w:cs="Helvetica"/>
+                <w:i w:val="false"/>
+                <w:b w:val="false"/>
+                <w:u w:val="none"/>
+                <w:sz w:val="22"/>
+                <w:szCs w:val="22"/>
+                <w:color w:val="000000"/>
+              </w:rPr>
+              <w:t xml:space="preserve">Pseudo R2</w:t>
+            </w:r>
+          </w:p>
+        </w:tc>
+        <w:tc>
+          <w:tcPr>
+            <w:tcBorders>
+              <w:bottom w:val="none" w:sz="0" w:space="0" w:color="000000"/>
+              <w:top w:val="none" w:sz="0" w:space="0" w:color="000000"/>
+              <w:left w:val="none" w:sz="0" w:space="0" w:color="000000"/>
+              <w:right w:val="none" w:sz="0" w:space="0" w:color="000000"/>
+            </w:tcBorders>
+            <w:shd w:val="clear" w:color="auto" w:fill="FFFFFF"/>
+            <w:tcMar>
+              <w:top w:w="0" w:type="dxa"/>
+              <w:bottom w:w="0" w:type="dxa"/>
+              <w:left w:w="0" w:type="dxa"/>
+              <w:right w:w="0" w:type="dxa"/>
+            </w:tcMar>
+            <w:vAlign w:val="center"/>
+          </w:tcPr>
+          <w:p>
+            <w:pPr>
+              <w:jc w:val="left"/>
+              <w:pBdr>
+                <w:bottom w:val="none" w:sz="0" w:space="0" w:color="000000"/>
+                <w:top w:val="none" w:sz="0" w:space="0" w:color="000000"/>
+                <w:left w:val="none" w:sz="0" w:space="0" w:color="000000"/>
+                <w:right w:val="none" w:sz="0" w:space="0" w:color="000000"/>
+              </w:pBdr>
+              <w:spacing w:after="100" w:before="100" w:line="240"/>
+              <w:ind w:left="100" w:right="100" w:firstLine="0" w:firstLineChars="0"/>
+              <w:rPr>
+                <w:rFonts w:ascii="Helvetica" w:hAnsi="Helvetica" w:eastAsia="Helvetica" w:cs="Helvetica"/>
+                <w:i w:val="false"/>
+                <w:b w:val="false"/>
+                <w:u w:val="none"/>
+                <w:sz w:val="22"/>
+                <w:szCs w:val="22"/>
+                <w:color w:val="000000"/>
+              </w:rPr>
+            </w:pPr>
+            <w:r>
+              <w:rPr>
+                <w:rFonts w:ascii="Helvetica" w:hAnsi="Helvetica" w:eastAsia="Helvetica" w:cs="Helvetica"/>
+                <w:i w:val="false"/>
+                <w:b w:val="false"/>
+                <w:u w:val="none"/>
+                <w:sz w:val="22"/>
+                <w:szCs w:val="22"/>
+                <w:color w:val="000000"/>
+              </w:rPr>
+              <w:t xml:space="preserve">0.2</w:t>
+            </w:r>
+          </w:p>
+        </w:tc>
+        <w:tc>
+          <w:tcPr>
+            <w:tcBorders>
+              <w:bottom w:val="none" w:sz="0" w:space="0" w:color="000000"/>
+              <w:top w:val="none" w:sz="0" w:space="0" w:color="000000"/>
+              <w:left w:val="none" w:sz="0" w:space="0" w:color="000000"/>
+              <w:right w:val="none" w:sz="0" w:space="0" w:color="000000"/>
+            </w:tcBorders>
+            <w:shd w:val="clear" w:color="auto" w:fill="FFFFFF"/>
+            <w:tcMar>
+              <w:top w:w="0" w:type="dxa"/>
+              <w:bottom w:w="0" w:type="dxa"/>
+              <w:left w:w="0" w:type="dxa"/>
+              <w:right w:w="0" w:type="dxa"/>
+            </w:tcMar>
+            <w:vAlign w:val="center"/>
+          </w:tcPr>
+          <w:p>
+            <w:pPr>
+              <w:jc w:val="left"/>
+              <w:pBdr>
+                <w:bottom w:val="none" w:sz="0" w:space="0" w:color="000000"/>
+                <w:top w:val="none" w:sz="0" w:space="0" w:color="000000"/>
+                <w:left w:val="none" w:sz="0" w:space="0" w:color="000000"/>
+                <w:right w:val="none" w:sz="0" w:space="0" w:color="000000"/>
+              </w:pBdr>
+              <w:spacing w:after="100" w:before="100" w:line="240"/>
+              <w:ind w:left="100" w:right="100" w:firstLine="0" w:firstLineChars="0"/>
+              <w:rPr>
+                <w:rFonts w:ascii="Helvetica" w:hAnsi="Helvetica" w:eastAsia="Helvetica" w:cs="Helvetica"/>
+                <w:i w:val="false"/>
+                <w:b w:val="false"/>
+                <w:u w:val="none"/>
+                <w:sz w:val="22"/>
+                <w:szCs w:val="22"/>
+                <w:color w:val="000000"/>
+              </w:rPr>
+            </w:pPr>
+            <w:r>
+              <w:rPr>
+                <w:rFonts w:ascii="Helvetica" w:hAnsi="Helvetica" w:eastAsia="Helvetica" w:cs="Helvetica"/>
+                <w:i w:val="false"/>
+                <w:b w:val="false"/>
+                <w:u w:val="none"/>
+                <w:sz w:val="22"/>
+                <w:szCs w:val="22"/>
+                <w:color w:val="000000"/>
+              </w:rPr>
+              <w:t xml:space="preserve">0.177</w:t>
+            </w:r>
+          </w:p>
+        </w:tc>
+        <w:tc>
+          <w:tcPr>
+            <w:tcBorders>
+              <w:bottom w:val="none" w:sz="0" w:space="0" w:color="000000"/>
+              <w:top w:val="none" w:sz="0" w:space="0" w:color="000000"/>
+              <w:left w:val="none" w:sz="0" w:space="0" w:color="000000"/>
+              <w:right w:val="none" w:sz="0" w:space="0" w:color="000000"/>
+            </w:tcBorders>
+            <w:shd w:val="clear" w:color="auto" w:fill="FFFFFF"/>
+            <w:tcMar>
+              <w:top w:w="0" w:type="dxa"/>
+              <w:bottom w:w="0" w:type="dxa"/>
+              <w:left w:w="0" w:type="dxa"/>
+              <w:right w:w="0" w:type="dxa"/>
+            </w:tcMar>
+            <w:vAlign w:val="center"/>
+          </w:tcPr>
+          <w:p>
+            <w:pPr>
+              <w:jc w:val="left"/>
+              <w:pBdr>
+                <w:bottom w:val="none" w:sz="0" w:space="0" w:color="000000"/>
+                <w:top w:val="none" w:sz="0" w:space="0" w:color="000000"/>
+                <w:left w:val="none" w:sz="0" w:space="0" w:color="000000"/>
+                <w:right w:val="none" w:sz="0" w:space="0" w:color="000000"/>
+              </w:pBdr>
+              <w:spacing w:after="100" w:before="100" w:line="240"/>
+              <w:ind w:left="100" w:right="100" w:firstLine="0" w:firstLineChars="0"/>
+              <w:rPr>
+                <w:rFonts w:ascii="Helvetica" w:hAnsi="Helvetica" w:eastAsia="Helvetica" w:cs="Helvetica"/>
+                <w:i w:val="false"/>
+                <w:b w:val="false"/>
+                <w:u w:val="none"/>
+                <w:sz w:val="22"/>
+                <w:szCs w:val="22"/>
+                <w:color w:val="000000"/>
+              </w:rPr>
+            </w:pPr>
+            <w:r>
+              <w:rPr>
+                <w:rFonts w:ascii="Helvetica" w:hAnsi="Helvetica" w:eastAsia="Helvetica" w:cs="Helvetica"/>
+                <w:i w:val="false"/>
+                <w:b w:val="false"/>
+                <w:u w:val="none"/>
+                <w:sz w:val="22"/>
+                <w:szCs w:val="22"/>
+                <w:color w:val="000000"/>
+              </w:rPr>
+              <w:t xml:space="preserve">0.219</w:t>
+            </w:r>
+          </w:p>
+        </w:tc>
+        <w:tc>
+          <w:tcPr>
+            <w:tcBorders>
+              <w:bottom w:val="none" w:sz="0" w:space="0" w:color="000000"/>
+              <w:top w:val="none" w:sz="0" w:space="0" w:color="000000"/>
+              <w:left w:val="none" w:sz="0" w:space="0" w:color="000000"/>
+              <w:right w:val="none" w:sz="0" w:space="0" w:color="000000"/>
+            </w:tcBorders>
+            <w:shd w:val="clear" w:color="auto" w:fill="FFFFFF"/>
+            <w:tcMar>
+              <w:top w:w="0" w:type="dxa"/>
+              <w:bottom w:w="0" w:type="dxa"/>
+              <w:left w:w="0" w:type="dxa"/>
+              <w:right w:w="0" w:type="dxa"/>
+            </w:tcMar>
+            <w:vAlign w:val="center"/>
+          </w:tcPr>
+          <w:p>
+            <w:pPr>
+              <w:jc w:val="left"/>
+              <w:pBdr>
+                <w:bottom w:val="none" w:sz="0" w:space="0" w:color="000000"/>
+                <w:top w:val="none" w:sz="0" w:space="0" w:color="000000"/>
+                <w:left w:val="none" w:sz="0" w:space="0" w:color="000000"/>
+                <w:right w:val="none" w:sz="0" w:space="0" w:color="000000"/>
+              </w:pBdr>
+              <w:spacing w:after="100" w:before="100" w:line="240"/>
+              <w:ind w:left="100" w:right="100" w:firstLine="0" w:firstLineChars="0"/>
+              <w:rPr>
+                <w:rFonts w:ascii="Helvetica" w:hAnsi="Helvetica" w:eastAsia="Helvetica" w:cs="Helvetica"/>
+                <w:i w:val="false"/>
+                <w:b w:val="false"/>
+                <w:u w:val="none"/>
+                <w:sz w:val="22"/>
+                <w:szCs w:val="22"/>
+                <w:color w:val="000000"/>
+              </w:rPr>
+            </w:pPr>
+            <w:r>
+              <w:rPr>
+                <w:rFonts w:ascii="Helvetica" w:hAnsi="Helvetica" w:eastAsia="Helvetica" w:cs="Helvetica"/>
+                <w:i w:val="false"/>
+                <w:b w:val="false"/>
+                <w:u w:val="none"/>
+                <w:sz w:val="22"/>
+                <w:szCs w:val="22"/>
+                <w:color w:val="000000"/>
+              </w:rPr>
+              <w:t xml:space="preserve">0.225</w:t>
+            </w:r>
+          </w:p>
+        </w:tc>
+      </w:tr>
+      <w:tr>
+        <w:trPr>
+          <w:trHeight w:val="0" w:hRule="auto"/>
+        </w:trPr>
+        body21
+        <w:tc>
+          <w:tcPr>
+            <w:tcBorders>
+              <w:bottom w:val="none" w:sz="0" w:space="0" w:color="000000"/>
+              <w:top w:val="none" w:sz="0" w:space="0" w:color="000000"/>
+              <w:left w:val="none" w:sz="0" w:space="0" w:color="000000"/>
+              <w:right w:val="none" w:sz="0" w:space="0" w:color="000000"/>
+            </w:tcBorders>
+            <w:shd w:val="clear" w:color="auto" w:fill="FFFFFF"/>
+            <w:tcMar>
+              <w:top w:w="0" w:type="dxa"/>
+              <w:bottom w:w="0" w:type="dxa"/>
+              <w:left w:w="0" w:type="dxa"/>
+              <w:right w:w="0" w:type="dxa"/>
+            </w:tcMar>
+            <w:vAlign w:val="center"/>
+          </w:tcPr>
+          <w:p>
+            <w:pPr>
+              <w:jc w:val="left"/>
+              <w:pBdr>
+                <w:bottom w:val="none" w:sz="0" w:space="0" w:color="000000"/>
+                <w:top w:val="none" w:sz="0" w:space="0" w:color="000000"/>
+                <w:left w:val="none" w:sz="0" w:space="0" w:color="000000"/>
+                <w:right w:val="none" w:sz="0" w:space="0" w:color="000000"/>
+              </w:pBdr>
+              <w:spacing w:after="100" w:before="100" w:line="240"/>
+              <w:ind w:left="100" w:right="100" w:firstLine="0" w:firstLineChars="0"/>
+              <w:rPr>
+                <w:rFonts w:ascii="Helvetica" w:hAnsi="Helvetica" w:eastAsia="Helvetica" w:cs="Helvetica"/>
+                <w:i w:val="false"/>
+                <w:b w:val="false"/>
+                <w:u w:val="none"/>
+                <w:sz w:val="22"/>
+                <w:szCs w:val="22"/>
+                <w:color w:val="000000"/>
+              </w:rPr>
+            </w:pPr>
+            <w:r>
+              <w:rPr>
+                <w:rFonts w:ascii="Helvetica" w:hAnsi="Helvetica" w:eastAsia="Helvetica" w:cs="Helvetica"/>
+                <w:i w:val="false"/>
+                <w:b w:val="false"/>
+                <w:u w:val="none"/>
+                <w:sz w:val="22"/>
+                <w:szCs w:val="22"/>
+                <w:color w:val="000000"/>
+              </w:rPr>
+              <w:t xml:space="preserve">Log-likelihood</w:t>
+            </w:r>
+          </w:p>
+        </w:tc>
+        <w:tc>
+          <w:tcPr>
+            <w:tcBorders>
+              <w:bottom w:val="none" w:sz="0" w:space="0" w:color="000000"/>
+              <w:top w:val="none" w:sz="0" w:space="0" w:color="000000"/>
+              <w:left w:val="none" w:sz="0" w:space="0" w:color="000000"/>
+              <w:right w:val="none" w:sz="0" w:space="0" w:color="000000"/>
+            </w:tcBorders>
+            <w:shd w:val="clear" w:color="auto" w:fill="FFFFFF"/>
+            <w:tcMar>
+              <w:top w:w="0" w:type="dxa"/>
+              <w:bottom w:w="0" w:type="dxa"/>
+              <w:left w:w="0" w:type="dxa"/>
+              <w:right w:w="0" w:type="dxa"/>
+            </w:tcMar>
+            <w:vAlign w:val="center"/>
+          </w:tcPr>
+          <w:p>
+            <w:pPr>
+              <w:jc w:val="left"/>
+              <w:pBdr>
+                <w:bottom w:val="none" w:sz="0" w:space="0" w:color="000000"/>
+                <w:top w:val="none" w:sz="0" w:space="0" w:color="000000"/>
+                <w:left w:val="none" w:sz="0" w:space="0" w:color="000000"/>
+                <w:right w:val="none" w:sz="0" w:space="0" w:color="000000"/>
+              </w:pBdr>
+              <w:spacing w:after="100" w:before="100" w:line="240"/>
+              <w:ind w:left="100" w:right="100" w:firstLine="0" w:firstLineChars="0"/>
+              <w:rPr>
+                <w:rFonts w:ascii="Helvetica" w:hAnsi="Helvetica" w:eastAsia="Helvetica" w:cs="Helvetica"/>
+                <w:i w:val="false"/>
+                <w:b w:val="false"/>
+                <w:u w:val="none"/>
+                <w:sz w:val="22"/>
+                <w:szCs w:val="22"/>
+                <w:color w:val="000000"/>
+              </w:rPr>
+            </w:pPr>
+            <w:r>
+              <w:rPr>
+                <w:rFonts w:ascii="Helvetica" w:hAnsi="Helvetica" w:eastAsia="Helvetica" w:cs="Helvetica"/>
+                <w:i w:val="false"/>
+                <w:b w:val="false"/>
+                <w:u w:val="none"/>
+                <w:sz w:val="22"/>
+                <w:szCs w:val="22"/>
+                <w:color w:val="000000"/>
+              </w:rPr>
+              <w:t xml:space="preserve">2922</w:t>
+            </w:r>
+          </w:p>
+        </w:tc>
+        <w:tc>
+          <w:tcPr>
+            <w:tcBorders>
+              <w:bottom w:val="none" w:sz="0" w:space="0" w:color="000000"/>
+              <w:top w:val="none" w:sz="0" w:space="0" w:color="000000"/>
+              <w:left w:val="none" w:sz="0" w:space="0" w:color="000000"/>
+              <w:right w:val="none" w:sz="0" w:space="0" w:color="000000"/>
+            </w:tcBorders>
+            <w:shd w:val="clear" w:color="auto" w:fill="FFFFFF"/>
+            <w:tcMar>
+              <w:top w:w="0" w:type="dxa"/>
+              <w:bottom w:w="0" w:type="dxa"/>
+              <w:left w:w="0" w:type="dxa"/>
+              <w:right w:w="0" w:type="dxa"/>
+            </w:tcMar>
+            <w:vAlign w:val="center"/>
+          </w:tcPr>
+          <w:p>
+            <w:pPr>
+              <w:jc w:val="left"/>
+              <w:pBdr>
+                <w:bottom w:val="none" w:sz="0" w:space="0" w:color="000000"/>
+                <w:top w:val="none" w:sz="0" w:space="0" w:color="000000"/>
+                <w:left w:val="none" w:sz="0" w:space="0" w:color="000000"/>
+                <w:right w:val="none" w:sz="0" w:space="0" w:color="000000"/>
+              </w:pBdr>
+              <w:spacing w:after="100" w:before="100" w:line="240"/>
+              <w:ind w:left="100" w:right="100" w:firstLine="0" w:firstLineChars="0"/>
+              <w:rPr>
+                <w:rFonts w:ascii="Helvetica" w:hAnsi="Helvetica" w:eastAsia="Helvetica" w:cs="Helvetica"/>
+                <w:i w:val="false"/>
+                <w:b w:val="false"/>
+                <w:u w:val="none"/>
+                <w:sz w:val="22"/>
+                <w:szCs w:val="22"/>
+                <w:color w:val="000000"/>
+              </w:rPr>
+            </w:pPr>
+            <w:r>
+              <w:rPr>
+                <w:rFonts w:ascii="Helvetica" w:hAnsi="Helvetica" w:eastAsia="Helvetica" w:cs="Helvetica"/>
+                <w:i w:val="false"/>
+                <w:b w:val="false"/>
+                <w:u w:val="none"/>
+                <w:sz w:val="22"/>
+                <w:szCs w:val="22"/>
+                <w:color w:val="000000"/>
+              </w:rPr>
+              <w:t xml:space="preserve">2911</w:t>
+            </w:r>
+          </w:p>
+        </w:tc>
+        <w:tc>
+          <w:tcPr>
+            <w:tcBorders>
+              <w:bottom w:val="none" w:sz="0" w:space="0" w:color="000000"/>
+              <w:top w:val="none" w:sz="0" w:space="0" w:color="000000"/>
+              <w:left w:val="none" w:sz="0" w:space="0" w:color="000000"/>
+              <w:right w:val="none" w:sz="0" w:space="0" w:color="000000"/>
+            </w:tcBorders>
+            <w:shd w:val="clear" w:color="auto" w:fill="FFFFFF"/>
+            <w:tcMar>
+              <w:top w:w="0" w:type="dxa"/>
+              <w:bottom w:w="0" w:type="dxa"/>
+              <w:left w:w="0" w:type="dxa"/>
+              <w:right w:w="0" w:type="dxa"/>
+            </w:tcMar>
+            <w:vAlign w:val="center"/>
+          </w:tcPr>
+          <w:p>
+            <w:pPr>
+              <w:jc w:val="left"/>
+              <w:pBdr>
+                <w:bottom w:val="none" w:sz="0" w:space="0" w:color="000000"/>
+                <w:top w:val="none" w:sz="0" w:space="0" w:color="000000"/>
+                <w:left w:val="none" w:sz="0" w:space="0" w:color="000000"/>
+                <w:right w:val="none" w:sz="0" w:space="0" w:color="000000"/>
+              </w:pBdr>
+              <w:spacing w:after="100" w:before="100" w:line="240"/>
+              <w:ind w:left="100" w:right="100" w:firstLine="0" w:firstLineChars="0"/>
+              <w:rPr>
+                <w:rFonts w:ascii="Helvetica" w:hAnsi="Helvetica" w:eastAsia="Helvetica" w:cs="Helvetica"/>
+                <w:i w:val="false"/>
+                <w:b w:val="false"/>
+                <w:u w:val="none"/>
+                <w:sz w:val="22"/>
+                <w:szCs w:val="22"/>
+                <w:color w:val="000000"/>
+              </w:rPr>
+            </w:pPr>
+            <w:r>
+              <w:rPr>
+                <w:rFonts w:ascii="Helvetica" w:hAnsi="Helvetica" w:eastAsia="Helvetica" w:cs="Helvetica"/>
+                <w:i w:val="false"/>
+                <w:b w:val="false"/>
+                <w:u w:val="none"/>
+                <w:sz w:val="22"/>
+                <w:szCs w:val="22"/>
+                <w:color w:val="000000"/>
+              </w:rPr>
+              <w:t xml:space="preserve">2938</w:t>
+            </w:r>
+          </w:p>
+        </w:tc>
+        <w:tc>
+          <w:tcPr>
+            <w:tcBorders>
+              <w:bottom w:val="none" w:sz="0" w:space="0" w:color="000000"/>
+              <w:top w:val="none" w:sz="0" w:space="0" w:color="000000"/>
+              <w:left w:val="none" w:sz="0" w:space="0" w:color="000000"/>
+              <w:right w:val="none" w:sz="0" w:space="0" w:color="000000"/>
+            </w:tcBorders>
+            <w:shd w:val="clear" w:color="auto" w:fill="FFFFFF"/>
+            <w:tcMar>
+              <w:top w:w="0" w:type="dxa"/>
+              <w:bottom w:w="0" w:type="dxa"/>
+              <w:left w:w="0" w:type="dxa"/>
+              <w:right w:w="0" w:type="dxa"/>
+            </w:tcMar>
+            <w:vAlign w:val="center"/>
+          </w:tcPr>
+          <w:p>
+            <w:pPr>
+              <w:jc w:val="left"/>
+              <w:pBdr>
+                <w:bottom w:val="none" w:sz="0" w:space="0" w:color="000000"/>
+                <w:top w:val="none" w:sz="0" w:space="0" w:color="000000"/>
+                <w:left w:val="none" w:sz="0" w:space="0" w:color="000000"/>
+                <w:right w:val="none" w:sz="0" w:space="0" w:color="000000"/>
+              </w:pBdr>
+              <w:spacing w:after="100" w:before="100" w:line="240"/>
+              <w:ind w:left="100" w:right="100" w:firstLine="0" w:firstLineChars="0"/>
+              <w:rPr>
+                <w:rFonts w:ascii="Helvetica" w:hAnsi="Helvetica" w:eastAsia="Helvetica" w:cs="Helvetica"/>
+                <w:i w:val="false"/>
+                <w:b w:val="false"/>
+                <w:u w:val="none"/>
+                <w:sz w:val="22"/>
+                <w:szCs w:val="22"/>
+                <w:color w:val="000000"/>
+              </w:rPr>
+            </w:pPr>
+            <w:r>
+              <w:rPr>
+                <w:rFonts w:ascii="Helvetica" w:hAnsi="Helvetica" w:eastAsia="Helvetica" w:cs="Helvetica"/>
+                <w:i w:val="false"/>
+                <w:b w:val="false"/>
+                <w:u w:val="none"/>
+                <w:sz w:val="22"/>
+                <w:szCs w:val="22"/>
+                <w:color w:val="000000"/>
+              </w:rPr>
+              <w:t xml:space="preserve">2944</w:t>
+            </w:r>
+          </w:p>
+        </w:tc>
+      </w:tr>
+      <w:tr>
+        <w:trPr>
+          <w:trHeight w:val="0" w:hRule="auto"/>
+        </w:trPr>
+        body22
+        <w:tc>
+          <w:tcPr>
+            <w:tcBorders>
               <w:bottom w:val="single" w:sz="12" w:space="0" w:color="666666"/>
               <w:top w:val="none" w:sz="0" w:space="0" w:color="000000"/>
               <w:left w:val="none" w:sz="0" w:space="0" w:color="000000"/>
@@ -5031,7 +5563,7 @@
                 <w:szCs w:val="22"/>
                 <w:color w:val="000000"/>
               </w:rPr>
-              <w:t xml:space="preserve">R2</w:t>
+              <w:t xml:space="preserve">BIC</w:t>
             </w:r>
           </w:p>
         </w:tc>
@@ -5083,7 +5615,7 @@
                 <w:szCs w:val="22"/>
                 <w:color w:val="000000"/>
               </w:rPr>
-              <w:t xml:space="preserve">0.2</w:t>
+              <w:t xml:space="preserve">-5733</w:t>
             </w:r>
           </w:p>
         </w:tc>
@@ -5135,7 +5667,7 @@
                 <w:szCs w:val="22"/>
                 <w:color w:val="000000"/>
               </w:rPr>
-              <w:t xml:space="preserve">0.177</w:t>
+              <w:t xml:space="preserve">-5710</w:t>
             </w:r>
           </w:p>
         </w:tc>
@@ -5187,7 +5719,7 @@
                 <w:szCs w:val="22"/>
                 <w:color w:val="000000"/>
               </w:rPr>
-              <w:t xml:space="preserve">0.219</w:t>
+              <w:t xml:space="preserve">-5757</w:t>
             </w:r>
           </w:p>
         </w:tc>
@@ -5239,7 +5771,7 @@
                 <w:szCs w:val="22"/>
                 <w:color w:val="000000"/>
               </w:rPr>
-              <w:t xml:space="preserve">0.225</w:t>
+              <w:t xml:space="preserve">-5761</w:t>
             </w:r>
           </w:p>
         </w:tc>
